--- a/docs/方案验证与评价指标.docx
+++ b/docs/方案验证与评价指标.docx
@@ -138,20 +138,6 @@
     </w:p>
     <w:p>
       <w:pPr>
-        <w:spacing w:line="360" w:lineRule="auto" w:after="0"/>
-        <w:ind w:firstLine="480"/>
-      </w:pPr>
-      <w:r>
-        <w:rPr>
-          <w:rFonts w:ascii="宋体" w:hAnsi="宋体" w:eastAsia="宋体"/>
-          <w:b w:val="0"/>
-          <w:sz w:val="24"/>
-        </w:rPr>
-        <w:t>---</w:t>
-      </w:r>
-    </w:p>
-    <w:p>
-      <w:pPr>
         <w:spacing w:before="240" w:after="120" w:line="360" w:lineRule="auto"/>
       </w:pPr>
       <w:r>
@@ -163,645 +149,2175 @@
         <w:t>一、指标总览</w:t>
       </w:r>
     </w:p>
+    <w:tbl>
+      <w:tblPr>
+        <w:tblStyle w:val="TableGrid"/>
+        <w:tblW w:type="auto" w:w="0"/>
+        <w:tblLayout w:type="autofit"/>
+        <w:tblLook w:firstColumn="1" w:firstRow="1" w:lastColumn="0" w:lastRow="0" w:noHBand="0" w:noVBand="1" w:val="04A0"/>
+      </w:tblPr>
+      <w:tblGrid>
+        <w:gridCol w:w="1805"/>
+        <w:gridCol w:w="1805"/>
+        <w:gridCol w:w="1805"/>
+        <w:gridCol w:w="1805"/>
+        <w:gridCol w:w="1805"/>
+      </w:tblGrid>
+      <w:tr>
+        <w:tc>
+          <w:tcPr>
+            <w:tcW w:type="dxa" w:w="1805"/>
+          </w:tcPr>
+          <w:p>
+            <w:pPr>
+              <w:spacing w:after="0" w:line="240" w:lineRule="auto"/>
+            </w:pPr>
+            <w:r/>
+            <w:r>
+              <w:rPr>
+                <w:rFonts w:ascii="宋体" w:hAnsi="宋体" w:eastAsia="宋体"/>
+                <w:b/>
+                <w:sz w:val="21"/>
+              </w:rPr>
+              <w:t>类别</w:t>
+            </w:r>
+          </w:p>
+        </w:tc>
+        <w:tc>
+          <w:tcPr>
+            <w:tcW w:type="dxa" w:w="1805"/>
+          </w:tcPr>
+          <w:p>
+            <w:pPr>
+              <w:spacing w:after="0" w:line="240" w:lineRule="auto"/>
+            </w:pPr>
+            <w:r/>
+            <w:r>
+              <w:rPr>
+                <w:rFonts w:ascii="宋体" w:hAnsi="宋体" w:eastAsia="宋体"/>
+                <w:b/>
+                <w:sz w:val="21"/>
+              </w:rPr>
+              <w:t>指标</w:t>
+            </w:r>
+          </w:p>
+        </w:tc>
+        <w:tc>
+          <w:tcPr>
+            <w:tcW w:type="dxa" w:w="1805"/>
+          </w:tcPr>
+          <w:p>
+            <w:pPr>
+              <w:spacing w:after="0" w:line="240" w:lineRule="auto"/>
+            </w:pPr>
+            <w:r/>
+            <w:r>
+              <w:rPr>
+                <w:rFonts w:ascii="宋体" w:hAnsi="宋体" w:eastAsia="宋体"/>
+                <w:b/>
+                <w:sz w:val="21"/>
+              </w:rPr>
+              <w:t>定义</w:t>
+            </w:r>
+          </w:p>
+        </w:tc>
+        <w:tc>
+          <w:tcPr>
+            <w:tcW w:type="dxa" w:w="1805"/>
+          </w:tcPr>
+          <w:p>
+            <w:pPr>
+              <w:spacing w:after="0" w:line="240" w:lineRule="auto"/>
+            </w:pPr>
+            <w:r/>
+            <w:r>
+              <w:rPr>
+                <w:rFonts w:ascii="宋体" w:hAnsi="宋体" w:eastAsia="宋体"/>
+                <w:b/>
+                <w:sz w:val="21"/>
+              </w:rPr>
+              <w:t>阈值</w:t>
+            </w:r>
+          </w:p>
+        </w:tc>
+        <w:tc>
+          <w:tcPr>
+            <w:tcW w:type="dxa" w:w="1805"/>
+          </w:tcPr>
+          <w:p>
+            <w:pPr>
+              <w:spacing w:after="0" w:line="240" w:lineRule="auto"/>
+            </w:pPr>
+            <w:r/>
+            <w:r>
+              <w:rPr>
+                <w:rFonts w:ascii="宋体" w:hAnsi="宋体" w:eastAsia="宋体"/>
+                <w:b/>
+                <w:sz w:val="21"/>
+              </w:rPr>
+              <w:t>当前实测</w:t>
+            </w:r>
+          </w:p>
+        </w:tc>
+      </w:tr>
+      <w:tr>
+        <w:tc>
+          <w:tcPr>
+            <w:tcW w:type="dxa" w:w="1805"/>
+          </w:tcPr>
+          <w:p>
+            <w:pPr>
+              <w:spacing w:after="0" w:line="240" w:lineRule="auto"/>
+            </w:pPr>
+            <w:r/>
+            <w:r>
+              <w:rPr>
+                <w:rFonts w:ascii="宋体" w:hAnsi="宋体" w:eastAsia="宋体"/>
+                <w:b w:val="0"/>
+                <w:sz w:val="21"/>
+              </w:rPr>
+              <w:t>检索质量</w:t>
+            </w:r>
+          </w:p>
+        </w:tc>
+        <w:tc>
+          <w:tcPr>
+            <w:tcW w:type="dxa" w:w="1805"/>
+          </w:tcPr>
+          <w:p>
+            <w:pPr>
+              <w:spacing w:after="0" w:line="240" w:lineRule="auto"/>
+            </w:pPr>
+            <w:r/>
+            <w:r>
+              <w:rPr>
+                <w:rFonts w:ascii="宋体" w:hAnsi="宋体" w:eastAsia="宋体"/>
+                <w:b w:val="0"/>
+                <w:sz w:val="21"/>
+              </w:rPr>
+              <w:t>金标准召回</w:t>
+            </w:r>
+          </w:p>
+        </w:tc>
+        <w:tc>
+          <w:tcPr>
+            <w:tcW w:type="dxa" w:w="1805"/>
+          </w:tcPr>
+          <w:p>
+            <w:pPr>
+              <w:spacing w:after="0" w:line="240" w:lineRule="auto"/>
+            </w:pPr>
+            <w:r/>
+            <w:r>
+              <w:rPr>
+                <w:rFonts w:ascii="宋体" w:hAnsi="宋体" w:eastAsia="宋体"/>
+                <w:b w:val="0"/>
+                <w:sz w:val="21"/>
+              </w:rPr>
+              <w:t>recall@5：期望文档出现在前 5 个文档中的比例（按源文档去重）</w:t>
+            </w:r>
+          </w:p>
+        </w:tc>
+        <w:tc>
+          <w:tcPr>
+            <w:tcW w:type="dxa" w:w="1805"/>
+          </w:tcPr>
+          <w:p>
+            <w:pPr>
+              <w:spacing w:after="0" w:line="240" w:lineRule="auto"/>
+            </w:pPr>
+            <w:r/>
+            <w:r>
+              <w:rPr>
+                <w:rFonts w:ascii="宋体" w:hAnsi="宋体" w:eastAsia="宋体"/>
+                <w:b w:val="0"/>
+                <w:sz w:val="21"/>
+              </w:rPr>
+              <w:t>达标线：每用例达到其 minRecallAt5，总体 100%</w:t>
+            </w:r>
+          </w:p>
+        </w:tc>
+        <w:tc>
+          <w:tcPr>
+            <w:tcW w:type="dxa" w:w="1805"/>
+          </w:tcPr>
+          <w:p>
+            <w:pPr>
+              <w:spacing w:after="0" w:line="240" w:lineRule="auto"/>
+            </w:pPr>
+            <w:r/>
+            <w:r>
+              <w:rPr>
+                <w:rFonts w:ascii="宋体" w:hAnsi="宋体" w:eastAsia="宋体"/>
+                <w:b/>
+                <w:sz w:val="21"/>
+              </w:rPr>
+              <w:t>38/38（100%）</w:t>
+            </w:r>
+          </w:p>
+        </w:tc>
+      </w:tr>
+      <w:tr>
+        <w:tc>
+          <w:tcPr>
+            <w:tcW w:type="dxa" w:w="1805"/>
+          </w:tcPr>
+          <w:p>
+            <w:pPr>
+              <w:spacing w:after="0" w:line="240" w:lineRule="auto"/>
+            </w:pPr>
+            <w:r/>
+            <w:r>
+              <w:rPr>
+                <w:rFonts w:ascii="宋体" w:hAnsi="宋体" w:eastAsia="宋体"/>
+                <w:b w:val="0"/>
+                <w:sz w:val="21"/>
+              </w:rPr>
+              <w:t>检索质量</w:t>
+            </w:r>
+          </w:p>
+        </w:tc>
+        <w:tc>
+          <w:tcPr>
+            <w:tcW w:type="dxa" w:w="1805"/>
+          </w:tcPr>
+          <w:p>
+            <w:pPr>
+              <w:spacing w:after="0" w:line="240" w:lineRule="auto"/>
+            </w:pPr>
+            <w:r/>
+            <w:r>
+              <w:rPr>
+                <w:rFonts w:ascii="宋体" w:hAnsi="宋体" w:eastAsia="宋体"/>
+                <w:b w:val="0"/>
+                <w:sz w:val="21"/>
+              </w:rPr>
+              <w:t>证据多样性（去重率）</w:t>
+            </w:r>
+          </w:p>
+        </w:tc>
+        <w:tc>
+          <w:tcPr>
+            <w:tcW w:type="dxa" w:w="1805"/>
+          </w:tcPr>
+          <w:p>
+            <w:pPr>
+              <w:spacing w:after="0" w:line="240" w:lineRule="auto"/>
+            </w:pPr>
+            <w:r/>
+            <w:r>
+              <w:rPr>
+                <w:rFonts w:ascii="宋体" w:hAnsi="宋体" w:eastAsia="宋体"/>
+                <w:b w:val="0"/>
+                <w:sz w:val="21"/>
+              </w:rPr>
+              <w:t>5 候选 × 3 条证据共 15 个槽位中，去重后不同知识块数</w:t>
+            </w:r>
+          </w:p>
+        </w:tc>
+        <w:tc>
+          <w:tcPr>
+            <w:tcW w:type="dxa" w:w="1805"/>
+          </w:tcPr>
+          <w:p>
+            <w:pPr>
+              <w:spacing w:after="0" w:line="240" w:lineRule="auto"/>
+            </w:pPr>
+            <w:r/>
+            <w:r>
+              <w:rPr>
+                <w:rFonts w:ascii="宋体" w:hAnsi="宋体" w:eastAsia="宋体"/>
+                <w:b w:val="0"/>
+                <w:sz w:val="21"/>
+              </w:rPr>
+              <w:t>≥12/15</w:t>
+            </w:r>
+          </w:p>
+        </w:tc>
+        <w:tc>
+          <w:tcPr>
+            <w:tcW w:type="dxa" w:w="1805"/>
+          </w:tcPr>
+          <w:p>
+            <w:pPr>
+              <w:spacing w:after="0" w:line="240" w:lineRule="auto"/>
+            </w:pPr>
+            <w:r/>
+            <w:r>
+              <w:rPr>
+                <w:rFonts w:ascii="宋体" w:hAnsi="宋体" w:eastAsia="宋体"/>
+                <w:b/>
+                <w:sz w:val="21"/>
+              </w:rPr>
+              <w:t>13–15/15</w:t>
+            </w:r>
+          </w:p>
+        </w:tc>
+      </w:tr>
+      <w:tr>
+        <w:tc>
+          <w:tcPr>
+            <w:tcW w:type="dxa" w:w="1805"/>
+          </w:tcPr>
+          <w:p>
+            <w:pPr>
+              <w:spacing w:after="0" w:line="240" w:lineRule="auto"/>
+            </w:pPr>
+            <w:r/>
+            <w:r>
+              <w:rPr>
+                <w:rFonts w:ascii="宋体" w:hAnsi="宋体" w:eastAsia="宋体"/>
+                <w:b w:val="0"/>
+                <w:sz w:val="21"/>
+              </w:rPr>
+              <w:t>检索质量</w:t>
+            </w:r>
+          </w:p>
+        </w:tc>
+        <w:tc>
+          <w:tcPr>
+            <w:tcW w:type="dxa" w:w="1805"/>
+          </w:tcPr>
+          <w:p>
+            <w:pPr>
+              <w:spacing w:after="0" w:line="240" w:lineRule="auto"/>
+            </w:pPr>
+            <w:r/>
+            <w:r>
+              <w:rPr>
+                <w:rFonts w:ascii="宋体" w:hAnsi="宋体" w:eastAsia="宋体"/>
+                <w:b w:val="0"/>
+                <w:sz w:val="21"/>
+              </w:rPr>
+              <w:t>证据集合互异率</w:t>
+            </w:r>
+          </w:p>
+        </w:tc>
+        <w:tc>
+          <w:tcPr>
+            <w:tcW w:type="dxa" w:w="1805"/>
+          </w:tcPr>
+          <w:p>
+            <w:pPr>
+              <w:spacing w:after="0" w:line="240" w:lineRule="auto"/>
+            </w:pPr>
+            <w:r/>
+            <w:r>
+              <w:rPr>
+                <w:rFonts w:ascii="宋体" w:hAnsi="宋体" w:eastAsia="宋体"/>
+                <w:b w:val="0"/>
+                <w:sz w:val="21"/>
+              </w:rPr>
+              <w:t>任意两个候选的证据集合不相同的比例</w:t>
+            </w:r>
+          </w:p>
+        </w:tc>
+        <w:tc>
+          <w:tcPr>
+            <w:tcW w:type="dxa" w:w="1805"/>
+          </w:tcPr>
+          <w:p>
+            <w:pPr>
+              <w:spacing w:after="0" w:line="240" w:lineRule="auto"/>
+            </w:pPr>
+            <w:r/>
+            <w:r>
+              <w:rPr>
+                <w:rFonts w:ascii="宋体" w:hAnsi="宋体" w:eastAsia="宋体"/>
+                <w:b w:val="0"/>
+                <w:sz w:val="21"/>
+              </w:rPr>
+              <w:t>100%</w:t>
+            </w:r>
+          </w:p>
+        </w:tc>
+        <w:tc>
+          <w:tcPr>
+            <w:tcW w:type="dxa" w:w="1805"/>
+          </w:tcPr>
+          <w:p>
+            <w:pPr>
+              <w:spacing w:after="0" w:line="240" w:lineRule="auto"/>
+            </w:pPr>
+            <w:r/>
+            <w:r>
+              <w:rPr>
+                <w:rFonts w:ascii="宋体" w:hAnsi="宋体" w:eastAsia="宋体"/>
+                <w:b/>
+                <w:sz w:val="21"/>
+              </w:rPr>
+              <w:t>100%（5/5 案例）</w:t>
+            </w:r>
+          </w:p>
+        </w:tc>
+      </w:tr>
+      <w:tr>
+        <w:tc>
+          <w:tcPr>
+            <w:tcW w:type="dxa" w:w="1805"/>
+          </w:tcPr>
+          <w:p>
+            <w:pPr>
+              <w:spacing w:after="0" w:line="240" w:lineRule="auto"/>
+            </w:pPr>
+            <w:r/>
+            <w:r>
+              <w:rPr>
+                <w:rFonts w:ascii="宋体" w:hAnsi="宋体" w:eastAsia="宋体"/>
+                <w:b w:val="0"/>
+                <w:sz w:val="21"/>
+              </w:rPr>
+              <w:t>检索质量</w:t>
+            </w:r>
+          </w:p>
+        </w:tc>
+        <w:tc>
+          <w:tcPr>
+            <w:tcW w:type="dxa" w:w="1805"/>
+          </w:tcPr>
+          <w:p>
+            <w:pPr>
+              <w:spacing w:after="0" w:line="240" w:lineRule="auto"/>
+            </w:pPr>
+            <w:r/>
+            <w:r>
+              <w:rPr>
+                <w:rFonts w:ascii="宋体" w:hAnsi="宋体" w:eastAsia="宋体"/>
+                <w:b w:val="0"/>
+                <w:sz w:val="21"/>
+              </w:rPr>
+              <w:t>证据类型覆盖</w:t>
+            </w:r>
+          </w:p>
+        </w:tc>
+        <w:tc>
+          <w:tcPr>
+            <w:tcW w:type="dxa" w:w="1805"/>
+          </w:tcPr>
+          <w:p>
+            <w:pPr>
+              <w:spacing w:after="0" w:line="240" w:lineRule="auto"/>
+            </w:pPr>
+            <w:r/>
+            <w:r>
+              <w:rPr>
+                <w:rFonts w:ascii="宋体" w:hAnsi="宋体" w:eastAsia="宋体"/>
+                <w:b w:val="0"/>
+                <w:sz w:val="21"/>
+              </w:rPr>
+              <w:t>含文献/规范/章节/表格类证据的候选占比</w:t>
+            </w:r>
+          </w:p>
+        </w:tc>
+        <w:tc>
+          <w:tcPr>
+            <w:tcW w:type="dxa" w:w="1805"/>
+          </w:tcPr>
+          <w:p>
+            <w:pPr>
+              <w:spacing w:after="0" w:line="240" w:lineRule="auto"/>
+            </w:pPr>
+            <w:r/>
+            <w:r>
+              <w:rPr>
+                <w:rFonts w:ascii="宋体" w:hAnsi="宋体" w:eastAsia="宋体"/>
+                <w:b w:val="0"/>
+                <w:sz w:val="21"/>
+              </w:rPr>
+              <w:t>≥60%</w:t>
+            </w:r>
+          </w:p>
+        </w:tc>
+        <w:tc>
+          <w:tcPr>
+            <w:tcW w:type="dxa" w:w="1805"/>
+          </w:tcPr>
+          <w:p>
+            <w:pPr>
+              <w:spacing w:after="0" w:line="240" w:lineRule="auto"/>
+            </w:pPr>
+            <w:r/>
+            <w:r>
+              <w:rPr>
+                <w:rFonts w:ascii="宋体" w:hAnsi="宋体" w:eastAsia="宋体"/>
+                <w:b/>
+                <w:sz w:val="21"/>
+              </w:rPr>
+              <w:t>25/25（100%）</w:t>
+            </w:r>
+          </w:p>
+        </w:tc>
+      </w:tr>
+      <w:tr>
+        <w:tc>
+          <w:tcPr>
+            <w:tcW w:type="dxa" w:w="1805"/>
+          </w:tcPr>
+          <w:p>
+            <w:pPr>
+              <w:spacing w:after="0" w:line="240" w:lineRule="auto"/>
+            </w:pPr>
+            <w:r/>
+            <w:r>
+              <w:rPr>
+                <w:rFonts w:ascii="宋体" w:hAnsi="宋体" w:eastAsia="宋体"/>
+                <w:b w:val="0"/>
+                <w:sz w:val="21"/>
+              </w:rPr>
+              <w:t>生成质量</w:t>
+            </w:r>
+          </w:p>
+        </w:tc>
+        <w:tc>
+          <w:tcPr>
+            <w:tcW w:type="dxa" w:w="1805"/>
+          </w:tcPr>
+          <w:p>
+            <w:pPr>
+              <w:spacing w:after="0" w:line="240" w:lineRule="auto"/>
+            </w:pPr>
+            <w:r/>
+            <w:r>
+              <w:rPr>
+                <w:rFonts w:ascii="宋体" w:hAnsi="宋体" w:eastAsia="宋体"/>
+                <w:b w:val="0"/>
+                <w:sz w:val="21"/>
+              </w:rPr>
+              <w:t>引用支撑率</w:t>
+            </w:r>
+          </w:p>
+        </w:tc>
+        <w:tc>
+          <w:tcPr>
+            <w:tcW w:type="dxa" w:w="1805"/>
+          </w:tcPr>
+          <w:p>
+            <w:pPr>
+              <w:spacing w:after="0" w:line="240" w:lineRule="auto"/>
+            </w:pPr>
+            <w:r/>
+            <w:r>
+              <w:rPr>
+                <w:rFonts w:ascii="宋体" w:hAnsi="宋体" w:eastAsia="宋体"/>
+                <w:b w:val="0"/>
+                <w:sz w:val="21"/>
+              </w:rPr>
+              <w:t>报告段落主张能被「证据 + 确定性数据」支撑的段落比例（大模型裁判）</w:t>
+            </w:r>
+          </w:p>
+        </w:tc>
+        <w:tc>
+          <w:tcPr>
+            <w:tcW w:type="dxa" w:w="1805"/>
+          </w:tcPr>
+          <w:p>
+            <w:pPr>
+              <w:spacing w:after="0" w:line="240" w:lineRule="auto"/>
+            </w:pPr>
+            <w:r/>
+            <w:r>
+              <w:rPr>
+                <w:rFonts w:ascii="宋体" w:hAnsi="宋体" w:eastAsia="宋体"/>
+                <w:b w:val="0"/>
+                <w:sz w:val="21"/>
+              </w:rPr>
+              <w:t>≥85%</w:t>
+            </w:r>
+          </w:p>
+        </w:tc>
+        <w:tc>
+          <w:tcPr>
+            <w:tcW w:type="dxa" w:w="1805"/>
+          </w:tcPr>
+          <w:p>
+            <w:pPr>
+              <w:spacing w:after="0" w:line="240" w:lineRule="auto"/>
+            </w:pPr>
+            <w:r/>
+            <w:r>
+              <w:rPr>
+                <w:rFonts w:ascii="宋体" w:hAnsi="宋体" w:eastAsia="宋体"/>
+                <w:b/>
+                <w:sz w:val="21"/>
+              </w:rPr>
+              <w:t>85.1%–100%（多轮，最近一轮 100%）</w:t>
+            </w:r>
+          </w:p>
+        </w:tc>
+      </w:tr>
+      <w:tr>
+        <w:tc>
+          <w:tcPr>
+            <w:tcW w:type="dxa" w:w="1805"/>
+          </w:tcPr>
+          <w:p>
+            <w:pPr>
+              <w:spacing w:after="0" w:line="240" w:lineRule="auto"/>
+            </w:pPr>
+            <w:r/>
+            <w:r>
+              <w:rPr>
+                <w:rFonts w:ascii="宋体" w:hAnsi="宋体" w:eastAsia="宋体"/>
+                <w:b w:val="0"/>
+                <w:sz w:val="21"/>
+              </w:rPr>
+              <w:t>生成质量</w:t>
+            </w:r>
+          </w:p>
+        </w:tc>
+        <w:tc>
+          <w:tcPr>
+            <w:tcW w:type="dxa" w:w="1805"/>
+          </w:tcPr>
+          <w:p>
+            <w:pPr>
+              <w:spacing w:after="0" w:line="240" w:lineRule="auto"/>
+            </w:pPr>
+            <w:r/>
+            <w:r>
+              <w:rPr>
+                <w:rFonts w:ascii="宋体" w:hAnsi="宋体" w:eastAsia="宋体"/>
+                <w:b w:val="0"/>
+                <w:sz w:val="21"/>
+              </w:rPr>
+              <w:t>裁判可信度</w:t>
+            </w:r>
+          </w:p>
+        </w:tc>
+        <w:tc>
+          <w:tcPr>
+            <w:tcW w:type="dxa" w:w="1805"/>
+          </w:tcPr>
+          <w:p>
+            <w:pPr>
+              <w:spacing w:after="0" w:line="240" w:lineRule="auto"/>
+            </w:pPr>
+            <w:r/>
+            <w:r>
+              <w:rPr>
+                <w:rFonts w:ascii="宋体" w:hAnsi="宋体" w:eastAsia="宋体"/>
+                <w:b w:val="0"/>
+                <w:sz w:val="21"/>
+              </w:rPr>
+              <w:t>人为构造幻觉段落必须被判为"不支撑"</w:t>
+            </w:r>
+          </w:p>
+        </w:tc>
+        <w:tc>
+          <w:tcPr>
+            <w:tcW w:type="dxa" w:w="1805"/>
+          </w:tcPr>
+          <w:p>
+            <w:pPr>
+              <w:spacing w:after="0" w:line="240" w:lineRule="auto"/>
+            </w:pPr>
+            <w:r/>
+            <w:r>
+              <w:rPr>
+                <w:rFonts w:ascii="宋体" w:hAnsi="宋体" w:eastAsia="宋体"/>
+                <w:b w:val="0"/>
+                <w:sz w:val="21"/>
+              </w:rPr>
+              <w:t>100%</w:t>
+            </w:r>
+          </w:p>
+        </w:tc>
+        <w:tc>
+          <w:tcPr>
+            <w:tcW w:type="dxa" w:w="1805"/>
+          </w:tcPr>
+          <w:p>
+            <w:pPr>
+              <w:spacing w:after="0" w:line="240" w:lineRule="auto"/>
+            </w:pPr>
+            <w:r/>
+            <w:r>
+              <w:rPr>
+                <w:rFonts w:ascii="宋体" w:hAnsi="宋体" w:eastAsia="宋体"/>
+                <w:b/>
+                <w:sz w:val="21"/>
+              </w:rPr>
+              <w:t>通过</w:t>
+            </w:r>
+          </w:p>
+        </w:tc>
+      </w:tr>
+      <w:tr>
+        <w:tc>
+          <w:tcPr>
+            <w:tcW w:type="dxa" w:w="1805"/>
+          </w:tcPr>
+          <w:p>
+            <w:pPr>
+              <w:spacing w:after="0" w:line="240" w:lineRule="auto"/>
+            </w:pPr>
+            <w:r/>
+            <w:r>
+              <w:rPr>
+                <w:rFonts w:ascii="宋体" w:hAnsi="宋体" w:eastAsia="宋体"/>
+                <w:b w:val="0"/>
+                <w:sz w:val="21"/>
+              </w:rPr>
+              <w:t>生成质量</w:t>
+            </w:r>
+          </w:p>
+        </w:tc>
+        <w:tc>
+          <w:tcPr>
+            <w:tcW w:type="dxa" w:w="1805"/>
+          </w:tcPr>
+          <w:p>
+            <w:pPr>
+              <w:spacing w:after="0" w:line="240" w:lineRule="auto"/>
+            </w:pPr>
+            <w:r/>
+            <w:r>
+              <w:rPr>
+                <w:rFonts w:ascii="宋体" w:hAnsi="宋体" w:eastAsia="宋体"/>
+                <w:b w:val="0"/>
+                <w:sz w:val="21"/>
+              </w:rPr>
+              <w:t>结构合规率</w:t>
+            </w:r>
+          </w:p>
+        </w:tc>
+        <w:tc>
+          <w:tcPr>
+            <w:tcW w:type="dxa" w:w="1805"/>
+          </w:tcPr>
+          <w:p>
+            <w:pPr>
+              <w:spacing w:after="0" w:line="240" w:lineRule="auto"/>
+            </w:pPr>
+            <w:r/>
+            <w:r>
+              <w:rPr>
+                <w:rFonts w:ascii="宋体" w:hAnsi="宋体" w:eastAsia="宋体"/>
+                <w:b w:val="0"/>
+                <w:sz w:val="21"/>
+              </w:rPr>
+              <w:t>段落长度、节数、要点行等格式约束满足率</w:t>
+            </w:r>
+          </w:p>
+        </w:tc>
+        <w:tc>
+          <w:tcPr>
+            <w:tcW w:type="dxa" w:w="1805"/>
+          </w:tcPr>
+          <w:p>
+            <w:pPr>
+              <w:spacing w:after="0" w:line="240" w:lineRule="auto"/>
+            </w:pPr>
+            <w:r/>
+            <w:r>
+              <w:rPr>
+                <w:rFonts w:ascii="宋体" w:hAnsi="宋体" w:eastAsia="宋体"/>
+                <w:b w:val="0"/>
+                <w:sz w:val="21"/>
+              </w:rPr>
+              <w:t>100%</w:t>
+            </w:r>
+          </w:p>
+        </w:tc>
+        <w:tc>
+          <w:tcPr>
+            <w:tcW w:type="dxa" w:w="1805"/>
+          </w:tcPr>
+          <w:p>
+            <w:pPr>
+              <w:spacing w:after="0" w:line="240" w:lineRule="auto"/>
+            </w:pPr>
+            <w:r/>
+            <w:r>
+              <w:rPr>
+                <w:rFonts w:ascii="宋体" w:hAnsi="宋体" w:eastAsia="宋体"/>
+                <w:b/>
+                <w:sz w:val="21"/>
+              </w:rPr>
+              <w:t>100%（提示词约束 + 模板兜底）</w:t>
+            </w:r>
+          </w:p>
+        </w:tc>
+      </w:tr>
+      <w:tr>
+        <w:tc>
+          <w:tcPr>
+            <w:tcW w:type="dxa" w:w="1805"/>
+          </w:tcPr>
+          <w:p>
+            <w:pPr>
+              <w:spacing w:after="0" w:line="240" w:lineRule="auto"/>
+            </w:pPr>
+            <w:r/>
+            <w:r>
+              <w:rPr>
+                <w:rFonts w:ascii="宋体" w:hAnsi="宋体" w:eastAsia="宋体"/>
+                <w:b w:val="0"/>
+                <w:sz w:val="21"/>
+              </w:rPr>
+              <w:t>决策质量</w:t>
+            </w:r>
+          </w:p>
+        </w:tc>
+        <w:tc>
+          <w:tcPr>
+            <w:tcW w:type="dxa" w:w="1805"/>
+          </w:tcPr>
+          <w:p>
+            <w:pPr>
+              <w:spacing w:after="0" w:line="240" w:lineRule="auto"/>
+            </w:pPr>
+            <w:r/>
+            <w:r>
+              <w:rPr>
+                <w:rFonts w:ascii="宋体" w:hAnsi="宋体" w:eastAsia="宋体"/>
+                <w:b w:val="0"/>
+                <w:sz w:val="21"/>
+              </w:rPr>
+              <w:t>得分分解恒等</w:t>
+            </w:r>
+          </w:p>
+        </w:tc>
+        <w:tc>
+          <w:tcPr>
+            <w:tcW w:type="dxa" w:w="1805"/>
+          </w:tcPr>
+          <w:p>
+            <w:pPr>
+              <w:spacing w:after="0" w:line="240" w:lineRule="auto"/>
+            </w:pPr>
+            <w:r/>
+            <w:r>
+              <w:rPr>
+                <w:rFonts w:ascii="宋体" w:hAnsi="宋体" w:eastAsia="宋体"/>
+                <w:b w:val="0"/>
+                <w:sz w:val="21"/>
+              </w:rPr>
+              <w:t>Σ各维贡献 − 罚项 与综合得分的差值</w:t>
+            </w:r>
+          </w:p>
+        </w:tc>
+        <w:tc>
+          <w:tcPr>
+            <w:tcW w:type="dxa" w:w="1805"/>
+          </w:tcPr>
+          <w:p>
+            <w:pPr>
+              <w:spacing w:after="0" w:line="240" w:lineRule="auto"/>
+            </w:pPr>
+            <w:r/>
+            <w:r>
+              <w:rPr>
+                <w:rFonts w:ascii="宋体" w:hAnsi="宋体" w:eastAsia="宋体"/>
+                <w:b w:val="0"/>
+                <w:sz w:val="21"/>
+              </w:rPr>
+              <w:t>&lt;1e-6</w:t>
+            </w:r>
+          </w:p>
+        </w:tc>
+        <w:tc>
+          <w:tcPr>
+            <w:tcW w:type="dxa" w:w="1805"/>
+          </w:tcPr>
+          <w:p>
+            <w:pPr>
+              <w:spacing w:after="0" w:line="240" w:lineRule="auto"/>
+            </w:pPr>
+            <w:r/>
+            <w:r>
+              <w:rPr>
+                <w:rFonts w:ascii="宋体" w:hAnsi="宋体" w:eastAsia="宋体"/>
+                <w:b/>
+                <w:sz w:val="21"/>
+              </w:rPr>
+              <w:t>逐位相等</w:t>
+            </w:r>
+          </w:p>
+        </w:tc>
+      </w:tr>
+      <w:tr>
+        <w:tc>
+          <w:tcPr>
+            <w:tcW w:type="dxa" w:w="1805"/>
+          </w:tcPr>
+          <w:p>
+            <w:pPr>
+              <w:spacing w:after="0" w:line="240" w:lineRule="auto"/>
+            </w:pPr>
+            <w:r/>
+            <w:r>
+              <w:rPr>
+                <w:rFonts w:ascii="宋体" w:hAnsi="宋体" w:eastAsia="宋体"/>
+                <w:b w:val="0"/>
+                <w:sz w:val="21"/>
+              </w:rPr>
+              <w:t>决策质量</w:t>
+            </w:r>
+          </w:p>
+        </w:tc>
+        <w:tc>
+          <w:tcPr>
+            <w:tcW w:type="dxa" w:w="1805"/>
+          </w:tcPr>
+          <w:p>
+            <w:pPr>
+              <w:spacing w:after="0" w:line="240" w:lineRule="auto"/>
+            </w:pPr>
+            <w:r/>
+            <w:r>
+              <w:rPr>
+                <w:rFonts w:ascii="宋体" w:hAnsi="宋体" w:eastAsia="宋体"/>
+                <w:b w:val="0"/>
+                <w:sz w:val="21"/>
+              </w:rPr>
+              <w:t>验收阈值达标率</w:t>
+            </w:r>
+          </w:p>
+        </w:tc>
+        <w:tc>
+          <w:tcPr>
+            <w:tcW w:type="dxa" w:w="1805"/>
+          </w:tcPr>
+          <w:p>
+            <w:pPr>
+              <w:spacing w:after="0" w:line="240" w:lineRule="auto"/>
+            </w:pPr>
+            <w:r/>
+            <w:r>
+              <w:rPr>
+                <w:rFonts w:ascii="宋体" w:hAnsi="宋体" w:eastAsia="宋体"/>
+                <w:b w:val="0"/>
+                <w:sz w:val="21"/>
+              </w:rPr>
+              <w:t>企业实测指标（11 项）中达到规范阈值的比例</w:t>
+            </w:r>
+          </w:p>
+        </w:tc>
+        <w:tc>
+          <w:tcPr>
+            <w:tcW w:type="dxa" w:w="1805"/>
+          </w:tcPr>
+          <w:p>
+            <w:pPr>
+              <w:spacing w:after="0" w:line="240" w:lineRule="auto"/>
+            </w:pPr>
+            <w:r/>
+            <w:r>
+              <w:rPr>
+                <w:rFonts w:ascii="宋体" w:hAnsi="宋体" w:eastAsia="宋体"/>
+                <w:b w:val="0"/>
+                <w:sz w:val="21"/>
+              </w:rPr>
+              <w:t>监控项（不设硬阈值）</w:t>
+            </w:r>
+          </w:p>
+        </w:tc>
+        <w:tc>
+          <w:tcPr>
+            <w:tcW w:type="dxa" w:w="1805"/>
+          </w:tcPr>
+          <w:p>
+            <w:pPr>
+              <w:spacing w:after="0" w:line="240" w:lineRule="auto"/>
+            </w:pPr>
+            <w:r/>
+            <w:r>
+              <w:rPr>
+                <w:rFonts w:ascii="宋体" w:hAnsi="宋体" w:eastAsia="宋体"/>
+                <w:b w:val="0"/>
+                <w:sz w:val="21"/>
+              </w:rPr>
+              <w:t>首卡 9/9 有阈值指标达标</w:t>
+            </w:r>
+          </w:p>
+        </w:tc>
+      </w:tr>
+      <w:tr>
+        <w:tc>
+          <w:tcPr>
+            <w:tcW w:type="dxa" w:w="1805"/>
+          </w:tcPr>
+          <w:p>
+            <w:pPr>
+              <w:spacing w:after="0" w:line="240" w:lineRule="auto"/>
+            </w:pPr>
+            <w:r/>
+            <w:r>
+              <w:rPr>
+                <w:rFonts w:ascii="宋体" w:hAnsi="宋体" w:eastAsia="宋体"/>
+                <w:b w:val="0"/>
+                <w:sz w:val="21"/>
+              </w:rPr>
+              <w:t>一致性</w:t>
+            </w:r>
+          </w:p>
+        </w:tc>
+        <w:tc>
+          <w:tcPr>
+            <w:tcW w:type="dxa" w:w="1805"/>
+          </w:tcPr>
+          <w:p>
+            <w:pPr>
+              <w:spacing w:after="0" w:line="240" w:lineRule="auto"/>
+            </w:pPr>
+            <w:r/>
+            <w:r>
+              <w:rPr>
+                <w:rFonts w:ascii="宋体" w:hAnsi="宋体" w:eastAsia="宋体"/>
+                <w:b w:val="0"/>
+                <w:sz w:val="21"/>
+              </w:rPr>
+              <w:t>确定性复现</w:t>
+            </w:r>
+          </w:p>
+        </w:tc>
+        <w:tc>
+          <w:tcPr>
+            <w:tcW w:type="dxa" w:w="1805"/>
+          </w:tcPr>
+          <w:p>
+            <w:pPr>
+              <w:spacing w:after="0" w:line="240" w:lineRule="auto"/>
+            </w:pPr>
+            <w:r/>
+            <w:r>
+              <w:rPr>
+                <w:rFonts w:ascii="宋体" w:hAnsi="宋体" w:eastAsia="宋体"/>
+                <w:b w:val="0"/>
+                <w:sz w:val="21"/>
+              </w:rPr>
+              <w:t>同一结构化场景多次请求，数值字段逐字节一致</w:t>
+            </w:r>
+          </w:p>
+        </w:tc>
+        <w:tc>
+          <w:tcPr>
+            <w:tcW w:type="dxa" w:w="1805"/>
+          </w:tcPr>
+          <w:p>
+            <w:pPr>
+              <w:spacing w:after="0" w:line="240" w:lineRule="auto"/>
+            </w:pPr>
+            <w:r/>
+            <w:r>
+              <w:rPr>
+                <w:rFonts w:ascii="宋体" w:hAnsi="宋体" w:eastAsia="宋体"/>
+                <w:b w:val="0"/>
+                <w:sz w:val="21"/>
+              </w:rPr>
+              <w:t>100%</w:t>
+            </w:r>
+          </w:p>
+        </w:tc>
+        <w:tc>
+          <w:tcPr>
+            <w:tcW w:type="dxa" w:w="1805"/>
+          </w:tcPr>
+          <w:p>
+            <w:pPr>
+              <w:spacing w:after="0" w:line="240" w:lineRule="auto"/>
+            </w:pPr>
+            <w:r/>
+            <w:r>
+              <w:rPr>
+                <w:rFonts w:ascii="宋体" w:hAnsi="宋体" w:eastAsia="宋体"/>
+                <w:b/>
+                <w:sz w:val="21"/>
+              </w:rPr>
+              <w:t>5 案例 × 3 次一致</w:t>
+            </w:r>
+          </w:p>
+        </w:tc>
+      </w:tr>
+      <w:tr>
+        <w:tc>
+          <w:tcPr>
+            <w:tcW w:type="dxa" w:w="1805"/>
+          </w:tcPr>
+          <w:p>
+            <w:pPr>
+              <w:spacing w:after="0" w:line="240" w:lineRule="auto"/>
+            </w:pPr>
+            <w:r/>
+            <w:r>
+              <w:rPr>
+                <w:rFonts w:ascii="宋体" w:hAnsi="宋体" w:eastAsia="宋体"/>
+                <w:b w:val="0"/>
+                <w:sz w:val="21"/>
+              </w:rPr>
+              <w:t>鲁棒性</w:t>
+            </w:r>
+          </w:p>
+        </w:tc>
+        <w:tc>
+          <w:tcPr>
+            <w:tcW w:type="dxa" w:w="1805"/>
+          </w:tcPr>
+          <w:p>
+            <w:pPr>
+              <w:spacing w:after="0" w:line="240" w:lineRule="auto"/>
+            </w:pPr>
+            <w:r/>
+            <w:r>
+              <w:rPr>
+                <w:rFonts w:ascii="宋体" w:hAnsi="宋体" w:eastAsia="宋体"/>
+                <w:b w:val="0"/>
+                <w:sz w:val="21"/>
+              </w:rPr>
+              <w:t>降级路径覆盖</w:t>
+            </w:r>
+          </w:p>
+        </w:tc>
+        <w:tc>
+          <w:tcPr>
+            <w:tcW w:type="dxa" w:w="1805"/>
+          </w:tcPr>
+          <w:p>
+            <w:pPr>
+              <w:spacing w:after="0" w:line="240" w:lineRule="auto"/>
+            </w:pPr>
+            <w:r/>
+            <w:r>
+              <w:rPr>
+                <w:rFonts w:ascii="宋体" w:hAnsi="宋体" w:eastAsia="宋体"/>
+                <w:b w:val="0"/>
+                <w:sz w:val="21"/>
+              </w:rPr>
+              <w:t>大模型关闭 / 上游模块不可达 / 空知识库 三种降级场景均不中断</w:t>
+            </w:r>
+          </w:p>
+        </w:tc>
+        <w:tc>
+          <w:tcPr>
+            <w:tcW w:type="dxa" w:w="1805"/>
+          </w:tcPr>
+          <w:p>
+            <w:pPr>
+              <w:spacing w:after="0" w:line="240" w:lineRule="auto"/>
+            </w:pPr>
+            <w:r/>
+            <w:r>
+              <w:rPr>
+                <w:rFonts w:ascii="宋体" w:hAnsi="宋体" w:eastAsia="宋体"/>
+                <w:b w:val="0"/>
+                <w:sz w:val="21"/>
+              </w:rPr>
+              <w:t>3/3 通过</w:t>
+            </w:r>
+          </w:p>
+        </w:tc>
+        <w:tc>
+          <w:tcPr>
+            <w:tcW w:type="dxa" w:w="1805"/>
+          </w:tcPr>
+          <w:p>
+            <w:pPr>
+              <w:spacing w:after="0" w:line="240" w:lineRule="auto"/>
+            </w:pPr>
+            <w:r/>
+            <w:r>
+              <w:rPr>
+                <w:rFonts w:ascii="宋体" w:hAnsi="宋体" w:eastAsia="宋体"/>
+                <w:b/>
+                <w:sz w:val="21"/>
+              </w:rPr>
+              <w:t>3/3</w:t>
+            </w:r>
+          </w:p>
+        </w:tc>
+      </w:tr>
+      <w:tr>
+        <w:tc>
+          <w:tcPr>
+            <w:tcW w:type="dxa" w:w="1805"/>
+          </w:tcPr>
+          <w:p>
+            <w:pPr>
+              <w:spacing w:after="0" w:line="240" w:lineRule="auto"/>
+            </w:pPr>
+            <w:r/>
+            <w:r>
+              <w:rPr>
+                <w:rFonts w:ascii="宋体" w:hAnsi="宋体" w:eastAsia="宋体"/>
+                <w:b w:val="0"/>
+                <w:sz w:val="21"/>
+              </w:rPr>
+              <w:t>鲁棒性</w:t>
+            </w:r>
+          </w:p>
+        </w:tc>
+        <w:tc>
+          <w:tcPr>
+            <w:tcW w:type="dxa" w:w="1805"/>
+          </w:tcPr>
+          <w:p>
+            <w:pPr>
+              <w:spacing w:after="0" w:line="240" w:lineRule="auto"/>
+            </w:pPr>
+            <w:r/>
+            <w:r>
+              <w:rPr>
+                <w:rFonts w:ascii="宋体" w:hAnsi="宋体" w:eastAsia="宋体"/>
+                <w:b w:val="0"/>
+                <w:sz w:val="21"/>
+              </w:rPr>
+              <w:t>回退机制覆盖</w:t>
+            </w:r>
+          </w:p>
+        </w:tc>
+        <w:tc>
+          <w:tcPr>
+            <w:tcW w:type="dxa" w:w="1805"/>
+          </w:tcPr>
+          <w:p>
+            <w:pPr>
+              <w:spacing w:after="0" w:line="240" w:lineRule="auto"/>
+            </w:pPr>
+            <w:r/>
+            <w:r>
+              <w:rPr>
+                <w:rFonts w:ascii="宋体" w:hAnsi="宋体" w:eastAsia="宋体"/>
+                <w:b w:val="0"/>
+                <w:sz w:val="21"/>
+              </w:rPr>
+              <w:t>重排超时、流式失败、空库均有自动回退</w:t>
+            </w:r>
+          </w:p>
+        </w:tc>
+        <w:tc>
+          <w:tcPr>
+            <w:tcW w:type="dxa" w:w="1805"/>
+          </w:tcPr>
+          <w:p>
+            <w:pPr>
+              <w:spacing w:after="0" w:line="240" w:lineRule="auto"/>
+            </w:pPr>
+            <w:r/>
+            <w:r>
+              <w:rPr>
+                <w:rFonts w:ascii="宋体" w:hAnsi="宋体" w:eastAsia="宋体"/>
+                <w:b w:val="0"/>
+                <w:sz w:val="21"/>
+              </w:rPr>
+              <w:t>全部具备</w:t>
+            </w:r>
+          </w:p>
+        </w:tc>
+        <w:tc>
+          <w:tcPr>
+            <w:tcW w:type="dxa" w:w="1805"/>
+          </w:tcPr>
+          <w:p>
+            <w:pPr>
+              <w:spacing w:after="0" w:line="240" w:lineRule="auto"/>
+            </w:pPr>
+            <w:r/>
+            <w:r>
+              <w:rPr>
+                <w:rFonts w:ascii="宋体" w:hAnsi="宋体" w:eastAsia="宋体"/>
+                <w:b/>
+                <w:sz w:val="21"/>
+              </w:rPr>
+              <w:t>具备</w:t>
+            </w:r>
+          </w:p>
+        </w:tc>
+      </w:tr>
+      <w:tr>
+        <w:tc>
+          <w:tcPr>
+            <w:tcW w:type="dxa" w:w="1805"/>
+          </w:tcPr>
+          <w:p>
+            <w:pPr>
+              <w:spacing w:after="0" w:line="240" w:lineRule="auto"/>
+            </w:pPr>
+            <w:r/>
+            <w:r>
+              <w:rPr>
+                <w:rFonts w:ascii="宋体" w:hAnsi="宋体" w:eastAsia="宋体"/>
+                <w:b w:val="0"/>
+                <w:sz w:val="21"/>
+              </w:rPr>
+              <w:t>性能</w:t>
+            </w:r>
+          </w:p>
+        </w:tc>
+        <w:tc>
+          <w:tcPr>
+            <w:tcW w:type="dxa" w:w="1805"/>
+          </w:tcPr>
+          <w:p>
+            <w:pPr>
+              <w:spacing w:after="0" w:line="240" w:lineRule="auto"/>
+            </w:pPr>
+            <w:r/>
+            <w:r>
+              <w:rPr>
+                <w:rFonts w:ascii="宋体" w:hAnsi="宋体" w:eastAsia="宋体"/>
+                <w:b w:val="0"/>
+                <w:sz w:val="21"/>
+              </w:rPr>
+              <w:t>端到端时延</w:t>
+            </w:r>
+          </w:p>
+        </w:tc>
+        <w:tc>
+          <w:tcPr>
+            <w:tcW w:type="dxa" w:w="1805"/>
+          </w:tcPr>
+          <w:p>
+            <w:pPr>
+              <w:spacing w:after="0" w:line="240" w:lineRule="auto"/>
+            </w:pPr>
+            <w:r/>
+            <w:r>
+              <w:rPr>
+                <w:rFonts w:ascii="宋体" w:hAnsi="宋体" w:eastAsia="宋体"/>
+                <w:b w:val="0"/>
+                <w:sz w:val="21"/>
+              </w:rPr>
+              <w:t>推荐请求总耗时（含重排与报告）</w:t>
+            </w:r>
+          </w:p>
+        </w:tc>
+        <w:tc>
+          <w:tcPr>
+            <w:tcW w:type="dxa" w:w="1805"/>
+          </w:tcPr>
+          <w:p>
+            <w:pPr>
+              <w:spacing w:after="0" w:line="240" w:lineRule="auto"/>
+            </w:pPr>
+            <w:r/>
+            <w:r>
+              <w:rPr>
+                <w:rFonts w:ascii="宋体" w:hAnsi="宋体" w:eastAsia="宋体"/>
+                <w:b w:val="0"/>
+                <w:sz w:val="21"/>
+              </w:rPr>
+              <w:t>≤20s（演示约束）</w:t>
+            </w:r>
+          </w:p>
+        </w:tc>
+        <w:tc>
+          <w:tcPr>
+            <w:tcW w:type="dxa" w:w="1805"/>
+          </w:tcPr>
+          <w:p>
+            <w:pPr>
+              <w:spacing w:after="0" w:line="240" w:lineRule="auto"/>
+            </w:pPr>
+            <w:r/>
+            <w:r>
+              <w:rPr>
+                <w:rFonts w:ascii="宋体" w:hAnsi="宋体" w:eastAsia="宋体"/>
+                <w:b/>
+                <w:sz w:val="21"/>
+              </w:rPr>
+              <w:t>约 11–18s</w:t>
+            </w:r>
+          </w:p>
+        </w:tc>
+      </w:tr>
+      <w:tr>
+        <w:tc>
+          <w:tcPr>
+            <w:tcW w:type="dxa" w:w="1805"/>
+          </w:tcPr>
+          <w:p>
+            <w:pPr>
+              <w:spacing w:after="0" w:line="240" w:lineRule="auto"/>
+            </w:pPr>
+            <w:r/>
+            <w:r>
+              <w:rPr>
+                <w:rFonts w:ascii="宋体" w:hAnsi="宋体" w:eastAsia="宋体"/>
+                <w:b w:val="0"/>
+                <w:sz w:val="21"/>
+              </w:rPr>
+              <w:t>性能</w:t>
+            </w:r>
+          </w:p>
+        </w:tc>
+        <w:tc>
+          <w:tcPr>
+            <w:tcW w:type="dxa" w:w="1805"/>
+          </w:tcPr>
+          <w:p>
+            <w:pPr>
+              <w:spacing w:after="0" w:line="240" w:lineRule="auto"/>
+            </w:pPr>
+            <w:r/>
+            <w:r>
+              <w:rPr>
+                <w:rFonts w:ascii="宋体" w:hAnsi="宋体" w:eastAsia="宋体"/>
+                <w:b w:val="0"/>
+                <w:sz w:val="21"/>
+              </w:rPr>
+              <w:t>重排时延</w:t>
+            </w:r>
+          </w:p>
+        </w:tc>
+        <w:tc>
+          <w:tcPr>
+            <w:tcW w:type="dxa" w:w="1805"/>
+          </w:tcPr>
+          <w:p>
+            <w:pPr>
+              <w:spacing w:after="0" w:line="240" w:lineRule="auto"/>
+            </w:pPr>
+            <w:r/>
+            <w:r>
+              <w:rPr>
+                <w:rFonts w:ascii="宋体" w:hAnsi="宋体" w:eastAsia="宋体"/>
+                <w:b w:val="0"/>
+                <w:sz w:val="21"/>
+              </w:rPr>
+              <w:t>5 查询 × 6 候选批量重排耗时</w:t>
+            </w:r>
+          </w:p>
+        </w:tc>
+        <w:tc>
+          <w:tcPr>
+            <w:tcW w:type="dxa" w:w="1805"/>
+          </w:tcPr>
+          <w:p>
+            <w:pPr>
+              <w:spacing w:after="0" w:line="240" w:lineRule="auto"/>
+            </w:pPr>
+            <w:r/>
+            <w:r>
+              <w:rPr>
+                <w:rFonts w:ascii="宋体" w:hAnsi="宋体" w:eastAsia="宋体"/>
+                <w:b w:val="0"/>
+                <w:sz w:val="21"/>
+              </w:rPr>
+              <w:t>2–5s</w:t>
+            </w:r>
+          </w:p>
+        </w:tc>
+        <w:tc>
+          <w:tcPr>
+            <w:tcW w:type="dxa" w:w="1805"/>
+          </w:tcPr>
+          <w:p>
+            <w:pPr>
+              <w:spacing w:after="0" w:line="240" w:lineRule="auto"/>
+            </w:pPr>
+            <w:r/>
+            <w:r>
+              <w:rPr>
+                <w:rFonts w:ascii="宋体" w:hAnsi="宋体" w:eastAsia="宋体"/>
+                <w:b/>
+                <w:sz w:val="21"/>
+              </w:rPr>
+              <w:t>2.2–3.1s</w:t>
+            </w:r>
+          </w:p>
+        </w:tc>
+      </w:tr>
+      <w:tr>
+        <w:tc>
+          <w:tcPr>
+            <w:tcW w:type="dxa" w:w="1805"/>
+          </w:tcPr>
+          <w:p>
+            <w:pPr>
+              <w:spacing w:after="0" w:line="240" w:lineRule="auto"/>
+            </w:pPr>
+            <w:r/>
+            <w:r>
+              <w:rPr>
+                <w:rFonts w:ascii="宋体" w:hAnsi="宋体" w:eastAsia="宋体"/>
+                <w:b w:val="0"/>
+                <w:sz w:val="21"/>
+              </w:rPr>
+              <w:t>性能</w:t>
+            </w:r>
+          </w:p>
+        </w:tc>
+        <w:tc>
+          <w:tcPr>
+            <w:tcW w:type="dxa" w:w="1805"/>
+          </w:tcPr>
+          <w:p>
+            <w:pPr>
+              <w:spacing w:after="0" w:line="240" w:lineRule="auto"/>
+            </w:pPr>
+            <w:r/>
+            <w:r>
+              <w:rPr>
+                <w:rFonts w:ascii="宋体" w:hAnsi="宋体" w:eastAsia="宋体"/>
+                <w:b w:val="0"/>
+                <w:sz w:val="21"/>
+              </w:rPr>
+              <w:t>索引构建</w:t>
+            </w:r>
+          </w:p>
+        </w:tc>
+        <w:tc>
+          <w:tcPr>
+            <w:tcW w:type="dxa" w:w="1805"/>
+          </w:tcPr>
+          <w:p>
+            <w:pPr>
+              <w:spacing w:after="0" w:line="240" w:lineRule="auto"/>
+            </w:pPr>
+            <w:r/>
+            <w:r>
+              <w:rPr>
+                <w:rFonts w:ascii="宋体" w:hAnsi="宋体" w:eastAsia="宋体"/>
+                <w:b w:val="0"/>
+                <w:sz w:val="21"/>
+              </w:rPr>
+              <w:t>全量重建 11,143 块索引耗时</w:t>
+            </w:r>
+          </w:p>
+        </w:tc>
+        <w:tc>
+          <w:tcPr>
+            <w:tcW w:type="dxa" w:w="1805"/>
+          </w:tcPr>
+          <w:p>
+            <w:pPr>
+              <w:spacing w:after="0" w:line="240" w:lineRule="auto"/>
+            </w:pPr>
+            <w:r/>
+            <w:r>
+              <w:rPr>
+                <w:rFonts w:ascii="宋体" w:hAnsi="宋体" w:eastAsia="宋体"/>
+                <w:b w:val="0"/>
+                <w:sz w:val="21"/>
+              </w:rPr>
+              <w:t>记录基线</w:t>
+            </w:r>
+          </w:p>
+        </w:tc>
+        <w:tc>
+          <w:tcPr>
+            <w:tcW w:type="dxa" w:w="1805"/>
+          </w:tcPr>
+          <w:p>
+            <w:pPr>
+              <w:spacing w:after="0" w:line="240" w:lineRule="auto"/>
+            </w:pPr>
+            <w:r/>
+            <w:r>
+              <w:rPr>
+                <w:rFonts w:ascii="宋体" w:hAnsi="宋体" w:eastAsia="宋体"/>
+                <w:b/>
+                <w:sz w:val="21"/>
+              </w:rPr>
+              <w:t>lancedb 729s / sqlite 605s</w:t>
+            </w:r>
+          </w:p>
+        </w:tc>
+      </w:tr>
+      <w:tr>
+        <w:tc>
+          <w:tcPr>
+            <w:tcW w:type="dxa" w:w="1805"/>
+          </w:tcPr>
+          <w:p>
+            <w:pPr>
+              <w:spacing w:after="0" w:line="240" w:lineRule="auto"/>
+            </w:pPr>
+            <w:r/>
+            <w:r>
+              <w:rPr>
+                <w:rFonts w:ascii="宋体" w:hAnsi="宋体" w:eastAsia="宋体"/>
+                <w:b w:val="0"/>
+                <w:sz w:val="21"/>
+              </w:rPr>
+              <w:t>性能</w:t>
+            </w:r>
+          </w:p>
+        </w:tc>
+        <w:tc>
+          <w:tcPr>
+            <w:tcW w:type="dxa" w:w="1805"/>
+          </w:tcPr>
+          <w:p>
+            <w:pPr>
+              <w:spacing w:after="0" w:line="240" w:lineRule="auto"/>
+            </w:pPr>
+            <w:r/>
+            <w:r>
+              <w:rPr>
+                <w:rFonts w:ascii="宋体" w:hAnsi="宋体" w:eastAsia="宋体"/>
+                <w:b w:val="0"/>
+                <w:sz w:val="21"/>
+              </w:rPr>
+              <w:t>单查询嵌入</w:t>
+            </w:r>
+          </w:p>
+        </w:tc>
+        <w:tc>
+          <w:tcPr>
+            <w:tcW w:type="dxa" w:w="1805"/>
+          </w:tcPr>
+          <w:p>
+            <w:pPr>
+              <w:spacing w:after="0" w:line="240" w:lineRule="auto"/>
+            </w:pPr>
+            <w:r/>
+            <w:r>
+              <w:rPr>
+                <w:rFonts w:ascii="宋体" w:hAnsi="宋体" w:eastAsia="宋体"/>
+                <w:b w:val="0"/>
+                <w:sz w:val="21"/>
+              </w:rPr>
+              <w:t>查询向量化耗时</w:t>
+            </w:r>
+          </w:p>
+        </w:tc>
+        <w:tc>
+          <w:tcPr>
+            <w:tcW w:type="dxa" w:w="1805"/>
+          </w:tcPr>
+          <w:p>
+            <w:pPr>
+              <w:spacing w:after="0" w:line="240" w:lineRule="auto"/>
+            </w:pPr>
+            <w:r/>
+            <w:r>
+              <w:rPr>
+                <w:rFonts w:ascii="宋体" w:hAnsi="宋体" w:eastAsia="宋体"/>
+                <w:b w:val="0"/>
+                <w:sz w:val="21"/>
+              </w:rPr>
+              <w:t>≤25ms</w:t>
+            </w:r>
+          </w:p>
+        </w:tc>
+        <w:tc>
+          <w:tcPr>
+            <w:tcW w:type="dxa" w:w="1805"/>
+          </w:tcPr>
+          <w:p>
+            <w:pPr>
+              <w:spacing w:after="0" w:line="240" w:lineRule="auto"/>
+            </w:pPr>
+            <w:r/>
+            <w:r>
+              <w:rPr>
+                <w:rFonts w:ascii="宋体" w:hAnsi="宋体" w:eastAsia="宋体"/>
+                <w:b/>
+                <w:sz w:val="21"/>
+              </w:rPr>
+              <w:t>17ms（384 维）</w:t>
+            </w:r>
+          </w:p>
+        </w:tc>
+      </w:tr>
+      <w:tr>
+        <w:tc>
+          <w:tcPr>
+            <w:tcW w:type="dxa" w:w="1805"/>
+          </w:tcPr>
+          <w:p>
+            <w:pPr>
+              <w:spacing w:after="0" w:line="240" w:lineRule="auto"/>
+            </w:pPr>
+            <w:r/>
+            <w:r>
+              <w:rPr>
+                <w:rFonts w:ascii="宋体" w:hAnsi="宋体" w:eastAsia="宋体"/>
+                <w:b w:val="0"/>
+                <w:sz w:val="21"/>
+              </w:rPr>
+              <w:t>工程质量</w:t>
+            </w:r>
+          </w:p>
+        </w:tc>
+        <w:tc>
+          <w:tcPr>
+            <w:tcW w:type="dxa" w:w="1805"/>
+          </w:tcPr>
+          <w:p>
+            <w:pPr>
+              <w:spacing w:after="0" w:line="240" w:lineRule="auto"/>
+            </w:pPr>
+            <w:r/>
+            <w:r>
+              <w:rPr>
+                <w:rFonts w:ascii="宋体" w:hAnsi="宋体" w:eastAsia="宋体"/>
+                <w:b w:val="0"/>
+                <w:sz w:val="21"/>
+              </w:rPr>
+              <w:t>测试规模</w:t>
+            </w:r>
+          </w:p>
+        </w:tc>
+        <w:tc>
+          <w:tcPr>
+            <w:tcW w:type="dxa" w:w="1805"/>
+          </w:tcPr>
+          <w:p>
+            <w:pPr>
+              <w:spacing w:after="0" w:line="240" w:lineRule="auto"/>
+            </w:pPr>
+            <w:r/>
+            <w:r>
+              <w:rPr>
+                <w:rFonts w:ascii="宋体" w:hAnsi="宋体" w:eastAsia="宋体"/>
+                <w:b w:val="0"/>
+                <w:sz w:val="21"/>
+              </w:rPr>
+              <w:t>六个包的单元/集成用例总数</w:t>
+            </w:r>
+          </w:p>
+        </w:tc>
+        <w:tc>
+          <w:tcPr>
+            <w:tcW w:type="dxa" w:w="1805"/>
+          </w:tcPr>
+          <w:p>
+            <w:pPr>
+              <w:spacing w:after="0" w:line="240" w:lineRule="auto"/>
+            </w:pPr>
+            <w:r/>
+            <w:r>
+              <w:rPr>
+                <w:rFonts w:ascii="宋体" w:hAnsi="宋体" w:eastAsia="宋体"/>
+                <w:b w:val="0"/>
+                <w:sz w:val="21"/>
+              </w:rPr>
+              <w:t>≥300</w:t>
+            </w:r>
+          </w:p>
+        </w:tc>
+        <w:tc>
+          <w:tcPr>
+            <w:tcW w:type="dxa" w:w="1805"/>
+          </w:tcPr>
+          <w:p>
+            <w:pPr>
+              <w:spacing w:after="0" w:line="240" w:lineRule="auto"/>
+            </w:pPr>
+            <w:r/>
+            <w:r>
+              <w:rPr>
+                <w:rFonts w:ascii="宋体" w:hAnsi="宋体" w:eastAsia="宋体"/>
+                <w:b/>
+                <w:sz w:val="21"/>
+              </w:rPr>
+              <w:t>327 条</w:t>
+            </w:r>
+            <w:r>
+              <w:rPr>
+                <w:rFonts w:ascii="宋体" w:hAnsi="宋体" w:eastAsia="宋体"/>
+                <w:b w:val="0"/>
+                <w:sz w:val="21"/>
+              </w:rPr>
+              <w:t>（contracts 10 / embedding 14 / retrieval 17 / server 74 / web 171 / scripts 41）</w:t>
+            </w:r>
+          </w:p>
+        </w:tc>
+      </w:tr>
+      <w:tr>
+        <w:tc>
+          <w:tcPr>
+            <w:tcW w:type="dxa" w:w="1805"/>
+          </w:tcPr>
+          <w:p>
+            <w:pPr>
+              <w:spacing w:after="0" w:line="240" w:lineRule="auto"/>
+            </w:pPr>
+            <w:r/>
+            <w:r>
+              <w:rPr>
+                <w:rFonts w:ascii="宋体" w:hAnsi="宋体" w:eastAsia="宋体"/>
+                <w:b w:val="0"/>
+                <w:sz w:val="21"/>
+              </w:rPr>
+              <w:t>工程质量</w:t>
+            </w:r>
+          </w:p>
+        </w:tc>
+        <w:tc>
+          <w:tcPr>
+            <w:tcW w:type="dxa" w:w="1805"/>
+          </w:tcPr>
+          <w:p>
+            <w:pPr>
+              <w:spacing w:after="0" w:line="240" w:lineRule="auto"/>
+            </w:pPr>
+            <w:r/>
+            <w:r>
+              <w:rPr>
+                <w:rFonts w:ascii="宋体" w:hAnsi="宋体" w:eastAsia="宋体"/>
+                <w:b w:val="0"/>
+                <w:sz w:val="21"/>
+              </w:rPr>
+              <w:t>端到端回归</w:t>
+            </w:r>
+          </w:p>
+        </w:tc>
+        <w:tc>
+          <w:tcPr>
+            <w:tcW w:type="dxa" w:w="1805"/>
+          </w:tcPr>
+          <w:p>
+            <w:pPr>
+              <w:spacing w:after="0" w:line="240" w:lineRule="auto"/>
+            </w:pPr>
+            <w:r/>
+            <w:r>
+              <w:rPr>
+                <w:rFonts w:ascii="宋体" w:hAnsi="宋体" w:eastAsia="宋体"/>
+                <w:b w:val="0"/>
+                <w:sz w:val="21"/>
+              </w:rPr>
+              <w:t>5 案例主流程 + 降级路径</w:t>
+            </w:r>
+          </w:p>
+        </w:tc>
+        <w:tc>
+          <w:tcPr>
+            <w:tcW w:type="dxa" w:w="1805"/>
+          </w:tcPr>
+          <w:p>
+            <w:pPr>
+              <w:spacing w:after="0" w:line="240" w:lineRule="auto"/>
+            </w:pPr>
+            <w:r/>
+            <w:r>
+              <w:rPr>
+                <w:rFonts w:ascii="宋体" w:hAnsi="宋体" w:eastAsia="宋体"/>
+                <w:b w:val="0"/>
+                <w:sz w:val="21"/>
+              </w:rPr>
+              <w:t>全绿</w:t>
+            </w:r>
+          </w:p>
+        </w:tc>
+        <w:tc>
+          <w:tcPr>
+            <w:tcW w:type="dxa" w:w="1805"/>
+          </w:tcPr>
+          <w:p>
+            <w:pPr>
+              <w:spacing w:after="0" w:line="240" w:lineRule="auto"/>
+            </w:pPr>
+            <w:r/>
+            <w:r>
+              <w:rPr>
+                <w:rFonts w:ascii="宋体" w:hAnsi="宋体" w:eastAsia="宋体"/>
+                <w:b/>
+                <w:sz w:val="21"/>
+              </w:rPr>
+              <w:t>5/5 + 3/3</w:t>
+            </w:r>
+          </w:p>
+        </w:tc>
+      </w:tr>
+      <w:tr>
+        <w:tc>
+          <w:tcPr>
+            <w:tcW w:type="dxa" w:w="1805"/>
+          </w:tcPr>
+          <w:p>
+            <w:pPr>
+              <w:spacing w:after="0" w:line="240" w:lineRule="auto"/>
+            </w:pPr>
+            <w:r/>
+            <w:r>
+              <w:rPr>
+                <w:rFonts w:ascii="宋体" w:hAnsi="宋体" w:eastAsia="宋体"/>
+                <w:b w:val="0"/>
+                <w:sz w:val="21"/>
+              </w:rPr>
+              <w:t>工程质量</w:t>
+            </w:r>
+          </w:p>
+        </w:tc>
+        <w:tc>
+          <w:tcPr>
+            <w:tcW w:type="dxa" w:w="1805"/>
+          </w:tcPr>
+          <w:p>
+            <w:pPr>
+              <w:spacing w:after="0" w:line="240" w:lineRule="auto"/>
+            </w:pPr>
+            <w:r/>
+            <w:r>
+              <w:rPr>
+                <w:rFonts w:ascii="宋体" w:hAnsi="宋体" w:eastAsia="宋体"/>
+                <w:b w:val="0"/>
+                <w:sz w:val="21"/>
+              </w:rPr>
+              <w:t>评审门禁</w:t>
+            </w:r>
+          </w:p>
+        </w:tc>
+        <w:tc>
+          <w:tcPr>
+            <w:tcW w:type="dxa" w:w="1805"/>
+          </w:tcPr>
+          <w:p>
+            <w:pPr>
+              <w:spacing w:after="0" w:line="240" w:lineRule="auto"/>
+            </w:pPr>
+            <w:r/>
+            <w:r>
+              <w:rPr>
+                <w:rFonts w:ascii="宋体" w:hAnsi="宋体" w:eastAsia="宋体"/>
+                <w:b w:val="0"/>
+                <w:sz w:val="21"/>
+              </w:rPr>
+              <w:t>独立评审发现的问题闭环率</w:t>
+            </w:r>
+          </w:p>
+        </w:tc>
+        <w:tc>
+          <w:tcPr>
+            <w:tcW w:type="dxa" w:w="1805"/>
+          </w:tcPr>
+          <w:p>
+            <w:pPr>
+              <w:spacing w:after="0" w:line="240" w:lineRule="auto"/>
+            </w:pPr>
+            <w:r/>
+            <w:r>
+              <w:rPr>
+                <w:rFonts w:ascii="宋体" w:hAnsi="宋体" w:eastAsia="宋体"/>
+                <w:b w:val="0"/>
+                <w:sz w:val="21"/>
+              </w:rPr>
+              <w:t>100%</w:t>
+            </w:r>
+          </w:p>
+        </w:tc>
+        <w:tc>
+          <w:tcPr>
+            <w:tcW w:type="dxa" w:w="1805"/>
+          </w:tcPr>
+          <w:p>
+            <w:pPr>
+              <w:spacing w:after="0" w:line="240" w:lineRule="auto"/>
+            </w:pPr>
+            <w:r/>
+            <w:r>
+              <w:rPr>
+                <w:rFonts w:ascii="宋体" w:hAnsi="宋体" w:eastAsia="宋体"/>
+                <w:b w:val="0"/>
+                <w:sz w:val="21"/>
+              </w:rPr>
+              <w:t>严重 2 条、重要 9 条全部关闭</w:t>
+            </w:r>
+          </w:p>
+        </w:tc>
+      </w:tr>
+      <w:tr>
+        <w:tc>
+          <w:tcPr>
+            <w:tcW w:type="dxa" w:w="1805"/>
+          </w:tcPr>
+          <w:p>
+            <w:pPr>
+              <w:spacing w:after="0" w:line="240" w:lineRule="auto"/>
+            </w:pPr>
+            <w:r/>
+            <w:r>
+              <w:rPr>
+                <w:rFonts w:ascii="宋体" w:hAnsi="宋体" w:eastAsia="宋体"/>
+                <w:b w:val="0"/>
+                <w:sz w:val="21"/>
+              </w:rPr>
+              <w:t>数据质量</w:t>
+            </w:r>
+          </w:p>
+        </w:tc>
+        <w:tc>
+          <w:tcPr>
+            <w:tcW w:type="dxa" w:w="1805"/>
+          </w:tcPr>
+          <w:p>
+            <w:pPr>
+              <w:spacing w:after="0" w:line="240" w:lineRule="auto"/>
+            </w:pPr>
+            <w:r/>
+            <w:r>
+              <w:rPr>
+                <w:rFonts w:ascii="宋体" w:hAnsi="宋体" w:eastAsia="宋体"/>
+                <w:b w:val="0"/>
+                <w:sz w:val="21"/>
+              </w:rPr>
+              <w:t>语料规模</w:t>
+            </w:r>
+          </w:p>
+        </w:tc>
+        <w:tc>
+          <w:tcPr>
+            <w:tcW w:type="dxa" w:w="1805"/>
+          </w:tcPr>
+          <w:p>
+            <w:pPr>
+              <w:spacing w:after="0" w:line="240" w:lineRule="auto"/>
+            </w:pPr>
+            <w:r/>
+            <w:r>
+              <w:rPr>
+                <w:rFonts w:ascii="宋体" w:hAnsi="宋体" w:eastAsia="宋体"/>
+                <w:b w:val="0"/>
+                <w:sz w:val="21"/>
+              </w:rPr>
+              <w:t>索引知识块数与类型分布</w:t>
+            </w:r>
+          </w:p>
+        </w:tc>
+        <w:tc>
+          <w:tcPr>
+            <w:tcW w:type="dxa" w:w="1805"/>
+          </w:tcPr>
+          <w:p>
+            <w:pPr>
+              <w:spacing w:after="0" w:line="240" w:lineRule="auto"/>
+            </w:pPr>
+            <w:r/>
+            <w:r>
+              <w:rPr>
+                <w:rFonts w:ascii="宋体" w:hAnsi="宋体" w:eastAsia="宋体"/>
+                <w:b w:val="0"/>
+                <w:sz w:val="21"/>
+              </w:rPr>
+              <w:t>记录基线</w:t>
+            </w:r>
+          </w:p>
+        </w:tc>
+        <w:tc>
+          <w:tcPr>
+            <w:tcW w:type="dxa" w:w="1805"/>
+          </w:tcPr>
+          <w:p>
+            <w:pPr>
+              <w:spacing w:after="0" w:line="240" w:lineRule="auto"/>
+            </w:pPr>
+            <w:r/>
+            <w:r>
+              <w:rPr>
+                <w:rFonts w:ascii="宋体" w:hAnsi="宋体" w:eastAsia="宋体"/>
+                <w:b/>
+                <w:sz w:val="21"/>
+              </w:rPr>
+              <w:t>11,143 块</w:t>
+            </w:r>
+            <w:r>
+              <w:rPr>
+                <w:rFonts w:ascii="宋体" w:hAnsi="宋体" w:eastAsia="宋体"/>
+                <w:b w:val="0"/>
+                <w:sz w:val="21"/>
+              </w:rPr>
+              <w:t>（知识 94 / 规范 57 / 题录 142 / 章节 9,753 / 表格 1,041 / 企业 56）</w:t>
+            </w:r>
+          </w:p>
+        </w:tc>
+      </w:tr>
+      <w:tr>
+        <w:tc>
+          <w:tcPr>
+            <w:tcW w:type="dxa" w:w="1805"/>
+          </w:tcPr>
+          <w:p>
+            <w:pPr>
+              <w:spacing w:after="0" w:line="240" w:lineRule="auto"/>
+            </w:pPr>
+            <w:r/>
+            <w:r>
+              <w:rPr>
+                <w:rFonts w:ascii="宋体" w:hAnsi="宋体" w:eastAsia="宋体"/>
+                <w:b w:val="0"/>
+                <w:sz w:val="21"/>
+              </w:rPr>
+              <w:t>数据质量</w:t>
+            </w:r>
+          </w:p>
+        </w:tc>
+        <w:tc>
+          <w:tcPr>
+            <w:tcW w:type="dxa" w:w="1805"/>
+          </w:tcPr>
+          <w:p>
+            <w:pPr>
+              <w:spacing w:after="0" w:line="240" w:lineRule="auto"/>
+            </w:pPr>
+            <w:r/>
+            <w:r>
+              <w:rPr>
+                <w:rFonts w:ascii="宋体" w:hAnsi="宋体" w:eastAsia="宋体"/>
+                <w:b w:val="0"/>
+                <w:sz w:val="21"/>
+              </w:rPr>
+              <w:t>溯源完整率</w:t>
+            </w:r>
+          </w:p>
+        </w:tc>
+        <w:tc>
+          <w:tcPr>
+            <w:tcW w:type="dxa" w:w="1805"/>
+          </w:tcPr>
+          <w:p>
+            <w:pPr>
+              <w:spacing w:after="0" w:line="240" w:lineRule="auto"/>
+            </w:pPr>
+            <w:r/>
+            <w:r>
+              <w:rPr>
+                <w:rFonts w:ascii="宋体" w:hAnsi="宋体" w:eastAsia="宋体"/>
+                <w:b w:val="0"/>
+                <w:sz w:val="21"/>
+              </w:rPr>
+              <w:t>每个知识块携带七项溯源字段的比例</w:t>
+            </w:r>
+          </w:p>
+        </w:tc>
+        <w:tc>
+          <w:tcPr>
+            <w:tcW w:type="dxa" w:w="1805"/>
+          </w:tcPr>
+          <w:p>
+            <w:pPr>
+              <w:spacing w:after="0" w:line="240" w:lineRule="auto"/>
+            </w:pPr>
+            <w:r/>
+            <w:r>
+              <w:rPr>
+                <w:rFonts w:ascii="宋体" w:hAnsi="宋体" w:eastAsia="宋体"/>
+                <w:b w:val="0"/>
+                <w:sz w:val="21"/>
+              </w:rPr>
+              <w:t>100%</w:t>
+            </w:r>
+          </w:p>
+        </w:tc>
+        <w:tc>
+          <w:tcPr>
+            <w:tcW w:type="dxa" w:w="1805"/>
+          </w:tcPr>
+          <w:p>
+            <w:pPr>
+              <w:spacing w:after="0" w:line="240" w:lineRule="auto"/>
+            </w:pPr>
+            <w:r/>
+            <w:r>
+              <w:rPr>
+                <w:rFonts w:ascii="宋体" w:hAnsi="宋体" w:eastAsia="宋体"/>
+                <w:b/>
+                <w:sz w:val="21"/>
+              </w:rPr>
+              <w:t>100%</w:t>
+            </w:r>
+          </w:p>
+        </w:tc>
+      </w:tr>
+    </w:tbl>
     <w:p>
       <w:pPr>
-        <w:spacing w:line="360" w:lineRule="auto" w:after="0"/>
-        <w:ind w:firstLine="480"/>
+        <w:spacing w:after="120"/>
       </w:pPr>
-      <w:r>
-        <w:rPr>
-          <w:rFonts w:ascii="宋体" w:hAnsi="宋体" w:eastAsia="宋体"/>
-          <w:b w:val="0"/>
-          <w:sz w:val="24"/>
-        </w:rPr>
-        <w:t>| 类别 | 指标 | 定义 | 阈值 | 当前实测 |</w:t>
-      </w:r>
-    </w:p>
-    <w:p>
-      <w:pPr>
-        <w:spacing w:line="360" w:lineRule="auto" w:after="0"/>
-        <w:ind w:firstLine="480"/>
-      </w:pPr>
-      <w:r>
-        <w:rPr>
-          <w:rFonts w:ascii="宋体" w:hAnsi="宋体" w:eastAsia="宋体"/>
-          <w:b w:val="0"/>
-          <w:sz w:val="24"/>
-        </w:rPr>
-        <w:t>|---|---|---|---|---|</w:t>
-      </w:r>
-    </w:p>
-    <w:p>
-      <w:pPr>
-        <w:spacing w:line="360" w:lineRule="auto" w:after="0"/>
-        <w:ind w:firstLine="480"/>
-      </w:pPr>
-      <w:r>
-        <w:rPr>
-          <w:rFonts w:ascii="宋体" w:hAnsi="宋体" w:eastAsia="宋体"/>
-          <w:b w:val="0"/>
-          <w:sz w:val="24"/>
-        </w:rPr>
-        <w:t xml:space="preserve">| 检索质量 | 金标准召回 | recall@5：期望文档出现在前 5 个文档中的比例（按源文档去重） | 达标线：每用例达到其 minRecallAt5，总体 100% | </w:t>
-      </w:r>
-      <w:r>
-        <w:rPr>
-          <w:rFonts w:ascii="宋体" w:hAnsi="宋体" w:eastAsia="宋体"/>
-          <w:b/>
-          <w:sz w:val="24"/>
-        </w:rPr>
-        <w:t>38/38（100%）</w:t>
-      </w:r>
-      <w:r>
-        <w:rPr>
-          <w:rFonts w:ascii="宋体" w:hAnsi="宋体" w:eastAsia="宋体"/>
-          <w:b w:val="0"/>
-          <w:sz w:val="24"/>
-        </w:rPr>
-        <w:t xml:space="preserve"> |</w:t>
-      </w:r>
-    </w:p>
-    <w:p>
-      <w:pPr>
-        <w:spacing w:line="360" w:lineRule="auto" w:after="0"/>
-        <w:ind w:firstLine="480"/>
-      </w:pPr>
-      <w:r>
-        <w:rPr>
-          <w:rFonts w:ascii="宋体" w:hAnsi="宋体" w:eastAsia="宋体"/>
-          <w:b w:val="0"/>
-          <w:sz w:val="24"/>
-        </w:rPr>
-        <w:t xml:space="preserve">| 检索质量 | 证据多样性（去重率） | 5 候选 × 3 条证据共 15 个槽位中，去重后不同知识块数 | ≥12/15 | </w:t>
-      </w:r>
-      <w:r>
-        <w:rPr>
-          <w:rFonts w:ascii="宋体" w:hAnsi="宋体" w:eastAsia="宋体"/>
-          <w:b/>
-          <w:sz w:val="24"/>
-        </w:rPr>
-        <w:t>13–15/15</w:t>
-      </w:r>
-      <w:r>
-        <w:rPr>
-          <w:rFonts w:ascii="宋体" w:hAnsi="宋体" w:eastAsia="宋体"/>
-          <w:b w:val="0"/>
-          <w:sz w:val="24"/>
-        </w:rPr>
-        <w:t xml:space="preserve"> |</w:t>
-      </w:r>
-    </w:p>
-    <w:p>
-      <w:pPr>
-        <w:spacing w:line="360" w:lineRule="auto" w:after="0"/>
-        <w:ind w:firstLine="480"/>
-      </w:pPr>
-      <w:r>
-        <w:rPr>
-          <w:rFonts w:ascii="宋体" w:hAnsi="宋体" w:eastAsia="宋体"/>
-          <w:b w:val="0"/>
-          <w:sz w:val="24"/>
-        </w:rPr>
-        <w:t xml:space="preserve">| 检索质量 | 证据集合互异率 | 任意两个候选的证据集合不相同的比例 | 100% | </w:t>
-      </w:r>
-      <w:r>
-        <w:rPr>
-          <w:rFonts w:ascii="宋体" w:hAnsi="宋体" w:eastAsia="宋体"/>
-          <w:b/>
-          <w:sz w:val="24"/>
-        </w:rPr>
-        <w:t>100%（5/5 案例）</w:t>
-      </w:r>
-      <w:r>
-        <w:rPr>
-          <w:rFonts w:ascii="宋体" w:hAnsi="宋体" w:eastAsia="宋体"/>
-          <w:b w:val="0"/>
-          <w:sz w:val="24"/>
-        </w:rPr>
-        <w:t xml:space="preserve"> |</w:t>
-      </w:r>
-    </w:p>
-    <w:p>
-      <w:pPr>
-        <w:spacing w:line="360" w:lineRule="auto" w:after="0"/>
-        <w:ind w:firstLine="480"/>
-      </w:pPr>
-      <w:r>
-        <w:rPr>
-          <w:rFonts w:ascii="宋体" w:hAnsi="宋体" w:eastAsia="宋体"/>
-          <w:b w:val="0"/>
-          <w:sz w:val="24"/>
-        </w:rPr>
-        <w:t xml:space="preserve">| 检索质量 | 证据类型覆盖 | 含文献/规范/章节/表格类证据的候选占比 | ≥60% | </w:t>
-      </w:r>
-      <w:r>
-        <w:rPr>
-          <w:rFonts w:ascii="宋体" w:hAnsi="宋体" w:eastAsia="宋体"/>
-          <w:b/>
-          <w:sz w:val="24"/>
-        </w:rPr>
-        <w:t>25/25（100%）</w:t>
-      </w:r>
-      <w:r>
-        <w:rPr>
-          <w:rFonts w:ascii="宋体" w:hAnsi="宋体" w:eastAsia="宋体"/>
-          <w:b w:val="0"/>
-          <w:sz w:val="24"/>
-        </w:rPr>
-        <w:t xml:space="preserve"> |</w:t>
-      </w:r>
-    </w:p>
-    <w:p>
-      <w:pPr>
-        <w:spacing w:line="360" w:lineRule="auto" w:after="0"/>
-        <w:ind w:firstLine="480"/>
-      </w:pPr>
-      <w:r>
-        <w:rPr>
-          <w:rFonts w:ascii="宋体" w:hAnsi="宋体" w:eastAsia="宋体"/>
-          <w:b w:val="0"/>
-          <w:sz w:val="24"/>
-        </w:rPr>
-        <w:t xml:space="preserve">| 生成质量 | 引用支撑率 | 报告段落主张能被「证据 + 确定性数据」支撑的段落比例（大模型裁判） | ≥85% | </w:t>
-      </w:r>
-      <w:r>
-        <w:rPr>
-          <w:rFonts w:ascii="宋体" w:hAnsi="宋体" w:eastAsia="宋体"/>
-          <w:b/>
-          <w:sz w:val="24"/>
-        </w:rPr>
-        <w:t>85.1%–100%（多轮，最近一轮 100%）</w:t>
-      </w:r>
-      <w:r>
-        <w:rPr>
-          <w:rFonts w:ascii="宋体" w:hAnsi="宋体" w:eastAsia="宋体"/>
-          <w:b w:val="0"/>
-          <w:sz w:val="24"/>
-        </w:rPr>
-        <w:t xml:space="preserve"> |</w:t>
-      </w:r>
-    </w:p>
-    <w:p>
-      <w:pPr>
-        <w:spacing w:line="360" w:lineRule="auto" w:after="0"/>
-        <w:ind w:firstLine="480"/>
-      </w:pPr>
-      <w:r>
-        <w:rPr>
-          <w:rFonts w:ascii="宋体" w:hAnsi="宋体" w:eastAsia="宋体"/>
-          <w:b w:val="0"/>
-          <w:sz w:val="24"/>
-        </w:rPr>
-        <w:t xml:space="preserve">| 生成质量 | 裁判可信度 | 人为构造幻觉段落必须被判为"不支撑" | 100% | </w:t>
-      </w:r>
-      <w:r>
-        <w:rPr>
-          <w:rFonts w:ascii="宋体" w:hAnsi="宋体" w:eastAsia="宋体"/>
-          <w:b/>
-          <w:sz w:val="24"/>
-        </w:rPr>
-        <w:t>通过</w:t>
-      </w:r>
-      <w:r>
-        <w:rPr>
-          <w:rFonts w:ascii="宋体" w:hAnsi="宋体" w:eastAsia="宋体"/>
-          <w:b w:val="0"/>
-          <w:sz w:val="24"/>
-        </w:rPr>
-        <w:t xml:space="preserve"> |</w:t>
-      </w:r>
-    </w:p>
-    <w:p>
-      <w:pPr>
-        <w:spacing w:line="360" w:lineRule="auto" w:after="0"/>
-        <w:ind w:firstLine="480"/>
-      </w:pPr>
-      <w:r>
-        <w:rPr>
-          <w:rFonts w:ascii="宋体" w:hAnsi="宋体" w:eastAsia="宋体"/>
-          <w:b w:val="0"/>
-          <w:sz w:val="24"/>
-        </w:rPr>
-        <w:t xml:space="preserve">| 生成质量 | 结构合规率 | 段落长度、节数、要点行等格式约束满足率 | 100% | </w:t>
-      </w:r>
-      <w:r>
-        <w:rPr>
-          <w:rFonts w:ascii="宋体" w:hAnsi="宋体" w:eastAsia="宋体"/>
-          <w:b/>
-          <w:sz w:val="24"/>
-        </w:rPr>
-        <w:t>100%（提示词约束 + 模板兜底）</w:t>
-      </w:r>
-      <w:r>
-        <w:rPr>
-          <w:rFonts w:ascii="宋体" w:hAnsi="宋体" w:eastAsia="宋体"/>
-          <w:b w:val="0"/>
-          <w:sz w:val="24"/>
-        </w:rPr>
-        <w:t xml:space="preserve"> |</w:t>
-      </w:r>
-    </w:p>
-    <w:p>
-      <w:pPr>
-        <w:spacing w:line="360" w:lineRule="auto" w:after="0"/>
-        <w:ind w:firstLine="480"/>
-      </w:pPr>
-      <w:r>
-        <w:rPr>
-          <w:rFonts w:ascii="宋体" w:hAnsi="宋体" w:eastAsia="宋体"/>
-          <w:b w:val="0"/>
-          <w:sz w:val="24"/>
-        </w:rPr>
-        <w:t xml:space="preserve">| 决策质量 | 得分分解恒等 | Σ各维贡献 − 罚项 与综合得分的差值 | &lt;1e-6 | </w:t>
-      </w:r>
-      <w:r>
-        <w:rPr>
-          <w:rFonts w:ascii="宋体" w:hAnsi="宋体" w:eastAsia="宋体"/>
-          <w:b/>
-          <w:sz w:val="24"/>
-        </w:rPr>
-        <w:t>逐位相等</w:t>
-      </w:r>
-      <w:r>
-        <w:rPr>
-          <w:rFonts w:ascii="宋体" w:hAnsi="宋体" w:eastAsia="宋体"/>
-          <w:b w:val="0"/>
-          <w:sz w:val="24"/>
-        </w:rPr>
-        <w:t xml:space="preserve"> |</w:t>
-      </w:r>
-    </w:p>
-    <w:p>
-      <w:pPr>
-        <w:spacing w:line="360" w:lineRule="auto" w:after="0"/>
-        <w:ind w:firstLine="480"/>
-      </w:pPr>
-      <w:r>
-        <w:rPr>
-          <w:rFonts w:ascii="宋体" w:hAnsi="宋体" w:eastAsia="宋体"/>
-          <w:b w:val="0"/>
-          <w:sz w:val="24"/>
-        </w:rPr>
-        <w:t>| 决策质量 | 验收阈值达标率 | 企业实测指标（11 项）中达到规范阈值的比例 | 监控项（不设硬阈值） | 首卡 9/9 有阈值指标达标 |</w:t>
-      </w:r>
-    </w:p>
-    <w:p>
-      <w:pPr>
-        <w:spacing w:line="360" w:lineRule="auto" w:after="0"/>
-        <w:ind w:firstLine="480"/>
-      </w:pPr>
-      <w:r>
-        <w:rPr>
-          <w:rFonts w:ascii="宋体" w:hAnsi="宋体" w:eastAsia="宋体"/>
-          <w:b w:val="0"/>
-          <w:sz w:val="24"/>
-        </w:rPr>
-        <w:t xml:space="preserve">| 一致性 | 确定性复现 | 同一结构化场景多次请求，数值字段逐字节一致 | 100% | </w:t>
-      </w:r>
-      <w:r>
-        <w:rPr>
-          <w:rFonts w:ascii="宋体" w:hAnsi="宋体" w:eastAsia="宋体"/>
-          <w:b/>
-          <w:sz w:val="24"/>
-        </w:rPr>
-        <w:t>5 案例 × 3 次一致</w:t>
-      </w:r>
-      <w:r>
-        <w:rPr>
-          <w:rFonts w:ascii="宋体" w:hAnsi="宋体" w:eastAsia="宋体"/>
-          <w:b w:val="0"/>
-          <w:sz w:val="24"/>
-        </w:rPr>
-        <w:t xml:space="preserve"> |</w:t>
-      </w:r>
-    </w:p>
-    <w:p>
-      <w:pPr>
-        <w:spacing w:line="360" w:lineRule="auto" w:after="0"/>
-        <w:ind w:firstLine="480"/>
-      </w:pPr>
-      <w:r>
-        <w:rPr>
-          <w:rFonts w:ascii="宋体" w:hAnsi="宋体" w:eastAsia="宋体"/>
-          <w:b w:val="0"/>
-          <w:sz w:val="24"/>
-        </w:rPr>
-        <w:t xml:space="preserve">| 鲁棒性 | 降级路径覆盖 | 大模型关闭 / 上游模块不可达 / 空知识库 三种降级场景均不中断 | 3/3 通过 | </w:t>
-      </w:r>
-      <w:r>
-        <w:rPr>
-          <w:rFonts w:ascii="宋体" w:hAnsi="宋体" w:eastAsia="宋体"/>
-          <w:b/>
-          <w:sz w:val="24"/>
-        </w:rPr>
-        <w:t>3/3</w:t>
-      </w:r>
-      <w:r>
-        <w:rPr>
-          <w:rFonts w:ascii="宋体" w:hAnsi="宋体" w:eastAsia="宋体"/>
-          <w:b w:val="0"/>
-          <w:sz w:val="24"/>
-        </w:rPr>
-        <w:t xml:space="preserve"> |</w:t>
-      </w:r>
-    </w:p>
-    <w:p>
-      <w:pPr>
-        <w:spacing w:line="360" w:lineRule="auto" w:after="0"/>
-        <w:ind w:firstLine="480"/>
-      </w:pPr>
-      <w:r>
-        <w:rPr>
-          <w:rFonts w:ascii="宋体" w:hAnsi="宋体" w:eastAsia="宋体"/>
-          <w:b w:val="0"/>
-          <w:sz w:val="24"/>
-        </w:rPr>
-        <w:t xml:space="preserve">| 鲁棒性 | 回退机制覆盖 | 重排超时、流式失败、空库均有自动回退 | 全部具备 | </w:t>
-      </w:r>
-      <w:r>
-        <w:rPr>
-          <w:rFonts w:ascii="宋体" w:hAnsi="宋体" w:eastAsia="宋体"/>
-          <w:b/>
-          <w:sz w:val="24"/>
-        </w:rPr>
-        <w:t>具备</w:t>
-      </w:r>
-      <w:r>
-        <w:rPr>
-          <w:rFonts w:ascii="宋体" w:hAnsi="宋体" w:eastAsia="宋体"/>
-          <w:b w:val="0"/>
-          <w:sz w:val="24"/>
-        </w:rPr>
-        <w:t xml:space="preserve"> |</w:t>
-      </w:r>
-    </w:p>
-    <w:p>
-      <w:pPr>
-        <w:spacing w:line="360" w:lineRule="auto" w:after="0"/>
-        <w:ind w:firstLine="480"/>
-      </w:pPr>
-      <w:r>
-        <w:rPr>
-          <w:rFonts w:ascii="宋体" w:hAnsi="宋体" w:eastAsia="宋体"/>
-          <w:b w:val="0"/>
-          <w:sz w:val="24"/>
-        </w:rPr>
-        <w:t xml:space="preserve">| 性能 | 端到端时延 | 推荐请求总耗时（含重排与报告） | ≤20s（演示约束） | </w:t>
-      </w:r>
-      <w:r>
-        <w:rPr>
-          <w:rFonts w:ascii="宋体" w:hAnsi="宋体" w:eastAsia="宋体"/>
-          <w:b/>
-          <w:sz w:val="24"/>
-        </w:rPr>
-        <w:t>约 11–18s</w:t>
-      </w:r>
-      <w:r>
-        <w:rPr>
-          <w:rFonts w:ascii="宋体" w:hAnsi="宋体" w:eastAsia="宋体"/>
-          <w:b w:val="0"/>
-          <w:sz w:val="24"/>
-        </w:rPr>
-        <w:t xml:space="preserve"> |</w:t>
-      </w:r>
-    </w:p>
-    <w:p>
-      <w:pPr>
-        <w:spacing w:line="360" w:lineRule="auto" w:after="0"/>
-        <w:ind w:firstLine="480"/>
-      </w:pPr>
-      <w:r>
-        <w:rPr>
-          <w:rFonts w:ascii="宋体" w:hAnsi="宋体" w:eastAsia="宋体"/>
-          <w:b w:val="0"/>
-          <w:sz w:val="24"/>
-        </w:rPr>
-        <w:t xml:space="preserve">| 性能 | 重排时延 | 5 查询 × 6 候选批量重排耗时 | 2–5s | </w:t>
-      </w:r>
-      <w:r>
-        <w:rPr>
-          <w:rFonts w:ascii="宋体" w:hAnsi="宋体" w:eastAsia="宋体"/>
-          <w:b/>
-          <w:sz w:val="24"/>
-        </w:rPr>
-        <w:t>2.2–3.1s</w:t>
-      </w:r>
-      <w:r>
-        <w:rPr>
-          <w:rFonts w:ascii="宋体" w:hAnsi="宋体" w:eastAsia="宋体"/>
-          <w:b w:val="0"/>
-          <w:sz w:val="24"/>
-        </w:rPr>
-        <w:t xml:space="preserve"> |</w:t>
-      </w:r>
-    </w:p>
-    <w:p>
-      <w:pPr>
-        <w:spacing w:line="360" w:lineRule="auto" w:after="0"/>
-        <w:ind w:firstLine="480"/>
-      </w:pPr>
-      <w:r>
-        <w:rPr>
-          <w:rFonts w:ascii="宋体" w:hAnsi="宋体" w:eastAsia="宋体"/>
-          <w:b w:val="0"/>
-          <w:sz w:val="24"/>
-        </w:rPr>
-        <w:t xml:space="preserve">| 性能 | 索引构建 | 全量重建 11,143 块索引耗时 | 记录基线 | </w:t>
-      </w:r>
-      <w:r>
-        <w:rPr>
-          <w:rFonts w:ascii="宋体" w:hAnsi="宋体" w:eastAsia="宋体"/>
-          <w:b/>
-          <w:sz w:val="24"/>
-        </w:rPr>
-        <w:t>lancedb 729s / sqlite 605s</w:t>
-      </w:r>
-      <w:r>
-        <w:rPr>
-          <w:rFonts w:ascii="宋体" w:hAnsi="宋体" w:eastAsia="宋体"/>
-          <w:b w:val="0"/>
-          <w:sz w:val="24"/>
-        </w:rPr>
-        <w:t xml:space="preserve"> |</w:t>
-      </w:r>
-    </w:p>
-    <w:p>
-      <w:pPr>
-        <w:spacing w:line="360" w:lineRule="auto" w:after="0"/>
-        <w:ind w:firstLine="480"/>
-      </w:pPr>
-      <w:r>
-        <w:rPr>
-          <w:rFonts w:ascii="宋体" w:hAnsi="宋体" w:eastAsia="宋体"/>
-          <w:b w:val="0"/>
-          <w:sz w:val="24"/>
-        </w:rPr>
-        <w:t xml:space="preserve">| 性能 | 单查询嵌入 | 查询向量化耗时 | ≤25ms | </w:t>
-      </w:r>
-      <w:r>
-        <w:rPr>
-          <w:rFonts w:ascii="宋体" w:hAnsi="宋体" w:eastAsia="宋体"/>
-          <w:b/>
-          <w:sz w:val="24"/>
-        </w:rPr>
-        <w:t>17ms（384 维）</w:t>
-      </w:r>
-      <w:r>
-        <w:rPr>
-          <w:rFonts w:ascii="宋体" w:hAnsi="宋体" w:eastAsia="宋体"/>
-          <w:b w:val="0"/>
-          <w:sz w:val="24"/>
-        </w:rPr>
-        <w:t xml:space="preserve"> |</w:t>
-      </w:r>
-    </w:p>
-    <w:p>
-      <w:pPr>
-        <w:spacing w:line="360" w:lineRule="auto" w:after="0"/>
-        <w:ind w:firstLine="480"/>
-      </w:pPr>
-      <w:r>
-        <w:rPr>
-          <w:rFonts w:ascii="宋体" w:hAnsi="宋体" w:eastAsia="宋体"/>
-          <w:b w:val="0"/>
-          <w:sz w:val="24"/>
-        </w:rPr>
-        <w:t xml:space="preserve">| 工程质量 | 测试规模 | 六个包的单元/集成用例总数 | ≥300 | </w:t>
-      </w:r>
-      <w:r>
-        <w:rPr>
-          <w:rFonts w:ascii="宋体" w:hAnsi="宋体" w:eastAsia="宋体"/>
-          <w:b/>
-          <w:sz w:val="24"/>
-        </w:rPr>
-        <w:t>327 条</w:t>
-      </w:r>
-      <w:r>
-        <w:rPr>
-          <w:rFonts w:ascii="宋体" w:hAnsi="宋体" w:eastAsia="宋体"/>
-          <w:b w:val="0"/>
-          <w:sz w:val="24"/>
-        </w:rPr>
-        <w:t>（contracts 10 / embedding 14 / retrieval 17 / server 74 / web 171 / scripts 41） |</w:t>
-      </w:r>
-    </w:p>
-    <w:p>
-      <w:pPr>
-        <w:spacing w:line="360" w:lineRule="auto" w:after="0"/>
-        <w:ind w:firstLine="480"/>
-      </w:pPr>
-      <w:r>
-        <w:rPr>
-          <w:rFonts w:ascii="宋体" w:hAnsi="宋体" w:eastAsia="宋体"/>
-          <w:b w:val="0"/>
-          <w:sz w:val="24"/>
-        </w:rPr>
-        <w:t xml:space="preserve">| 工程质量 | 端到端回归 | 5 案例主流程 + 降级路径 | 全绿 | </w:t>
-      </w:r>
-      <w:r>
-        <w:rPr>
-          <w:rFonts w:ascii="宋体" w:hAnsi="宋体" w:eastAsia="宋体"/>
-          <w:b/>
-          <w:sz w:val="24"/>
-        </w:rPr>
-        <w:t>5/5 + 3/3</w:t>
-      </w:r>
-      <w:r>
-        <w:rPr>
-          <w:rFonts w:ascii="宋体" w:hAnsi="宋体" w:eastAsia="宋体"/>
-          <w:b w:val="0"/>
-          <w:sz w:val="24"/>
-        </w:rPr>
-        <w:t xml:space="preserve"> |</w:t>
-      </w:r>
-    </w:p>
-    <w:p>
-      <w:pPr>
-        <w:spacing w:line="360" w:lineRule="auto" w:after="0"/>
-        <w:ind w:firstLine="480"/>
-      </w:pPr>
-      <w:r>
-        <w:rPr>
-          <w:rFonts w:ascii="宋体" w:hAnsi="宋体" w:eastAsia="宋体"/>
-          <w:b w:val="0"/>
-          <w:sz w:val="24"/>
-        </w:rPr>
-        <w:t>| 工程质量 | 评审门禁 | 独立评审发现的问题闭环率 | 100% | 严重 2 条、重要 9 条全部关闭 |</w:t>
-      </w:r>
-    </w:p>
-    <w:p>
-      <w:pPr>
-        <w:spacing w:line="360" w:lineRule="auto" w:after="0"/>
-        <w:ind w:firstLine="480"/>
-      </w:pPr>
-      <w:r>
-        <w:rPr>
-          <w:rFonts w:ascii="宋体" w:hAnsi="宋体" w:eastAsia="宋体"/>
-          <w:b w:val="0"/>
-          <w:sz w:val="24"/>
-        </w:rPr>
-        <w:t xml:space="preserve">| 数据质量 | 语料规模 | 索引知识块数与类型分布 | 记录基线 | </w:t>
-      </w:r>
-      <w:r>
-        <w:rPr>
-          <w:rFonts w:ascii="宋体" w:hAnsi="宋体" w:eastAsia="宋体"/>
-          <w:b/>
-          <w:sz w:val="24"/>
-        </w:rPr>
-        <w:t>11,143 块</w:t>
-      </w:r>
-      <w:r>
-        <w:rPr>
-          <w:rFonts w:ascii="宋体" w:hAnsi="宋体" w:eastAsia="宋体"/>
-          <w:b w:val="0"/>
-          <w:sz w:val="24"/>
-        </w:rPr>
-        <w:t>（知识 94 / 规范 57 / 题录 142 / 章节 9,753 / 表格 1,041 / 企业 56） |</w:t>
-      </w:r>
-    </w:p>
-    <w:p>
-      <w:pPr>
-        <w:spacing w:line="360" w:lineRule="auto" w:after="0"/>
-        <w:ind w:firstLine="480"/>
-      </w:pPr>
-      <w:r>
-        <w:rPr>
-          <w:rFonts w:ascii="宋体" w:hAnsi="宋体" w:eastAsia="宋体"/>
-          <w:b w:val="0"/>
-          <w:sz w:val="24"/>
-        </w:rPr>
-        <w:t xml:space="preserve">| 数据质量 | 溯源完整率 | 每个知识块携带七项溯源字段的比例 | 100% | </w:t>
-      </w:r>
-      <w:r>
-        <w:rPr>
-          <w:rFonts w:ascii="宋体" w:hAnsi="宋体" w:eastAsia="宋体"/>
-          <w:b/>
-          <w:sz w:val="24"/>
-        </w:rPr>
-        <w:t>100%</w:t>
-      </w:r>
-      <w:r>
-        <w:rPr>
-          <w:rFonts w:ascii="宋体" w:hAnsi="宋体" w:eastAsia="宋体"/>
-          <w:b w:val="0"/>
-          <w:sz w:val="24"/>
-        </w:rPr>
-        <w:t xml:space="preserve"> |</w:t>
-      </w:r>
-    </w:p>
-    <w:p>
-      <w:pPr>
-        <w:spacing w:line="360" w:lineRule="auto" w:after="0"/>
-        <w:ind w:firstLine="480"/>
-      </w:pPr>
-      <w:r>
-        <w:rPr>
-          <w:rFonts w:ascii="宋体" w:hAnsi="宋体" w:eastAsia="宋体"/>
-          <w:b w:val="0"/>
-          <w:sz w:val="24"/>
-        </w:rPr>
-        <w:t>---</w:t>
-      </w:r>
     </w:p>
     <w:p>
       <w:pPr>
@@ -1145,107 +2661,360 @@
         <w:t>2.3 消融实验（三项均以数据否决）</w:t>
       </w:r>
     </w:p>
+    <w:tbl>
+      <w:tblPr>
+        <w:tblStyle w:val="TableGrid"/>
+        <w:tblW w:type="auto" w:w="0"/>
+        <w:tblLayout w:type="autofit"/>
+        <w:tblLook w:firstColumn="1" w:firstRow="1" w:lastColumn="0" w:lastRow="0" w:noHBand="0" w:noVBand="1" w:val="04A0"/>
+      </w:tblPr>
+      <w:tblGrid>
+        <w:gridCol w:w="2256"/>
+        <w:gridCol w:w="2256"/>
+        <w:gridCol w:w="2256"/>
+        <w:gridCol w:w="2256"/>
+      </w:tblGrid>
+      <w:tr>
+        <w:tc>
+          <w:tcPr>
+            <w:tcW w:type="dxa" w:w="2256"/>
+          </w:tcPr>
+          <w:p>
+            <w:pPr>
+              <w:spacing w:after="0" w:line="240" w:lineRule="auto"/>
+            </w:pPr>
+            <w:r/>
+            <w:r>
+              <w:rPr>
+                <w:rFonts w:ascii="宋体" w:hAnsi="宋体" w:eastAsia="宋体"/>
+                <w:b/>
+                <w:sz w:val="21"/>
+              </w:rPr>
+              <w:t>消融项</w:t>
+            </w:r>
+          </w:p>
+        </w:tc>
+        <w:tc>
+          <w:tcPr>
+            <w:tcW w:type="dxa" w:w="2256"/>
+          </w:tcPr>
+          <w:p>
+            <w:pPr>
+              <w:spacing w:after="0" w:line="240" w:lineRule="auto"/>
+            </w:pPr>
+            <w:r/>
+            <w:r>
+              <w:rPr>
+                <w:rFonts w:ascii="宋体" w:hAnsi="宋体" w:eastAsia="宋体"/>
+                <w:b/>
+                <w:sz w:val="21"/>
+              </w:rPr>
+              <w:t>对照设置</w:t>
+            </w:r>
+          </w:p>
+        </w:tc>
+        <w:tc>
+          <w:tcPr>
+            <w:tcW w:type="dxa" w:w="2256"/>
+          </w:tcPr>
+          <w:p>
+            <w:pPr>
+              <w:spacing w:after="0" w:line="240" w:lineRule="auto"/>
+            </w:pPr>
+            <w:r/>
+            <w:r>
+              <w:rPr>
+                <w:rFonts w:ascii="宋体" w:hAnsi="宋体" w:eastAsia="宋体"/>
+                <w:b/>
+                <w:sz w:val="21"/>
+              </w:rPr>
+              <w:t>结果</w:t>
+            </w:r>
+          </w:p>
+        </w:tc>
+        <w:tc>
+          <w:tcPr>
+            <w:tcW w:type="dxa" w:w="2256"/>
+          </w:tcPr>
+          <w:p>
+            <w:pPr>
+              <w:spacing w:after="0" w:line="240" w:lineRule="auto"/>
+            </w:pPr>
+            <w:r/>
+            <w:r>
+              <w:rPr>
+                <w:rFonts w:ascii="宋体" w:hAnsi="宋体" w:eastAsia="宋体"/>
+                <w:b/>
+                <w:sz w:val="21"/>
+              </w:rPr>
+              <w:t>结论</w:t>
+            </w:r>
+          </w:p>
+        </w:tc>
+      </w:tr>
+      <w:tr>
+        <w:tc>
+          <w:tcPr>
+            <w:tcW w:type="dxa" w:w="2256"/>
+          </w:tcPr>
+          <w:p>
+            <w:pPr>
+              <w:spacing w:after="0" w:line="240" w:lineRule="auto"/>
+            </w:pPr>
+            <w:r/>
+            <w:r>
+              <w:rPr>
+                <w:rFonts w:ascii="宋体" w:hAnsi="宋体" w:eastAsia="宋体"/>
+                <w:b w:val="0"/>
+                <w:sz w:val="21"/>
+              </w:rPr>
+              <w:t>嵌入模型升级</w:t>
+            </w:r>
+          </w:p>
+        </w:tc>
+        <w:tc>
+          <w:tcPr>
+            <w:tcW w:type="dxa" w:w="2256"/>
+          </w:tcPr>
+          <w:p>
+            <w:pPr>
+              <w:spacing w:after="0" w:line="240" w:lineRule="auto"/>
+            </w:pPr>
+            <w:r/>
+            <w:r>
+              <w:rPr>
+                <w:rFonts w:ascii="宋体" w:hAnsi="宋体" w:eastAsia="宋体"/>
+                <w:b w:val="0"/>
+                <w:sz w:val="21"/>
+              </w:rPr>
+              <w:t>768 维多语种模型 vs 现 384 维</w:t>
+            </w:r>
+          </w:p>
+        </w:tc>
+        <w:tc>
+          <w:tcPr>
+            <w:tcW w:type="dxa" w:w="2256"/>
+          </w:tcPr>
+          <w:p>
+            <w:pPr>
+              <w:spacing w:after="0" w:line="240" w:lineRule="auto"/>
+            </w:pPr>
+            <w:r/>
+            <w:r>
+              <w:rPr>
+                <w:rFonts w:ascii="宋体" w:hAnsi="宋体" w:eastAsia="宋体"/>
+                <w:b w:val="0"/>
+                <w:sz w:val="21"/>
+              </w:rPr>
+              <w:t xml:space="preserve">金标准 37/38 vs </w:t>
+            </w:r>
+            <w:r>
+              <w:rPr>
+                <w:rFonts w:ascii="宋体" w:hAnsi="宋体" w:eastAsia="宋体"/>
+                <w:b/>
+                <w:sz w:val="21"/>
+              </w:rPr>
+              <w:t>38/38</w:t>
+            </w:r>
+            <w:r>
+              <w:rPr>
+                <w:rFonts w:ascii="宋体" w:hAnsi="宋体" w:eastAsia="宋体"/>
+                <w:b w:val="0"/>
+                <w:sz w:val="21"/>
+              </w:rPr>
+              <w:t>；单查询 22.9ms vs 17.0ms；重建 1602s vs 729s；证据更聚集（唯一文档 9/8/9/10/12 vs 11/12/11/11/12）</w:t>
+            </w:r>
+          </w:p>
+        </w:tc>
+        <w:tc>
+          <w:tcPr>
+            <w:tcW w:type="dxa" w:w="2256"/>
+          </w:tcPr>
+          <w:p>
+            <w:pPr>
+              <w:spacing w:after="0" w:line="240" w:lineRule="auto"/>
+            </w:pPr>
+            <w:r/>
+            <w:r>
+              <w:rPr>
+                <w:rFonts w:ascii="宋体" w:hAnsi="宋体" w:eastAsia="宋体"/>
+                <w:b w:val="0"/>
+                <w:sz w:val="21"/>
+              </w:rPr>
+              <w:t>维持 384 维</w:t>
+            </w:r>
+          </w:p>
+        </w:tc>
+      </w:tr>
+      <w:tr>
+        <w:tc>
+          <w:tcPr>
+            <w:tcW w:type="dxa" w:w="2256"/>
+          </w:tcPr>
+          <w:p>
+            <w:pPr>
+              <w:spacing w:after="0" w:line="240" w:lineRule="auto"/>
+            </w:pPr>
+            <w:r/>
+            <w:r>
+              <w:rPr>
+                <w:rFonts w:ascii="宋体" w:hAnsi="宋体" w:eastAsia="宋体"/>
+                <w:b w:val="0"/>
+                <w:sz w:val="21"/>
+              </w:rPr>
+              <w:t>查询扩展</w:t>
+            </w:r>
+          </w:p>
+        </w:tc>
+        <w:tc>
+          <w:tcPr>
+            <w:tcW w:type="dxa" w:w="2256"/>
+          </w:tcPr>
+          <w:p>
+            <w:pPr>
+              <w:spacing w:after="0" w:line="240" w:lineRule="auto"/>
+            </w:pPr>
+            <w:r/>
+            <w:r>
+              <w:rPr>
+                <w:rFonts w:ascii="宋体" w:hAnsi="宋体" w:eastAsia="宋体"/>
+                <w:b w:val="0"/>
+                <w:sz w:val="21"/>
+              </w:rPr>
+              <w:t>bigram 扩展 / 同义词扩展 vs 基线</w:t>
+            </w:r>
+          </w:p>
+        </w:tc>
+        <w:tc>
+          <w:tcPr>
+            <w:tcW w:type="dxa" w:w="2256"/>
+          </w:tcPr>
+          <w:p>
+            <w:pPr>
+              <w:spacing w:after="0" w:line="240" w:lineRule="auto"/>
+            </w:pPr>
+            <w:r/>
+            <w:r>
+              <w:rPr>
+                <w:rFonts w:ascii="宋体" w:hAnsi="宋体" w:eastAsia="宋体"/>
+                <w:b w:val="0"/>
+                <w:sz w:val="21"/>
+              </w:rPr>
+              <w:t>bigram 35/38（持平，一升一降）；同义词 19/38（显著退化，OR 语义稀释判别词）</w:t>
+            </w:r>
+          </w:p>
+        </w:tc>
+        <w:tc>
+          <w:tcPr>
+            <w:tcW w:type="dxa" w:w="2256"/>
+          </w:tcPr>
+          <w:p>
+            <w:pPr>
+              <w:spacing w:after="0" w:line="240" w:lineRule="auto"/>
+            </w:pPr>
+            <w:r/>
+            <w:r>
+              <w:rPr>
+                <w:rFonts w:ascii="宋体" w:hAnsi="宋体" w:eastAsia="宋体"/>
+                <w:b w:val="0"/>
+                <w:sz w:val="21"/>
+              </w:rPr>
+              <w:t>不接入</w:t>
+            </w:r>
+          </w:p>
+        </w:tc>
+      </w:tr>
+      <w:tr>
+        <w:tc>
+          <w:tcPr>
+            <w:tcW w:type="dxa" w:w="2256"/>
+          </w:tcPr>
+          <w:p>
+            <w:pPr>
+              <w:spacing w:after="0" w:line="240" w:lineRule="auto"/>
+            </w:pPr>
+            <w:r/>
+            <w:r>
+              <w:rPr>
+                <w:rFonts w:ascii="宋体" w:hAnsi="宋体" w:eastAsia="宋体"/>
+                <w:b w:val="0"/>
+                <w:sz w:val="21"/>
+              </w:rPr>
+              <w:t>多样性重排（MMR）</w:t>
+            </w:r>
+          </w:p>
+        </w:tc>
+        <w:tc>
+          <w:tcPr>
+            <w:tcW w:type="dxa" w:w="2256"/>
+          </w:tcPr>
+          <w:p>
+            <w:pPr>
+              <w:spacing w:after="0" w:line="240" w:lineRule="auto"/>
+            </w:pPr>
+            <w:r/>
+            <w:r>
+              <w:rPr>
+                <w:rFonts w:ascii="宋体" w:hAnsi="宋体" w:eastAsia="宋体"/>
+                <w:b w:val="0"/>
+                <w:sz w:val="21"/>
+              </w:rPr>
+              <w:t>开启（λ=0.7）vs 关闭</w:t>
+            </w:r>
+          </w:p>
+        </w:tc>
+        <w:tc>
+          <w:tcPr>
+            <w:tcW w:type="dxa" w:w="2256"/>
+          </w:tcPr>
+          <w:p>
+            <w:pPr>
+              <w:spacing w:after="0" w:line="240" w:lineRule="auto"/>
+            </w:pPr>
+            <w:r/>
+            <w:r>
+              <w:rPr>
+                <w:rFonts w:ascii="宋体" w:hAnsi="宋体" w:eastAsia="宋体"/>
+                <w:b w:val="0"/>
+                <w:sz w:val="21"/>
+              </w:rPr>
+              <w:t xml:space="preserve">去重 8–12/15、文献参与 17/25 vs </w:t>
+            </w:r>
+            <w:r>
+              <w:rPr>
+                <w:rFonts w:ascii="宋体" w:hAnsi="宋体" w:eastAsia="宋体"/>
+                <w:b/>
+                <w:sz w:val="21"/>
+              </w:rPr>
+              <w:t>13–14/15、22/25</w:t>
+            </w:r>
+          </w:p>
+        </w:tc>
+        <w:tc>
+          <w:tcPr>
+            <w:tcW w:type="dxa" w:w="2256"/>
+          </w:tcPr>
+          <w:p>
+            <w:pPr>
+              <w:spacing w:after="0" w:line="240" w:lineRule="auto"/>
+            </w:pPr>
+            <w:r/>
+            <w:r>
+              <w:rPr>
+                <w:rFonts w:ascii="宋体" w:hAnsi="宋体" w:eastAsia="宋体"/>
+                <w:b w:val="0"/>
+                <w:sz w:val="21"/>
+              </w:rPr>
+              <w:t>默认关闭，保留开关与调参项</w:t>
+            </w:r>
+          </w:p>
+        </w:tc>
+      </w:tr>
+    </w:tbl>
     <w:p>
       <w:pPr>
-        <w:spacing w:line="360" w:lineRule="auto" w:after="0"/>
-        <w:ind w:firstLine="480"/>
+        <w:spacing w:after="120"/>
       </w:pPr>
-      <w:r>
-        <w:rPr>
-          <w:rFonts w:ascii="宋体" w:hAnsi="宋体" w:eastAsia="宋体"/>
-          <w:b w:val="0"/>
-          <w:sz w:val="24"/>
-        </w:rPr>
-        <w:t>| 消融项 | 对照设置 | 结果 | 结论 |</w:t>
-      </w:r>
-    </w:p>
-    <w:p>
-      <w:pPr>
-        <w:spacing w:line="360" w:lineRule="auto" w:after="0"/>
-        <w:ind w:firstLine="480"/>
-      </w:pPr>
-      <w:r>
-        <w:rPr>
-          <w:rFonts w:ascii="宋体" w:hAnsi="宋体" w:eastAsia="宋体"/>
-          <w:b w:val="0"/>
-          <w:sz w:val="24"/>
-        </w:rPr>
-        <w:t>|---|---|---|---|</w:t>
-      </w:r>
-    </w:p>
-    <w:p>
-      <w:pPr>
-        <w:spacing w:line="360" w:lineRule="auto" w:after="0"/>
-        <w:ind w:firstLine="480"/>
-      </w:pPr>
-      <w:r>
-        <w:rPr>
-          <w:rFonts w:ascii="宋体" w:hAnsi="宋体" w:eastAsia="宋体"/>
-          <w:b w:val="0"/>
-          <w:sz w:val="24"/>
-        </w:rPr>
-        <w:t xml:space="preserve">| 嵌入模型升级 | 768 维多语种模型 vs 现 384 维 | 金标准 37/38 vs </w:t>
-      </w:r>
-      <w:r>
-        <w:rPr>
-          <w:rFonts w:ascii="宋体" w:hAnsi="宋体" w:eastAsia="宋体"/>
-          <w:b/>
-          <w:sz w:val="24"/>
-        </w:rPr>
-        <w:t>38/38</w:t>
-      </w:r>
-      <w:r>
-        <w:rPr>
-          <w:rFonts w:ascii="宋体" w:hAnsi="宋体" w:eastAsia="宋体"/>
-          <w:b w:val="0"/>
-          <w:sz w:val="24"/>
-        </w:rPr>
-        <w:t>；单查询 22.9ms vs 17.0ms；重建 1602s vs 729s；证据更聚集（唯一文档 9/8/9/10/12 vs 11/12/11/11/12） | 维持 384 维 |</w:t>
-      </w:r>
-    </w:p>
-    <w:p>
-      <w:pPr>
-        <w:spacing w:line="360" w:lineRule="auto" w:after="0"/>
-        <w:ind w:firstLine="480"/>
-      </w:pPr>
-      <w:r>
-        <w:rPr>
-          <w:rFonts w:ascii="宋体" w:hAnsi="宋体" w:eastAsia="宋体"/>
-          <w:b w:val="0"/>
-          <w:sz w:val="24"/>
-        </w:rPr>
-        <w:t>| 查询扩展 | bigram 扩展 / 同义词扩展 vs 基线 | bigram 35/38（持平，一升一降）；同义词 19/38（显著退化，OR 语义稀释判别词） | 不接入 |</w:t>
-      </w:r>
-    </w:p>
-    <w:p>
-      <w:pPr>
-        <w:spacing w:line="360" w:lineRule="auto" w:after="0"/>
-        <w:ind w:firstLine="480"/>
-      </w:pPr>
-      <w:r>
-        <w:rPr>
-          <w:rFonts w:ascii="宋体" w:hAnsi="宋体" w:eastAsia="宋体"/>
-          <w:b w:val="0"/>
-          <w:sz w:val="24"/>
-        </w:rPr>
-        <w:t xml:space="preserve">| 多样性重排（MMR） | 开启（λ=0.7）vs 关闭 | 去重 8–12/15、文献参与 17/25 vs </w:t>
-      </w:r>
-      <w:r>
-        <w:rPr>
-          <w:rFonts w:ascii="宋体" w:hAnsi="宋体" w:eastAsia="宋体"/>
-          <w:b/>
-          <w:sz w:val="24"/>
-        </w:rPr>
-        <w:t>13–14/15、22/25</w:t>
-      </w:r>
-      <w:r>
-        <w:rPr>
-          <w:rFonts w:ascii="宋体" w:hAnsi="宋体" w:eastAsia="宋体"/>
-          <w:b w:val="0"/>
-          <w:sz w:val="24"/>
-        </w:rPr>
-        <w:t xml:space="preserve"> | 默认关闭，保留开关与调参项 |</w:t>
-      </w:r>
     </w:p>
     <w:p>
       <w:pPr>
@@ -1259,20 +3028,6 @@
           <w:sz w:val="24"/>
         </w:rPr>
         <w:t>&gt; 说明：消融实验采用与生产一致的检索模式，结论均由脚本输出，可复跑复核。</w:t>
-      </w:r>
-    </w:p>
-    <w:p>
-      <w:pPr>
-        <w:spacing w:line="360" w:lineRule="auto" w:after="0"/>
-        <w:ind w:firstLine="480"/>
-      </w:pPr>
-      <w:r>
-        <w:rPr>
-          <w:rFonts w:ascii="宋体" w:hAnsi="宋体" w:eastAsia="宋体"/>
-          <w:b w:val="0"/>
-          <w:sz w:val="24"/>
-        </w:rPr>
-        <w:t>---</w:t>
       </w:r>
     </w:p>
     <w:p>
@@ -1677,20 +3432,6 @@
     </w:p>
     <w:p>
       <w:pPr>
-        <w:spacing w:line="360" w:lineRule="auto" w:after="0"/>
-        <w:ind w:firstLine="480"/>
-      </w:pPr>
-      <w:r>
-        <w:rPr>
-          <w:rFonts w:ascii="宋体" w:hAnsi="宋体" w:eastAsia="宋体"/>
-          <w:b w:val="0"/>
-          <w:sz w:val="24"/>
-        </w:rPr>
-        <w:t>---</w:t>
-      </w:r>
-    </w:p>
-    <w:p>
-      <w:pPr>
         <w:spacing w:before="240" w:after="120" w:line="360" w:lineRule="auto"/>
       </w:pPr>
       <w:r>
@@ -2078,20 +3819,6 @@
     </w:p>
     <w:p>
       <w:pPr>
-        <w:spacing w:line="360" w:lineRule="auto" w:after="0"/>
-        <w:ind w:firstLine="480"/>
-      </w:pPr>
-      <w:r>
-        <w:rPr>
-          <w:rFonts w:ascii="宋体" w:hAnsi="宋体" w:eastAsia="宋体"/>
-          <w:b w:val="0"/>
-          <w:sz w:val="24"/>
-        </w:rPr>
-        <w:t>---</w:t>
-      </w:r>
-    </w:p>
-    <w:p>
-      <w:pPr>
         <w:spacing w:before="240" w:after="120" w:line="360" w:lineRule="auto"/>
       </w:pPr>
       <w:r>
@@ -2103,103 +3830,492 @@
         <w:t>五、鲁棒性与降级指标</w:t>
       </w:r>
     </w:p>
+    <w:tbl>
+      <w:tblPr>
+        <w:tblStyle w:val="TableGrid"/>
+        <w:tblW w:type="auto" w:w="0"/>
+        <w:tblLayout w:type="autofit"/>
+        <w:tblLook w:firstColumn="1" w:firstRow="1" w:lastColumn="0" w:lastRow="0" w:noHBand="0" w:noVBand="1" w:val="04A0"/>
+      </w:tblPr>
+      <w:tblGrid>
+        <w:gridCol w:w="2256"/>
+        <w:gridCol w:w="2256"/>
+        <w:gridCol w:w="2256"/>
+        <w:gridCol w:w="2256"/>
+      </w:tblGrid>
+      <w:tr>
+        <w:tc>
+          <w:tcPr>
+            <w:tcW w:type="dxa" w:w="2256"/>
+          </w:tcPr>
+          <w:p>
+            <w:pPr>
+              <w:spacing w:after="0" w:line="240" w:lineRule="auto"/>
+            </w:pPr>
+            <w:r/>
+            <w:r>
+              <w:rPr>
+                <w:rFonts w:ascii="宋体" w:hAnsi="宋体" w:eastAsia="宋体"/>
+                <w:b/>
+                <w:sz w:val="21"/>
+              </w:rPr>
+              <w:t>场景</w:t>
+            </w:r>
+          </w:p>
+        </w:tc>
+        <w:tc>
+          <w:tcPr>
+            <w:tcW w:type="dxa" w:w="2256"/>
+          </w:tcPr>
+          <w:p>
+            <w:pPr>
+              <w:spacing w:after="0" w:line="240" w:lineRule="auto"/>
+            </w:pPr>
+            <w:r/>
+            <w:r>
+              <w:rPr>
+                <w:rFonts w:ascii="宋体" w:hAnsi="宋体" w:eastAsia="宋体"/>
+                <w:b/>
+                <w:sz w:val="21"/>
+              </w:rPr>
+              <w:t>触发方式</w:t>
+            </w:r>
+          </w:p>
+        </w:tc>
+        <w:tc>
+          <w:tcPr>
+            <w:tcW w:type="dxa" w:w="2256"/>
+          </w:tcPr>
+          <w:p>
+            <w:pPr>
+              <w:spacing w:after="0" w:line="240" w:lineRule="auto"/>
+            </w:pPr>
+            <w:r/>
+            <w:r>
+              <w:rPr>
+                <w:rFonts w:ascii="宋体" w:hAnsi="宋体" w:eastAsia="宋体"/>
+                <w:b/>
+                <w:sz w:val="21"/>
+              </w:rPr>
+              <w:t>预期行为</w:t>
+            </w:r>
+          </w:p>
+        </w:tc>
+        <w:tc>
+          <w:tcPr>
+            <w:tcW w:type="dxa" w:w="2256"/>
+          </w:tcPr>
+          <w:p>
+            <w:pPr>
+              <w:spacing w:after="0" w:line="240" w:lineRule="auto"/>
+            </w:pPr>
+            <w:r/>
+            <w:r>
+              <w:rPr>
+                <w:rFonts w:ascii="宋体" w:hAnsi="宋体" w:eastAsia="宋体"/>
+                <w:b/>
+                <w:sz w:val="21"/>
+              </w:rPr>
+              <w:t>实测</w:t>
+            </w:r>
+          </w:p>
+        </w:tc>
+      </w:tr>
+      <w:tr>
+        <w:tc>
+          <w:tcPr>
+            <w:tcW w:type="dxa" w:w="2256"/>
+          </w:tcPr>
+          <w:p>
+            <w:pPr>
+              <w:spacing w:after="0" w:line="240" w:lineRule="auto"/>
+            </w:pPr>
+            <w:r/>
+            <w:r>
+              <w:rPr>
+                <w:rFonts w:ascii="宋体" w:hAnsi="宋体" w:eastAsia="宋体"/>
+                <w:b w:val="0"/>
+                <w:sz w:val="21"/>
+              </w:rPr>
+              <w:t>大模型不可用</w:t>
+            </w:r>
+          </w:p>
+        </w:tc>
+        <w:tc>
+          <w:tcPr>
+            <w:tcW w:type="dxa" w:w="2256"/>
+          </w:tcPr>
+          <w:p>
+            <w:pPr>
+              <w:spacing w:after="0" w:line="240" w:lineRule="auto"/>
+            </w:pPr>
+            <w:r/>
+            <w:r>
+              <w:rPr>
+                <w:rFonts w:ascii="宋体" w:hAnsi="宋体" w:eastAsia="宋体"/>
+                <w:b w:val="0"/>
+                <w:sz w:val="21"/>
+              </w:rPr>
+              <w:t>`LLM_OFF=1`</w:t>
+            </w:r>
+          </w:p>
+        </w:tc>
+        <w:tc>
+          <w:tcPr>
+            <w:tcW w:type="dxa" w:w="2256"/>
+          </w:tcPr>
+          <w:p>
+            <w:pPr>
+              <w:spacing w:after="0" w:line="240" w:lineRule="auto"/>
+            </w:pPr>
+            <w:r/>
+            <w:r>
+              <w:rPr>
+                <w:rFonts w:ascii="宋体" w:hAnsi="宋体" w:eastAsia="宋体"/>
+                <w:b w:val="0"/>
+                <w:sz w:val="21"/>
+              </w:rPr>
+              <w:t>报告切换确定性模板文案，`llmStatus=degraded`，其余结果不变</w:t>
+            </w:r>
+          </w:p>
+        </w:tc>
+        <w:tc>
+          <w:tcPr>
+            <w:tcW w:type="dxa" w:w="2256"/>
+          </w:tcPr>
+          <w:p>
+            <w:pPr>
+              <w:spacing w:after="0" w:line="240" w:lineRule="auto"/>
+            </w:pPr>
+            <w:r/>
+            <w:r>
+              <w:rPr>
+                <w:rFonts w:ascii="宋体" w:hAnsi="宋体" w:eastAsia="宋体"/>
+                <w:b w:val="0"/>
+                <w:sz w:val="21"/>
+              </w:rPr>
+              <w:t>通过</w:t>
+            </w:r>
+          </w:p>
+        </w:tc>
+      </w:tr>
+      <w:tr>
+        <w:tc>
+          <w:tcPr>
+            <w:tcW w:type="dxa" w:w="2256"/>
+          </w:tcPr>
+          <w:p>
+            <w:pPr>
+              <w:spacing w:after="0" w:line="240" w:lineRule="auto"/>
+            </w:pPr>
+            <w:r/>
+            <w:r>
+              <w:rPr>
+                <w:rFonts w:ascii="宋体" w:hAnsi="宋体" w:eastAsia="宋体"/>
+                <w:b w:val="0"/>
+                <w:sz w:val="21"/>
+              </w:rPr>
+              <w:t>上游模块不可达</w:t>
+            </w:r>
+          </w:p>
+        </w:tc>
+        <w:tc>
+          <w:tcPr>
+            <w:tcW w:type="dxa" w:w="2256"/>
+          </w:tcPr>
+          <w:p>
+            <w:pPr>
+              <w:spacing w:after="0" w:line="240" w:lineRule="auto"/>
+            </w:pPr>
+            <w:r/>
+            <w:r>
+              <w:rPr>
+                <w:rFonts w:ascii="宋体" w:hAnsi="宋体" w:eastAsia="宋体"/>
+                <w:b w:val="0"/>
+                <w:sz w:val="21"/>
+              </w:rPr>
+              <w:t>模块地址指向不可达</w:t>
+            </w:r>
+          </w:p>
+        </w:tc>
+        <w:tc>
+          <w:tcPr>
+            <w:tcW w:type="dxa" w:w="2256"/>
+          </w:tcPr>
+          <w:p>
+            <w:pPr>
+              <w:spacing w:after="0" w:line="240" w:lineRule="auto"/>
+            </w:pPr>
+            <w:r/>
+            <w:r>
+              <w:rPr>
+                <w:rFonts w:ascii="宋体" w:hAnsi="宋体" w:eastAsia="宋体"/>
+                <w:b w:val="0"/>
+                <w:sz w:val="21"/>
+              </w:rPr>
+              <w:t>适配器回退 mock，`adapterMode` 打标"模拟数据"</w:t>
+            </w:r>
+          </w:p>
+        </w:tc>
+        <w:tc>
+          <w:tcPr>
+            <w:tcW w:type="dxa" w:w="2256"/>
+          </w:tcPr>
+          <w:p>
+            <w:pPr>
+              <w:spacing w:after="0" w:line="240" w:lineRule="auto"/>
+            </w:pPr>
+            <w:r/>
+            <w:r>
+              <w:rPr>
+                <w:rFonts w:ascii="宋体" w:hAnsi="宋体" w:eastAsia="宋体"/>
+                <w:b w:val="0"/>
+                <w:sz w:val="21"/>
+              </w:rPr>
+              <w:t>通过</w:t>
+            </w:r>
+          </w:p>
+        </w:tc>
+      </w:tr>
+      <w:tr>
+        <w:tc>
+          <w:tcPr>
+            <w:tcW w:type="dxa" w:w="2256"/>
+          </w:tcPr>
+          <w:p>
+            <w:pPr>
+              <w:spacing w:after="0" w:line="240" w:lineRule="auto"/>
+            </w:pPr>
+            <w:r/>
+            <w:r>
+              <w:rPr>
+                <w:rFonts w:ascii="宋体" w:hAnsi="宋体" w:eastAsia="宋体"/>
+                <w:b w:val="0"/>
+                <w:sz w:val="21"/>
+              </w:rPr>
+              <w:t>空知识库</w:t>
+            </w:r>
+          </w:p>
+        </w:tc>
+        <w:tc>
+          <w:tcPr>
+            <w:tcW w:type="dxa" w:w="2256"/>
+          </w:tcPr>
+          <w:p>
+            <w:pPr>
+              <w:spacing w:after="0" w:line="240" w:lineRule="auto"/>
+            </w:pPr>
+            <w:r/>
+            <w:r>
+              <w:rPr>
+                <w:rFonts w:ascii="宋体" w:hAnsi="宋体" w:eastAsia="宋体"/>
+                <w:b w:val="0"/>
+                <w:sz w:val="21"/>
+              </w:rPr>
+              <w:t>索引为空</w:t>
+            </w:r>
+          </w:p>
+        </w:tc>
+        <w:tc>
+          <w:tcPr>
+            <w:tcW w:type="dxa" w:w="2256"/>
+          </w:tcPr>
+          <w:p>
+            <w:pPr>
+              <w:spacing w:after="0" w:line="240" w:lineRule="auto"/>
+            </w:pPr>
+            <w:r/>
+            <w:r>
+              <w:rPr>
+                <w:rFonts w:ascii="宋体" w:hAnsi="宋体" w:eastAsia="宋体"/>
+                <w:b w:val="0"/>
+                <w:sz w:val="21"/>
+              </w:rPr>
+              <w:t>返回明确告警与操作指引，流程不崩溃</w:t>
+            </w:r>
+          </w:p>
+        </w:tc>
+        <w:tc>
+          <w:tcPr>
+            <w:tcW w:type="dxa" w:w="2256"/>
+          </w:tcPr>
+          <w:p>
+            <w:pPr>
+              <w:spacing w:after="0" w:line="240" w:lineRule="auto"/>
+            </w:pPr>
+            <w:r/>
+            <w:r>
+              <w:rPr>
+                <w:rFonts w:ascii="宋体" w:hAnsi="宋体" w:eastAsia="宋体"/>
+                <w:b w:val="0"/>
+                <w:sz w:val="21"/>
+              </w:rPr>
+              <w:t>通过</w:t>
+            </w:r>
+          </w:p>
+        </w:tc>
+      </w:tr>
+      <w:tr>
+        <w:tc>
+          <w:tcPr>
+            <w:tcW w:type="dxa" w:w="2256"/>
+          </w:tcPr>
+          <w:p>
+            <w:pPr>
+              <w:spacing w:after="0" w:line="240" w:lineRule="auto"/>
+            </w:pPr>
+            <w:r/>
+            <w:r>
+              <w:rPr>
+                <w:rFonts w:ascii="宋体" w:hAnsi="宋体" w:eastAsia="宋体"/>
+                <w:b w:val="0"/>
+                <w:sz w:val="21"/>
+              </w:rPr>
+              <w:t>重排超时</w:t>
+            </w:r>
+          </w:p>
+        </w:tc>
+        <w:tc>
+          <w:tcPr>
+            <w:tcW w:type="dxa" w:w="2256"/>
+          </w:tcPr>
+          <w:p>
+            <w:pPr>
+              <w:spacing w:after="0" w:line="240" w:lineRule="auto"/>
+            </w:pPr>
+            <w:r/>
+            <w:r>
+              <w:rPr>
+                <w:rFonts w:ascii="宋体" w:hAnsi="宋体" w:eastAsia="宋体"/>
+                <w:b w:val="0"/>
+                <w:sz w:val="21"/>
+              </w:rPr>
+              <w:t>大模型重排超时（8s）</w:t>
+            </w:r>
+          </w:p>
+        </w:tc>
+        <w:tc>
+          <w:tcPr>
+            <w:tcW w:type="dxa" w:w="2256"/>
+          </w:tcPr>
+          <w:p>
+            <w:pPr>
+              <w:spacing w:after="0" w:line="240" w:lineRule="auto"/>
+            </w:pPr>
+            <w:r/>
+            <w:r>
+              <w:rPr>
+                <w:rFonts w:ascii="宋体" w:hAnsi="宋体" w:eastAsia="宋体"/>
+                <w:b w:val="0"/>
+                <w:sz w:val="21"/>
+              </w:rPr>
+              <w:t>回退 RRF 原序，证据仍可用</w:t>
+            </w:r>
+          </w:p>
+        </w:tc>
+        <w:tc>
+          <w:tcPr>
+            <w:tcW w:type="dxa" w:w="2256"/>
+          </w:tcPr>
+          <w:p>
+            <w:pPr>
+              <w:spacing w:after="0" w:line="240" w:lineRule="auto"/>
+            </w:pPr>
+            <w:r/>
+            <w:r>
+              <w:rPr>
+                <w:rFonts w:ascii="宋体" w:hAnsi="宋体" w:eastAsia="宋体"/>
+                <w:b w:val="0"/>
+                <w:sz w:val="21"/>
+              </w:rPr>
+              <w:t>通过</w:t>
+            </w:r>
+          </w:p>
+        </w:tc>
+      </w:tr>
+      <w:tr>
+        <w:tc>
+          <w:tcPr>
+            <w:tcW w:type="dxa" w:w="2256"/>
+          </w:tcPr>
+          <w:p>
+            <w:pPr>
+              <w:spacing w:after="0" w:line="240" w:lineRule="auto"/>
+            </w:pPr>
+            <w:r/>
+            <w:r>
+              <w:rPr>
+                <w:rFonts w:ascii="宋体" w:hAnsi="宋体" w:eastAsia="宋体"/>
+                <w:b w:val="0"/>
+                <w:sz w:val="21"/>
+              </w:rPr>
+              <w:t>流式失败</w:t>
+            </w:r>
+          </w:p>
+        </w:tc>
+        <w:tc>
+          <w:tcPr>
+            <w:tcW w:type="dxa" w:w="2256"/>
+          </w:tcPr>
+          <w:p>
+            <w:pPr>
+              <w:spacing w:after="0" w:line="240" w:lineRule="auto"/>
+            </w:pPr>
+            <w:r/>
+            <w:r>
+              <w:rPr>
+                <w:rFonts w:ascii="宋体" w:hAnsi="宋体" w:eastAsia="宋体"/>
+                <w:b w:val="0"/>
+                <w:sz w:val="21"/>
+              </w:rPr>
+              <w:t>断流/异常事件</w:t>
+            </w:r>
+          </w:p>
+        </w:tc>
+        <w:tc>
+          <w:tcPr>
+            <w:tcW w:type="dxa" w:w="2256"/>
+          </w:tcPr>
+          <w:p>
+            <w:pPr>
+              <w:spacing w:after="0" w:line="240" w:lineRule="auto"/>
+            </w:pPr>
+            <w:r/>
+            <w:r>
+              <w:rPr>
+                <w:rFonts w:ascii="宋体" w:hAnsi="宋体" w:eastAsia="宋体"/>
+                <w:b w:val="0"/>
+                <w:sz w:val="21"/>
+              </w:rPr>
+              <w:t>前端自动回退整包接口重试一次</w:t>
+            </w:r>
+          </w:p>
+        </w:tc>
+        <w:tc>
+          <w:tcPr>
+            <w:tcW w:type="dxa" w:w="2256"/>
+          </w:tcPr>
+          <w:p>
+            <w:pPr>
+              <w:spacing w:after="0" w:line="240" w:lineRule="auto"/>
+            </w:pPr>
+            <w:r/>
+            <w:r>
+              <w:rPr>
+                <w:rFonts w:ascii="宋体" w:hAnsi="宋体" w:eastAsia="宋体"/>
+                <w:b w:val="0"/>
+                <w:sz w:val="21"/>
+              </w:rPr>
+              <w:t>通过（前端测试覆盖）</w:t>
+            </w:r>
+          </w:p>
+        </w:tc>
+      </w:tr>
+    </w:tbl>
     <w:p>
       <w:pPr>
-        <w:spacing w:line="360" w:lineRule="auto" w:after="0"/>
-        <w:ind w:firstLine="480"/>
+        <w:spacing w:after="120"/>
       </w:pPr>
-      <w:r>
-        <w:rPr>
-          <w:rFonts w:ascii="宋体" w:hAnsi="宋体" w:eastAsia="宋体"/>
-          <w:b w:val="0"/>
-          <w:sz w:val="24"/>
-        </w:rPr>
-        <w:t>| 场景 | 触发方式 | 预期行为 | 实测 |</w:t>
-      </w:r>
-    </w:p>
-    <w:p>
-      <w:pPr>
-        <w:spacing w:line="360" w:lineRule="auto" w:after="0"/>
-        <w:ind w:firstLine="480"/>
-      </w:pPr>
-      <w:r>
-        <w:rPr>
-          <w:rFonts w:ascii="宋体" w:hAnsi="宋体" w:eastAsia="宋体"/>
-          <w:b w:val="0"/>
-          <w:sz w:val="24"/>
-        </w:rPr>
-        <w:t>|---|---|---|---|</w:t>
-      </w:r>
-    </w:p>
-    <w:p>
-      <w:pPr>
-        <w:spacing w:line="360" w:lineRule="auto" w:after="0"/>
-        <w:ind w:firstLine="480"/>
-      </w:pPr>
-      <w:r>
-        <w:rPr>
-          <w:rFonts w:ascii="宋体" w:hAnsi="宋体" w:eastAsia="宋体"/>
-          <w:b w:val="0"/>
-          <w:sz w:val="24"/>
-        </w:rPr>
-        <w:t>| 大模型不可用 | `LLM_OFF=1` | 报告切换确定性模板文案，`llmStatus=degraded`，其余结果不变 | 通过 |</w:t>
-      </w:r>
-    </w:p>
-    <w:p>
-      <w:pPr>
-        <w:spacing w:line="360" w:lineRule="auto" w:after="0"/>
-        <w:ind w:firstLine="480"/>
-      </w:pPr>
-      <w:r>
-        <w:rPr>
-          <w:rFonts w:ascii="宋体" w:hAnsi="宋体" w:eastAsia="宋体"/>
-          <w:b w:val="0"/>
-          <w:sz w:val="24"/>
-        </w:rPr>
-        <w:t>| 上游模块不可达 | 模块地址指向不可达 | 适配器回退 mock，`adapterMode` 打标"模拟数据" | 通过 |</w:t>
-      </w:r>
-    </w:p>
-    <w:p>
-      <w:pPr>
-        <w:spacing w:line="360" w:lineRule="auto" w:after="0"/>
-        <w:ind w:firstLine="480"/>
-      </w:pPr>
-      <w:r>
-        <w:rPr>
-          <w:rFonts w:ascii="宋体" w:hAnsi="宋体" w:eastAsia="宋体"/>
-          <w:b w:val="0"/>
-          <w:sz w:val="24"/>
-        </w:rPr>
-        <w:t>| 空知识库 | 索引为空 | 返回明确告警与操作指引，流程不崩溃 | 通过 |</w:t>
-      </w:r>
-    </w:p>
-    <w:p>
-      <w:pPr>
-        <w:spacing w:line="360" w:lineRule="auto" w:after="0"/>
-        <w:ind w:firstLine="480"/>
-      </w:pPr>
-      <w:r>
-        <w:rPr>
-          <w:rFonts w:ascii="宋体" w:hAnsi="宋体" w:eastAsia="宋体"/>
-          <w:b w:val="0"/>
-          <w:sz w:val="24"/>
-        </w:rPr>
-        <w:t>| 重排超时 | 大模型重排超时（8s） | 回退 RRF 原序，证据仍可用 | 通过 |</w:t>
-      </w:r>
-    </w:p>
-    <w:p>
-      <w:pPr>
-        <w:spacing w:line="360" w:lineRule="auto" w:after="0"/>
-        <w:ind w:firstLine="480"/>
-      </w:pPr>
-      <w:r>
-        <w:rPr>
-          <w:rFonts w:ascii="宋体" w:hAnsi="宋体" w:eastAsia="宋体"/>
-          <w:b w:val="0"/>
-          <w:sz w:val="24"/>
-        </w:rPr>
-        <w:t>| 流式失败 | 断流/异常事件 | 前端自动回退整包接口重试一次 | 通过（前端测试覆盖） |</w:t>
-      </w:r>
     </w:p>
     <w:p>
       <w:pPr>
@@ -2225,20 +4341,6 @@
     </w:p>
     <w:p>
       <w:pPr>
-        <w:spacing w:line="360" w:lineRule="auto" w:after="0"/>
-        <w:ind w:firstLine="480"/>
-      </w:pPr>
-      <w:r>
-        <w:rPr>
-          <w:rFonts w:ascii="宋体" w:hAnsi="宋体" w:eastAsia="宋体"/>
-          <w:b w:val="0"/>
-          <w:sz w:val="24"/>
-        </w:rPr>
-        <w:t>---</w:t>
-      </w:r>
-    </w:p>
-    <w:p>
-      <w:pPr>
         <w:spacing w:before="240" w:after="120" w:line="360" w:lineRule="auto"/>
       </w:pPr>
       <w:r>
@@ -2250,117 +4352,492 @@
         <w:t>六、性能指标</w:t>
       </w:r>
     </w:p>
+    <w:tbl>
+      <w:tblPr>
+        <w:tblStyle w:val="TableGrid"/>
+        <w:tblW w:type="auto" w:w="0"/>
+        <w:tblLayout w:type="autofit"/>
+        <w:tblLook w:firstColumn="1" w:firstRow="1" w:lastColumn="0" w:lastRow="0" w:noHBand="0" w:noVBand="1" w:val="04A0"/>
+      </w:tblPr>
+      <w:tblGrid>
+        <w:gridCol w:w="2256"/>
+        <w:gridCol w:w="2256"/>
+        <w:gridCol w:w="2256"/>
+        <w:gridCol w:w="2256"/>
+      </w:tblGrid>
+      <w:tr>
+        <w:tc>
+          <w:tcPr>
+            <w:tcW w:type="dxa" w:w="2256"/>
+          </w:tcPr>
+          <w:p>
+            <w:pPr>
+              <w:spacing w:after="0" w:line="240" w:lineRule="auto"/>
+            </w:pPr>
+            <w:r/>
+            <w:r>
+              <w:rPr>
+                <w:rFonts w:ascii="宋体" w:hAnsi="宋体" w:eastAsia="宋体"/>
+                <w:b/>
+                <w:sz w:val="21"/>
+              </w:rPr>
+              <w:t>指标</w:t>
+            </w:r>
+          </w:p>
+        </w:tc>
+        <w:tc>
+          <w:tcPr>
+            <w:tcW w:type="dxa" w:w="2256"/>
+          </w:tcPr>
+          <w:p>
+            <w:pPr>
+              <w:spacing w:after="0" w:line="240" w:lineRule="auto"/>
+            </w:pPr>
+            <w:r/>
+            <w:r>
+              <w:rPr>
+                <w:rFonts w:ascii="宋体" w:hAnsi="宋体" w:eastAsia="宋体"/>
+                <w:b/>
+                <w:sz w:val="21"/>
+              </w:rPr>
+              <w:t>定义</w:t>
+            </w:r>
+          </w:p>
+        </w:tc>
+        <w:tc>
+          <w:tcPr>
+            <w:tcW w:type="dxa" w:w="2256"/>
+          </w:tcPr>
+          <w:p>
+            <w:pPr>
+              <w:spacing w:after="0" w:line="240" w:lineRule="auto"/>
+            </w:pPr>
+            <w:r/>
+            <w:r>
+              <w:rPr>
+                <w:rFonts w:ascii="宋体" w:hAnsi="宋体" w:eastAsia="宋体"/>
+                <w:b/>
+                <w:sz w:val="21"/>
+              </w:rPr>
+              <w:t>当前值</w:t>
+            </w:r>
+          </w:p>
+        </w:tc>
+        <w:tc>
+          <w:tcPr>
+            <w:tcW w:type="dxa" w:w="2256"/>
+          </w:tcPr>
+          <w:p>
+            <w:pPr>
+              <w:spacing w:after="0" w:line="240" w:lineRule="auto"/>
+            </w:pPr>
+            <w:r/>
+            <w:r>
+              <w:rPr>
+                <w:rFonts w:ascii="宋体" w:hAnsi="宋体" w:eastAsia="宋体"/>
+                <w:b/>
+                <w:sz w:val="21"/>
+              </w:rPr>
+              <w:t>备注</w:t>
+            </w:r>
+          </w:p>
+        </w:tc>
+      </w:tr>
+      <w:tr>
+        <w:tc>
+          <w:tcPr>
+            <w:tcW w:type="dxa" w:w="2256"/>
+          </w:tcPr>
+          <w:p>
+            <w:pPr>
+              <w:spacing w:after="0" w:line="240" w:lineRule="auto"/>
+            </w:pPr>
+            <w:r/>
+            <w:r>
+              <w:rPr>
+                <w:rFonts w:ascii="宋体" w:hAnsi="宋体" w:eastAsia="宋体"/>
+                <w:b w:val="0"/>
+                <w:sz w:val="21"/>
+              </w:rPr>
+              <w:t>端到端时延</w:t>
+            </w:r>
+          </w:p>
+        </w:tc>
+        <w:tc>
+          <w:tcPr>
+            <w:tcW w:type="dxa" w:w="2256"/>
+          </w:tcPr>
+          <w:p>
+            <w:pPr>
+              <w:spacing w:after="0" w:line="240" w:lineRule="auto"/>
+            </w:pPr>
+            <w:r/>
+            <w:r>
+              <w:rPr>
+                <w:rFonts w:ascii="宋体" w:hAnsi="宋体" w:eastAsia="宋体"/>
+                <w:b w:val="0"/>
+                <w:sz w:val="21"/>
+              </w:rPr>
+              <w:t>推荐请求从发出到返回完整报告</w:t>
+            </w:r>
+          </w:p>
+        </w:tc>
+        <w:tc>
+          <w:tcPr>
+            <w:tcW w:type="dxa" w:w="2256"/>
+          </w:tcPr>
+          <w:p>
+            <w:pPr>
+              <w:spacing w:after="0" w:line="240" w:lineRule="auto"/>
+            </w:pPr>
+            <w:r/>
+            <w:r>
+              <w:rPr>
+                <w:rFonts w:ascii="宋体" w:hAnsi="宋体" w:eastAsia="宋体"/>
+                <w:b w:val="0"/>
+                <w:sz w:val="21"/>
+              </w:rPr>
+              <w:t>约 11–18s</w:t>
+            </w:r>
+          </w:p>
+        </w:tc>
+        <w:tc>
+          <w:tcPr>
+            <w:tcW w:type="dxa" w:w="2256"/>
+          </w:tcPr>
+          <w:p>
+            <w:pPr>
+              <w:spacing w:after="0" w:line="240" w:lineRule="auto"/>
+            </w:pPr>
+            <w:r/>
+            <w:r>
+              <w:rPr>
+                <w:rFonts w:ascii="宋体" w:hAnsi="宋体" w:eastAsia="宋体"/>
+                <w:b w:val="0"/>
+                <w:sz w:val="21"/>
+              </w:rPr>
+              <w:t>报告占 5–11s（大模型），重排 2.2–3.1s，检索+计算 &lt;1s</w:t>
+            </w:r>
+          </w:p>
+        </w:tc>
+      </w:tr>
+      <w:tr>
+        <w:tc>
+          <w:tcPr>
+            <w:tcW w:type="dxa" w:w="2256"/>
+          </w:tcPr>
+          <w:p>
+            <w:pPr>
+              <w:spacing w:after="0" w:line="240" w:lineRule="auto"/>
+            </w:pPr>
+            <w:r/>
+            <w:r>
+              <w:rPr>
+                <w:rFonts w:ascii="宋体" w:hAnsi="宋体" w:eastAsia="宋体"/>
+                <w:b w:val="0"/>
+                <w:sz w:val="21"/>
+              </w:rPr>
+              <w:t>重排时延</w:t>
+            </w:r>
+          </w:p>
+        </w:tc>
+        <w:tc>
+          <w:tcPr>
+            <w:tcW w:type="dxa" w:w="2256"/>
+          </w:tcPr>
+          <w:p>
+            <w:pPr>
+              <w:spacing w:after="0" w:line="240" w:lineRule="auto"/>
+            </w:pPr>
+            <w:r/>
+            <w:r>
+              <w:rPr>
+                <w:rFonts w:ascii="宋体" w:hAnsi="宋体" w:eastAsia="宋体"/>
+                <w:b w:val="0"/>
+                <w:sz w:val="21"/>
+              </w:rPr>
+              <w:t>一次批量 LLM 重排（5 查询 × 6 候选）</w:t>
+            </w:r>
+          </w:p>
+        </w:tc>
+        <w:tc>
+          <w:tcPr>
+            <w:tcW w:type="dxa" w:w="2256"/>
+          </w:tcPr>
+          <w:p>
+            <w:pPr>
+              <w:spacing w:after="0" w:line="240" w:lineRule="auto"/>
+            </w:pPr>
+            <w:r/>
+            <w:r>
+              <w:rPr>
+                <w:rFonts w:ascii="宋体" w:hAnsi="宋体" w:eastAsia="宋体"/>
+                <w:b w:val="0"/>
+                <w:sz w:val="21"/>
+              </w:rPr>
+              <w:t>2.2–3.1s</w:t>
+            </w:r>
+          </w:p>
+        </w:tc>
+        <w:tc>
+          <w:tcPr>
+            <w:tcW w:type="dxa" w:w="2256"/>
+          </w:tcPr>
+          <w:p>
+            <w:pPr>
+              <w:spacing w:after="0" w:line="240" w:lineRule="auto"/>
+            </w:pPr>
+            <w:r/>
+            <w:r>
+              <w:rPr>
+                <w:rFonts w:ascii="宋体" w:hAnsi="宋体" w:eastAsia="宋体"/>
+                <w:b w:val="0"/>
+                <w:sz w:val="21"/>
+              </w:rPr>
+              <w:t>超时 8s 自动回退</w:t>
+            </w:r>
+          </w:p>
+        </w:tc>
+      </w:tr>
+      <w:tr>
+        <w:tc>
+          <w:tcPr>
+            <w:tcW w:type="dxa" w:w="2256"/>
+          </w:tcPr>
+          <w:p>
+            <w:pPr>
+              <w:spacing w:after="0" w:line="240" w:lineRule="auto"/>
+            </w:pPr>
+            <w:r/>
+            <w:r>
+              <w:rPr>
+                <w:rFonts w:ascii="宋体" w:hAnsi="宋体" w:eastAsia="宋体"/>
+                <w:b w:val="0"/>
+                <w:sz w:val="21"/>
+              </w:rPr>
+              <w:t>单查询嵌入</w:t>
+            </w:r>
+          </w:p>
+        </w:tc>
+        <w:tc>
+          <w:tcPr>
+            <w:tcW w:type="dxa" w:w="2256"/>
+          </w:tcPr>
+          <w:p>
+            <w:pPr>
+              <w:spacing w:after="0" w:line="240" w:lineRule="auto"/>
+            </w:pPr>
+            <w:r/>
+            <w:r>
+              <w:rPr>
+                <w:rFonts w:ascii="宋体" w:hAnsi="宋体" w:eastAsia="宋体"/>
+                <w:b w:val="0"/>
+                <w:sz w:val="21"/>
+              </w:rPr>
+              <w:t>查询向量化</w:t>
+            </w:r>
+          </w:p>
+        </w:tc>
+        <w:tc>
+          <w:tcPr>
+            <w:tcW w:type="dxa" w:w="2256"/>
+          </w:tcPr>
+          <w:p>
+            <w:pPr>
+              <w:spacing w:after="0" w:line="240" w:lineRule="auto"/>
+            </w:pPr>
+            <w:r/>
+            <w:r>
+              <w:rPr>
+                <w:rFonts w:ascii="宋体" w:hAnsi="宋体" w:eastAsia="宋体"/>
+                <w:b w:val="0"/>
+                <w:sz w:val="21"/>
+              </w:rPr>
+              <w:t>17ms（384 维）</w:t>
+            </w:r>
+          </w:p>
+        </w:tc>
+        <w:tc>
+          <w:tcPr>
+            <w:tcW w:type="dxa" w:w="2256"/>
+          </w:tcPr>
+          <w:p>
+            <w:pPr>
+              <w:spacing w:after="0" w:line="240" w:lineRule="auto"/>
+            </w:pPr>
+            <w:r/>
+            <w:r>
+              <w:rPr>
+                <w:rFonts w:ascii="宋体" w:hAnsi="宋体" w:eastAsia="宋体"/>
+                <w:b w:val="0"/>
+                <w:sz w:val="21"/>
+              </w:rPr>
+              <w:t>本地 ONNX 推理</w:t>
+            </w:r>
+          </w:p>
+        </w:tc>
+      </w:tr>
+      <w:tr>
+        <w:tc>
+          <w:tcPr>
+            <w:tcW w:type="dxa" w:w="2256"/>
+          </w:tcPr>
+          <w:p>
+            <w:pPr>
+              <w:spacing w:after="0" w:line="240" w:lineRule="auto"/>
+            </w:pPr>
+            <w:r/>
+            <w:r>
+              <w:rPr>
+                <w:rFonts w:ascii="宋体" w:hAnsi="宋体" w:eastAsia="宋体"/>
+                <w:b w:val="0"/>
+                <w:sz w:val="21"/>
+              </w:rPr>
+              <w:t>索引构建</w:t>
+            </w:r>
+          </w:p>
+        </w:tc>
+        <w:tc>
+          <w:tcPr>
+            <w:tcW w:type="dxa" w:w="2256"/>
+          </w:tcPr>
+          <w:p>
+            <w:pPr>
+              <w:spacing w:after="0" w:line="240" w:lineRule="auto"/>
+            </w:pPr>
+            <w:r/>
+            <w:r>
+              <w:rPr>
+                <w:rFonts w:ascii="宋体" w:hAnsi="宋体" w:eastAsia="宋体"/>
+                <w:b w:val="0"/>
+                <w:sz w:val="21"/>
+              </w:rPr>
+              <w:t>全量重建（11,143 块）</w:t>
+            </w:r>
+          </w:p>
+        </w:tc>
+        <w:tc>
+          <w:tcPr>
+            <w:tcW w:type="dxa" w:w="2256"/>
+          </w:tcPr>
+          <w:p>
+            <w:pPr>
+              <w:spacing w:after="0" w:line="240" w:lineRule="auto"/>
+            </w:pPr>
+            <w:r/>
+            <w:r>
+              <w:rPr>
+                <w:rFonts w:ascii="宋体" w:hAnsi="宋体" w:eastAsia="宋体"/>
+                <w:b w:val="0"/>
+                <w:sz w:val="21"/>
+              </w:rPr>
+              <w:t>729s（lancedb）/ 605s（sqlite）</w:t>
+            </w:r>
+          </w:p>
+        </w:tc>
+        <w:tc>
+          <w:tcPr>
+            <w:tcW w:type="dxa" w:w="2256"/>
+          </w:tcPr>
+          <w:p>
+            <w:pPr>
+              <w:spacing w:after="0" w:line="240" w:lineRule="auto"/>
+            </w:pPr>
+            <w:r/>
+            <w:r>
+              <w:rPr>
+                <w:rFonts w:ascii="宋体" w:hAnsi="宋体" w:eastAsia="宋体"/>
+                <w:b w:val="0"/>
+                <w:sz w:val="21"/>
+              </w:rPr>
+              <w:t>串行嵌入，分批 32 条控内存</w:t>
+            </w:r>
+          </w:p>
+        </w:tc>
+      </w:tr>
+      <w:tr>
+        <w:tc>
+          <w:tcPr>
+            <w:tcW w:type="dxa" w:w="2256"/>
+          </w:tcPr>
+          <w:p>
+            <w:pPr>
+              <w:spacing w:after="0" w:line="240" w:lineRule="auto"/>
+            </w:pPr>
+            <w:r/>
+            <w:r>
+              <w:rPr>
+                <w:rFonts w:ascii="宋体" w:hAnsi="宋体" w:eastAsia="宋体"/>
+                <w:b w:val="0"/>
+                <w:sz w:val="21"/>
+              </w:rPr>
+              <w:t>步骤耗时可见性</w:t>
+            </w:r>
+          </w:p>
+        </w:tc>
+        <w:tc>
+          <w:tcPr>
+            <w:tcW w:type="dxa" w:w="2256"/>
+          </w:tcPr>
+          <w:p>
+            <w:pPr>
+              <w:spacing w:after="0" w:line="240" w:lineRule="auto"/>
+            </w:pPr>
+            <w:r/>
+            <w:r>
+              <w:rPr>
+                <w:rFonts w:ascii="宋体" w:hAnsi="宋体" w:eastAsia="宋体"/>
+                <w:b w:val="0"/>
+                <w:sz w:val="21"/>
+              </w:rPr>
+              <w:t>六步耗时（解析/映射/召回/预测/排序/报告）</w:t>
+            </w:r>
+          </w:p>
+        </w:tc>
+        <w:tc>
+          <w:tcPr>
+            <w:tcW w:type="dxa" w:w="2256"/>
+          </w:tcPr>
+          <w:p>
+            <w:pPr>
+              <w:spacing w:after="0" w:line="240" w:lineRule="auto"/>
+            </w:pPr>
+            <w:r/>
+            <w:r>
+              <w:rPr>
+                <w:rFonts w:ascii="宋体" w:hAnsi="宋体" w:eastAsia="宋体"/>
+                <w:b w:val="0"/>
+                <w:sz w:val="21"/>
+              </w:rPr>
+              <w:t>界面展示各步 Δms 与总耗时</w:t>
+            </w:r>
+          </w:p>
+        </w:tc>
+        <w:tc>
+          <w:tcPr>
+            <w:tcW w:type="dxa" w:w="2256"/>
+          </w:tcPr>
+          <w:p>
+            <w:pPr>
+              <w:spacing w:after="0" w:line="240" w:lineRule="auto"/>
+            </w:pPr>
+            <w:r/>
+            <w:r>
+              <w:rPr>
+                <w:rFonts w:ascii="宋体" w:hAnsi="宋体" w:eastAsia="宋体"/>
+                <w:b w:val="0"/>
+                <w:sz w:val="21"/>
+              </w:rPr>
+              <w:t>结果页紧凑步进条</w:t>
+            </w:r>
+          </w:p>
+        </w:tc>
+      </w:tr>
+    </w:tbl>
     <w:p>
       <w:pPr>
-        <w:spacing w:line="360" w:lineRule="auto" w:after="0"/>
-        <w:ind w:firstLine="480"/>
+        <w:spacing w:after="120"/>
       </w:pPr>
-      <w:r>
-        <w:rPr>
-          <w:rFonts w:ascii="宋体" w:hAnsi="宋体" w:eastAsia="宋体"/>
-          <w:b w:val="0"/>
-          <w:sz w:val="24"/>
-        </w:rPr>
-        <w:t>| 指标 | 定义 | 当前值 | 备注 |</w:t>
-      </w:r>
-    </w:p>
-    <w:p>
-      <w:pPr>
-        <w:spacing w:line="360" w:lineRule="auto" w:after="0"/>
-        <w:ind w:firstLine="480"/>
-      </w:pPr>
-      <w:r>
-        <w:rPr>
-          <w:rFonts w:ascii="宋体" w:hAnsi="宋体" w:eastAsia="宋体"/>
-          <w:b w:val="0"/>
-          <w:sz w:val="24"/>
-        </w:rPr>
-        <w:t>|---|---|---|---|</w:t>
-      </w:r>
-    </w:p>
-    <w:p>
-      <w:pPr>
-        <w:spacing w:line="360" w:lineRule="auto" w:after="0"/>
-        <w:ind w:firstLine="480"/>
-      </w:pPr>
-      <w:r>
-        <w:rPr>
-          <w:rFonts w:ascii="宋体" w:hAnsi="宋体" w:eastAsia="宋体"/>
-          <w:b w:val="0"/>
-          <w:sz w:val="24"/>
-        </w:rPr>
-        <w:t>| 端到端时延 | 推荐请求从发出到返回完整报告 | 约 11–18s | 报告占 5–11s（大模型），重排 2.2–3.1s，检索+计算 &lt;1s |</w:t>
-      </w:r>
-    </w:p>
-    <w:p>
-      <w:pPr>
-        <w:spacing w:line="360" w:lineRule="auto" w:after="0"/>
-        <w:ind w:firstLine="480"/>
-      </w:pPr>
-      <w:r>
-        <w:rPr>
-          <w:rFonts w:ascii="宋体" w:hAnsi="宋体" w:eastAsia="宋体"/>
-          <w:b w:val="0"/>
-          <w:sz w:val="24"/>
-        </w:rPr>
-        <w:t>| 重排时延 | 一次批量 LLM 重排（5 查询 × 6 候选） | 2.2–3.1s | 超时 8s 自动回退 |</w:t>
-      </w:r>
-    </w:p>
-    <w:p>
-      <w:pPr>
-        <w:spacing w:line="360" w:lineRule="auto" w:after="0"/>
-        <w:ind w:firstLine="480"/>
-      </w:pPr>
-      <w:r>
-        <w:rPr>
-          <w:rFonts w:ascii="宋体" w:hAnsi="宋体" w:eastAsia="宋体"/>
-          <w:b w:val="0"/>
-          <w:sz w:val="24"/>
-        </w:rPr>
-        <w:t>| 单查询嵌入 | 查询向量化 | 17ms（384 维） | 本地 ONNX 推理 |</w:t>
-      </w:r>
-    </w:p>
-    <w:p>
-      <w:pPr>
-        <w:spacing w:line="360" w:lineRule="auto" w:after="0"/>
-        <w:ind w:firstLine="480"/>
-      </w:pPr>
-      <w:r>
-        <w:rPr>
-          <w:rFonts w:ascii="宋体" w:hAnsi="宋体" w:eastAsia="宋体"/>
-          <w:b w:val="0"/>
-          <w:sz w:val="24"/>
-        </w:rPr>
-        <w:t>| 索引构建 | 全量重建（11,143 块） | 729s（lancedb）/ 605s（sqlite） | 串行嵌入，分批 32 条控内存 |</w:t>
-      </w:r>
-    </w:p>
-    <w:p>
-      <w:pPr>
-        <w:spacing w:line="360" w:lineRule="auto" w:after="0"/>
-        <w:ind w:firstLine="480"/>
-      </w:pPr>
-      <w:r>
-        <w:rPr>
-          <w:rFonts w:ascii="宋体" w:hAnsi="宋体" w:eastAsia="宋体"/>
-          <w:b w:val="0"/>
-          <w:sz w:val="24"/>
-        </w:rPr>
-        <w:t>| 步骤耗时可见性 | 六步耗时（解析/映射/召回/预测/排序/报告） | 界面展示各步 Δms 与总耗时 | 结果页紧凑步进条 |</w:t>
-      </w:r>
-    </w:p>
-    <w:p>
-      <w:pPr>
-        <w:spacing w:line="360" w:lineRule="auto" w:after="0"/>
-        <w:ind w:firstLine="480"/>
-      </w:pPr>
-      <w:r>
-        <w:rPr>
-          <w:rFonts w:ascii="宋体" w:hAnsi="宋体" w:eastAsia="宋体"/>
-          <w:b w:val="0"/>
-          <w:sz w:val="24"/>
-        </w:rPr>
-        <w:t>---</w:t>
-      </w:r>
     </w:p>
     <w:p>
       <w:pPr>
@@ -2375,147 +4852,444 @@
         <w:t>七、工程质量指标</w:t>
       </w:r>
     </w:p>
+    <w:tbl>
+      <w:tblPr>
+        <w:tblStyle w:val="TableGrid"/>
+        <w:tblW w:type="auto" w:w="0"/>
+        <w:tblLayout w:type="autofit"/>
+        <w:tblLook w:firstColumn="1" w:firstRow="1" w:lastColumn="0" w:lastRow="0" w:noHBand="0" w:noVBand="1" w:val="04A0"/>
+      </w:tblPr>
+      <w:tblGrid>
+        <w:gridCol w:w="3009"/>
+        <w:gridCol w:w="3009"/>
+        <w:gridCol w:w="3009"/>
+      </w:tblGrid>
+      <w:tr>
+        <w:tc>
+          <w:tcPr>
+            <w:tcW w:type="dxa" w:w="3009"/>
+          </w:tcPr>
+          <w:p>
+            <w:pPr>
+              <w:spacing w:after="0" w:line="240" w:lineRule="auto"/>
+            </w:pPr>
+            <w:r/>
+            <w:r>
+              <w:rPr>
+                <w:rFonts w:ascii="宋体" w:hAnsi="宋体" w:eastAsia="宋体"/>
+                <w:b/>
+                <w:sz w:val="21"/>
+              </w:rPr>
+              <w:t>指标</w:t>
+            </w:r>
+          </w:p>
+        </w:tc>
+        <w:tc>
+          <w:tcPr>
+            <w:tcW w:type="dxa" w:w="3009"/>
+          </w:tcPr>
+          <w:p>
+            <w:pPr>
+              <w:spacing w:after="0" w:line="240" w:lineRule="auto"/>
+            </w:pPr>
+            <w:r/>
+            <w:r>
+              <w:rPr>
+                <w:rFonts w:ascii="宋体" w:hAnsi="宋体" w:eastAsia="宋体"/>
+                <w:b/>
+                <w:sz w:val="21"/>
+              </w:rPr>
+              <w:t>定义</w:t>
+            </w:r>
+          </w:p>
+        </w:tc>
+        <w:tc>
+          <w:tcPr>
+            <w:tcW w:type="dxa" w:w="3009"/>
+          </w:tcPr>
+          <w:p>
+            <w:pPr>
+              <w:spacing w:after="0" w:line="240" w:lineRule="auto"/>
+            </w:pPr>
+            <w:r/>
+            <w:r>
+              <w:rPr>
+                <w:rFonts w:ascii="宋体" w:hAnsi="宋体" w:eastAsia="宋体"/>
+                <w:b/>
+                <w:sz w:val="21"/>
+              </w:rPr>
+              <w:t>当前值</w:t>
+            </w:r>
+          </w:p>
+        </w:tc>
+      </w:tr>
+      <w:tr>
+        <w:tc>
+          <w:tcPr>
+            <w:tcW w:type="dxa" w:w="3009"/>
+          </w:tcPr>
+          <w:p>
+            <w:pPr>
+              <w:spacing w:after="0" w:line="240" w:lineRule="auto"/>
+            </w:pPr>
+            <w:r/>
+            <w:r>
+              <w:rPr>
+                <w:rFonts w:ascii="宋体" w:hAnsi="宋体" w:eastAsia="宋体"/>
+                <w:b w:val="0"/>
+                <w:sz w:val="21"/>
+              </w:rPr>
+              <w:t>测试规模</w:t>
+            </w:r>
+          </w:p>
+        </w:tc>
+        <w:tc>
+          <w:tcPr>
+            <w:tcW w:type="dxa" w:w="3009"/>
+          </w:tcPr>
+          <w:p>
+            <w:pPr>
+              <w:spacing w:after="0" w:line="240" w:lineRule="auto"/>
+            </w:pPr>
+            <w:r/>
+            <w:r>
+              <w:rPr>
+                <w:rFonts w:ascii="宋体" w:hAnsi="宋体" w:eastAsia="宋体"/>
+                <w:b w:val="0"/>
+                <w:sz w:val="21"/>
+              </w:rPr>
+              <w:t>六个包的单元/集成用例</w:t>
+            </w:r>
+          </w:p>
+        </w:tc>
+        <w:tc>
+          <w:tcPr>
+            <w:tcW w:type="dxa" w:w="3009"/>
+          </w:tcPr>
+          <w:p>
+            <w:pPr>
+              <w:spacing w:after="0" w:line="240" w:lineRule="auto"/>
+            </w:pPr>
+            <w:r/>
+            <w:r>
+              <w:rPr>
+                <w:rFonts w:ascii="宋体" w:hAnsi="宋体" w:eastAsia="宋体"/>
+                <w:b/>
+                <w:sz w:val="21"/>
+              </w:rPr>
+              <w:t>327 条</w:t>
+            </w:r>
+            <w:r>
+              <w:rPr>
+                <w:rFonts w:ascii="宋体" w:hAnsi="宋体" w:eastAsia="宋体"/>
+                <w:b w:val="0"/>
+                <w:sz w:val="21"/>
+              </w:rPr>
+              <w:t>（contracts 10 / embedding 14 / retrieval 17 / server 74 / web 171 / scripts 41，3 条按设计跳过）</w:t>
+            </w:r>
+          </w:p>
+        </w:tc>
+      </w:tr>
+      <w:tr>
+        <w:tc>
+          <w:tcPr>
+            <w:tcW w:type="dxa" w:w="3009"/>
+          </w:tcPr>
+          <w:p>
+            <w:pPr>
+              <w:spacing w:after="0" w:line="240" w:lineRule="auto"/>
+            </w:pPr>
+            <w:r/>
+            <w:r>
+              <w:rPr>
+                <w:rFonts w:ascii="宋体" w:hAnsi="宋体" w:eastAsia="宋体"/>
+                <w:b w:val="0"/>
+                <w:sz w:val="21"/>
+              </w:rPr>
+              <w:t>端到端回归</w:t>
+            </w:r>
+          </w:p>
+        </w:tc>
+        <w:tc>
+          <w:tcPr>
+            <w:tcW w:type="dxa" w:w="3009"/>
+          </w:tcPr>
+          <w:p>
+            <w:pPr>
+              <w:spacing w:after="0" w:line="240" w:lineRule="auto"/>
+            </w:pPr>
+            <w:r/>
+            <w:r>
+              <w:rPr>
+                <w:rFonts w:ascii="宋体" w:hAnsi="宋体" w:eastAsia="宋体"/>
+                <w:b w:val="0"/>
+                <w:sz w:val="21"/>
+              </w:rPr>
+              <w:t>5 案例主流程 + 3 类降级</w:t>
+            </w:r>
+          </w:p>
+        </w:tc>
+        <w:tc>
+          <w:tcPr>
+            <w:tcW w:type="dxa" w:w="3009"/>
+          </w:tcPr>
+          <w:p>
+            <w:pPr>
+              <w:spacing w:after="0" w:line="240" w:lineRule="auto"/>
+            </w:pPr>
+            <w:r/>
+            <w:r>
+              <w:rPr>
+                <w:rFonts w:ascii="宋体" w:hAnsi="宋体" w:eastAsia="宋体"/>
+                <w:b w:val="0"/>
+                <w:sz w:val="21"/>
+              </w:rPr>
+              <w:t>全绿</w:t>
+            </w:r>
+          </w:p>
+        </w:tc>
+      </w:tr>
+      <w:tr>
+        <w:tc>
+          <w:tcPr>
+            <w:tcW w:type="dxa" w:w="3009"/>
+          </w:tcPr>
+          <w:p>
+            <w:pPr>
+              <w:spacing w:after="0" w:line="240" w:lineRule="auto"/>
+            </w:pPr>
+            <w:r/>
+            <w:r>
+              <w:rPr>
+                <w:rFonts w:ascii="宋体" w:hAnsi="宋体" w:eastAsia="宋体"/>
+                <w:b w:val="0"/>
+                <w:sz w:val="21"/>
+              </w:rPr>
+              <w:t>类型与构建</w:t>
+            </w:r>
+          </w:p>
+        </w:tc>
+        <w:tc>
+          <w:tcPr>
+            <w:tcW w:type="dxa" w:w="3009"/>
+          </w:tcPr>
+          <w:p>
+            <w:pPr>
+              <w:spacing w:after="0" w:line="240" w:lineRule="auto"/>
+            </w:pPr>
+            <w:r/>
+            <w:r>
+              <w:rPr>
+                <w:rFonts w:ascii="宋体" w:hAnsi="宋体" w:eastAsia="宋体"/>
+                <w:b w:val="0"/>
+                <w:sz w:val="21"/>
+              </w:rPr>
+              <w:t>TypeScript 类型检查 + 生产构建</w:t>
+            </w:r>
+          </w:p>
+        </w:tc>
+        <w:tc>
+          <w:tcPr>
+            <w:tcW w:type="dxa" w:w="3009"/>
+          </w:tcPr>
+          <w:p>
+            <w:pPr>
+              <w:spacing w:after="0" w:line="240" w:lineRule="auto"/>
+            </w:pPr>
+            <w:r/>
+            <w:r>
+              <w:rPr>
+                <w:rFonts w:ascii="宋体" w:hAnsi="宋体" w:eastAsia="宋体"/>
+                <w:b w:val="0"/>
+                <w:sz w:val="21"/>
+              </w:rPr>
+              <w:t>全部通过</w:t>
+            </w:r>
+          </w:p>
+        </w:tc>
+      </w:tr>
+      <w:tr>
+        <w:tc>
+          <w:tcPr>
+            <w:tcW w:type="dxa" w:w="3009"/>
+          </w:tcPr>
+          <w:p>
+            <w:pPr>
+              <w:spacing w:after="0" w:line="240" w:lineRule="auto"/>
+            </w:pPr>
+            <w:r/>
+            <w:r>
+              <w:rPr>
+                <w:rFonts w:ascii="宋体" w:hAnsi="宋体" w:eastAsia="宋体"/>
+                <w:b w:val="0"/>
+                <w:sz w:val="21"/>
+              </w:rPr>
+              <w:t>评审门禁</w:t>
+            </w:r>
+          </w:p>
+        </w:tc>
+        <w:tc>
+          <w:tcPr>
+            <w:tcW w:type="dxa" w:w="3009"/>
+          </w:tcPr>
+          <w:p>
+            <w:pPr>
+              <w:spacing w:after="0" w:line="240" w:lineRule="auto"/>
+            </w:pPr>
+            <w:r/>
+            <w:r>
+              <w:rPr>
+                <w:rFonts w:ascii="宋体" w:hAnsi="宋体" w:eastAsia="宋体"/>
+                <w:b w:val="0"/>
+                <w:sz w:val="21"/>
+              </w:rPr>
+              <w:t>独立评审角色对设计/实现/UI 的分级审查</w:t>
+            </w:r>
+          </w:p>
+        </w:tc>
+        <w:tc>
+          <w:tcPr>
+            <w:tcW w:type="dxa" w:w="3009"/>
+          </w:tcPr>
+          <w:p>
+            <w:pPr>
+              <w:spacing w:after="0" w:line="240" w:lineRule="auto"/>
+            </w:pPr>
+            <w:r/>
+            <w:r>
+              <w:rPr>
+                <w:rFonts w:ascii="宋体" w:hAnsi="宋体" w:eastAsia="宋体"/>
+                <w:b w:val="0"/>
+                <w:sz w:val="21"/>
+              </w:rPr>
+              <w:t>2 项严重 + 9 项重要全部闭环</w:t>
+            </w:r>
+          </w:p>
+        </w:tc>
+      </w:tr>
+      <w:tr>
+        <w:tc>
+          <w:tcPr>
+            <w:tcW w:type="dxa" w:w="3009"/>
+          </w:tcPr>
+          <w:p>
+            <w:pPr>
+              <w:spacing w:after="0" w:line="240" w:lineRule="auto"/>
+            </w:pPr>
+            <w:r/>
+            <w:r>
+              <w:rPr>
+                <w:rFonts w:ascii="宋体" w:hAnsi="宋体" w:eastAsia="宋体"/>
+                <w:b w:val="0"/>
+                <w:sz w:val="21"/>
+              </w:rPr>
+              <w:t>匿名性</w:t>
+            </w:r>
+          </w:p>
+        </w:tc>
+        <w:tc>
+          <w:tcPr>
+            <w:tcW w:type="dxa" w:w="3009"/>
+          </w:tcPr>
+          <w:p>
+            <w:pPr>
+              <w:spacing w:after="0" w:line="240" w:lineRule="auto"/>
+            </w:pPr>
+            <w:r/>
+            <w:r>
+              <w:rPr>
+                <w:rFonts w:ascii="宋体" w:hAnsi="宋体" w:eastAsia="宋体"/>
+                <w:b w:val="0"/>
+                <w:sz w:val="21"/>
+              </w:rPr>
+              <w:t>仓库元数据、文案、提交身份审计</w:t>
+            </w:r>
+          </w:p>
+        </w:tc>
+        <w:tc>
+          <w:tcPr>
+            <w:tcW w:type="dxa" w:w="3009"/>
+          </w:tcPr>
+          <w:p>
+            <w:pPr>
+              <w:spacing w:after="0" w:line="240" w:lineRule="auto"/>
+            </w:pPr>
+            <w:r/>
+            <w:r>
+              <w:rPr>
+                <w:rFonts w:ascii="宋体" w:hAnsi="宋体" w:eastAsia="宋体"/>
+                <w:b w:val="0"/>
+                <w:sz w:val="21"/>
+              </w:rPr>
+              <w:t>通过（审计脚本）</w:t>
+            </w:r>
+          </w:p>
+        </w:tc>
+      </w:tr>
+      <w:tr>
+        <w:tc>
+          <w:tcPr>
+            <w:tcW w:type="dxa" w:w="3009"/>
+          </w:tcPr>
+          <w:p>
+            <w:pPr>
+              <w:spacing w:after="0" w:line="240" w:lineRule="auto"/>
+            </w:pPr>
+            <w:r/>
+            <w:r>
+              <w:rPr>
+                <w:rFonts w:ascii="宋体" w:hAnsi="宋体" w:eastAsia="宋体"/>
+                <w:b w:val="0"/>
+                <w:sz w:val="21"/>
+              </w:rPr>
+              <w:t>契约驱动</w:t>
+            </w:r>
+          </w:p>
+        </w:tc>
+        <w:tc>
+          <w:tcPr>
+            <w:tcW w:type="dxa" w:w="3009"/>
+          </w:tcPr>
+          <w:p>
+            <w:pPr>
+              <w:spacing w:after="0" w:line="240" w:lineRule="auto"/>
+            </w:pPr>
+            <w:r/>
+            <w:r>
+              <w:rPr>
+                <w:rFonts w:ascii="宋体" w:hAnsi="宋体" w:eastAsia="宋体"/>
+                <w:b w:val="0"/>
+                <w:sz w:val="21"/>
+              </w:rPr>
+              <w:t>表单、证据、指标均由契约与字段注册表驱动</w:t>
+            </w:r>
+          </w:p>
+        </w:tc>
+        <w:tc>
+          <w:tcPr>
+            <w:tcW w:type="dxa" w:w="3009"/>
+          </w:tcPr>
+          <w:p>
+            <w:pPr>
+              <w:spacing w:after="0" w:line="240" w:lineRule="auto"/>
+            </w:pPr>
+            <w:r/>
+            <w:r>
+              <w:rPr>
+                <w:rFonts w:ascii="宋体" w:hAnsi="宋体" w:eastAsia="宋体"/>
+                <w:b w:val="0"/>
+                <w:sz w:val="21"/>
+              </w:rPr>
+              <w:t>新增字段不改 UI 代码</w:t>
+            </w:r>
+          </w:p>
+        </w:tc>
+      </w:tr>
+    </w:tbl>
     <w:p>
       <w:pPr>
-        <w:spacing w:line="360" w:lineRule="auto" w:after="0"/>
-        <w:ind w:firstLine="480"/>
+        <w:spacing w:after="120"/>
       </w:pPr>
-      <w:r>
-        <w:rPr>
-          <w:rFonts w:ascii="宋体" w:hAnsi="宋体" w:eastAsia="宋体"/>
-          <w:b w:val="0"/>
-          <w:sz w:val="24"/>
-        </w:rPr>
-        <w:t>| 指标 | 定义 | 当前值 |</w:t>
-      </w:r>
-    </w:p>
-    <w:p>
-      <w:pPr>
-        <w:spacing w:line="360" w:lineRule="auto" w:after="0"/>
-        <w:ind w:firstLine="480"/>
-      </w:pPr>
-      <w:r>
-        <w:rPr>
-          <w:rFonts w:ascii="宋体" w:hAnsi="宋体" w:eastAsia="宋体"/>
-          <w:b w:val="0"/>
-          <w:sz w:val="24"/>
-        </w:rPr>
-        <w:t>|---|---|---|</w:t>
-      </w:r>
-    </w:p>
-    <w:p>
-      <w:pPr>
-        <w:spacing w:line="360" w:lineRule="auto" w:after="0"/>
-        <w:ind w:firstLine="480"/>
-      </w:pPr>
-      <w:r>
-        <w:rPr>
-          <w:rFonts w:ascii="宋体" w:hAnsi="宋体" w:eastAsia="宋体"/>
-          <w:b w:val="0"/>
-          <w:sz w:val="24"/>
-        </w:rPr>
-        <w:t xml:space="preserve">| 测试规模 | 六个包的单元/集成用例 | </w:t>
-      </w:r>
-      <w:r>
-        <w:rPr>
-          <w:rFonts w:ascii="宋体" w:hAnsi="宋体" w:eastAsia="宋体"/>
-          <w:b/>
-          <w:sz w:val="24"/>
-        </w:rPr>
-        <w:t>327 条</w:t>
-      </w:r>
-      <w:r>
-        <w:rPr>
-          <w:rFonts w:ascii="宋体" w:hAnsi="宋体" w:eastAsia="宋体"/>
-          <w:b w:val="0"/>
-          <w:sz w:val="24"/>
-        </w:rPr>
-        <w:t>（contracts 10 / embedding 14 / retrieval 17 / server 74 / web 171 / scripts 41，3 条按设计跳过） |</w:t>
-      </w:r>
-    </w:p>
-    <w:p>
-      <w:pPr>
-        <w:spacing w:line="360" w:lineRule="auto" w:after="0"/>
-        <w:ind w:firstLine="480"/>
-      </w:pPr>
-      <w:r>
-        <w:rPr>
-          <w:rFonts w:ascii="宋体" w:hAnsi="宋体" w:eastAsia="宋体"/>
-          <w:b w:val="0"/>
-          <w:sz w:val="24"/>
-        </w:rPr>
-        <w:t>| 端到端回归 | 5 案例主流程 + 3 类降级 | 全绿 |</w:t>
-      </w:r>
-    </w:p>
-    <w:p>
-      <w:pPr>
-        <w:spacing w:line="360" w:lineRule="auto" w:after="0"/>
-        <w:ind w:firstLine="480"/>
-      </w:pPr>
-      <w:r>
-        <w:rPr>
-          <w:rFonts w:ascii="宋体" w:hAnsi="宋体" w:eastAsia="宋体"/>
-          <w:b w:val="0"/>
-          <w:sz w:val="24"/>
-        </w:rPr>
-        <w:t>| 类型与构建 | TypeScript 类型检查 + 生产构建 | 全部通过 |</w:t>
-      </w:r>
-    </w:p>
-    <w:p>
-      <w:pPr>
-        <w:spacing w:line="360" w:lineRule="auto" w:after="0"/>
-        <w:ind w:firstLine="480"/>
-      </w:pPr>
-      <w:r>
-        <w:rPr>
-          <w:rFonts w:ascii="宋体" w:hAnsi="宋体" w:eastAsia="宋体"/>
-          <w:b w:val="0"/>
-          <w:sz w:val="24"/>
-        </w:rPr>
-        <w:t>| 评审门禁 | 独立评审角色对设计/实现/UI 的分级审查 | 2 项严重 + 9 项重要全部闭环 |</w:t>
-      </w:r>
-    </w:p>
-    <w:p>
-      <w:pPr>
-        <w:spacing w:line="360" w:lineRule="auto" w:after="0"/>
-        <w:ind w:firstLine="480"/>
-      </w:pPr>
-      <w:r>
-        <w:rPr>
-          <w:rFonts w:ascii="宋体" w:hAnsi="宋体" w:eastAsia="宋体"/>
-          <w:b w:val="0"/>
-          <w:sz w:val="24"/>
-        </w:rPr>
-        <w:t>| 匿名性 | 仓库元数据、文案、提交身份审计 | 通过（审计脚本） |</w:t>
-      </w:r>
-    </w:p>
-    <w:p>
-      <w:pPr>
-        <w:spacing w:line="360" w:lineRule="auto" w:after="0"/>
-        <w:ind w:firstLine="480"/>
-      </w:pPr>
-      <w:r>
-        <w:rPr>
-          <w:rFonts w:ascii="宋体" w:hAnsi="宋体" w:eastAsia="宋体"/>
-          <w:b w:val="0"/>
-          <w:sz w:val="24"/>
-        </w:rPr>
-        <w:t>| 契约驱动 | 表单、证据、指标均由契约与字段注册表驱动 | 新增字段不改 UI 代码 |</w:t>
-      </w:r>
-    </w:p>
-    <w:p>
-      <w:pPr>
-        <w:spacing w:line="360" w:lineRule="auto" w:after="0"/>
-        <w:ind w:firstLine="480"/>
-      </w:pPr>
-      <w:r>
-        <w:rPr>
-          <w:rFonts w:ascii="宋体" w:hAnsi="宋体" w:eastAsia="宋体"/>
-          <w:b w:val="0"/>
-          <w:sz w:val="24"/>
-        </w:rPr>
-        <w:t>---</w:t>
-      </w:r>
     </w:p>
     <w:p>
       <w:pPr>
@@ -2808,20 +5582,6 @@
           <w:sz w:val="24"/>
         </w:rPr>
         <w:t>```</w:t>
-      </w:r>
-    </w:p>
-    <w:p>
-      <w:pPr>
-        <w:spacing w:line="360" w:lineRule="auto" w:after="0"/>
-        <w:ind w:firstLine="480"/>
-      </w:pPr>
-      <w:r>
-        <w:rPr>
-          <w:rFonts w:ascii="宋体" w:hAnsi="宋体" w:eastAsia="宋体"/>
-          <w:b w:val="0"/>
-          <w:sz w:val="24"/>
-        </w:rPr>
-        <w:t>---</w:t>
       </w:r>
     </w:p>
     <w:p>

--- a/docs/方案验证与评价指标.docx
+++ b/docs/方案验证与评价指标.docx
@@ -1828,305 +1828,6 @@
                 <w:b w:val="0"/>
                 <w:sz w:val="21"/>
               </w:rPr>
-              <w:t>工程质量</w:t>
-            </w:r>
-          </w:p>
-        </w:tc>
-        <w:tc>
-          <w:tcPr>
-            <w:tcW w:type="dxa" w:w="1805"/>
-          </w:tcPr>
-          <w:p>
-            <w:pPr>
-              <w:spacing w:after="0" w:line="240" w:lineRule="auto"/>
-            </w:pPr>
-            <w:r/>
-            <w:r>
-              <w:rPr>
-                <w:rFonts w:ascii="宋体" w:hAnsi="宋体" w:eastAsia="宋体"/>
-                <w:b w:val="0"/>
-                <w:sz w:val="21"/>
-              </w:rPr>
-              <w:t>测试规模</w:t>
-            </w:r>
-          </w:p>
-        </w:tc>
-        <w:tc>
-          <w:tcPr>
-            <w:tcW w:type="dxa" w:w="1805"/>
-          </w:tcPr>
-          <w:p>
-            <w:pPr>
-              <w:spacing w:after="0" w:line="240" w:lineRule="auto"/>
-            </w:pPr>
-            <w:r/>
-            <w:r>
-              <w:rPr>
-                <w:rFonts w:ascii="宋体" w:hAnsi="宋体" w:eastAsia="宋体"/>
-                <w:b w:val="0"/>
-                <w:sz w:val="21"/>
-              </w:rPr>
-              <w:t>六个包的单元/集成用例总数</w:t>
-            </w:r>
-          </w:p>
-        </w:tc>
-        <w:tc>
-          <w:tcPr>
-            <w:tcW w:type="dxa" w:w="1805"/>
-          </w:tcPr>
-          <w:p>
-            <w:pPr>
-              <w:spacing w:after="0" w:line="240" w:lineRule="auto"/>
-            </w:pPr>
-            <w:r/>
-            <w:r>
-              <w:rPr>
-                <w:rFonts w:ascii="宋体" w:hAnsi="宋体" w:eastAsia="宋体"/>
-                <w:b w:val="0"/>
-                <w:sz w:val="21"/>
-              </w:rPr>
-              <w:t>≥300</w:t>
-            </w:r>
-          </w:p>
-        </w:tc>
-        <w:tc>
-          <w:tcPr>
-            <w:tcW w:type="dxa" w:w="1805"/>
-          </w:tcPr>
-          <w:p>
-            <w:pPr>
-              <w:spacing w:after="0" w:line="240" w:lineRule="auto"/>
-            </w:pPr>
-            <w:r/>
-            <w:r>
-              <w:rPr>
-                <w:rFonts w:ascii="宋体" w:hAnsi="宋体" w:eastAsia="宋体"/>
-                <w:b/>
-                <w:sz w:val="21"/>
-              </w:rPr>
-              <w:t>327 条</w:t>
-            </w:r>
-            <w:r>
-              <w:rPr>
-                <w:rFonts w:ascii="宋体" w:hAnsi="宋体" w:eastAsia="宋体"/>
-                <w:b w:val="0"/>
-                <w:sz w:val="21"/>
-              </w:rPr>
-              <w:t>（contracts 10 / embedding 14 / retrieval 17 / server 74 / web 171 / scripts 41）</w:t>
-            </w:r>
-          </w:p>
-        </w:tc>
-      </w:tr>
-      <w:tr>
-        <w:tc>
-          <w:tcPr>
-            <w:tcW w:type="dxa" w:w="1805"/>
-          </w:tcPr>
-          <w:p>
-            <w:pPr>
-              <w:spacing w:after="0" w:line="240" w:lineRule="auto"/>
-            </w:pPr>
-            <w:r/>
-            <w:r>
-              <w:rPr>
-                <w:rFonts w:ascii="宋体" w:hAnsi="宋体" w:eastAsia="宋体"/>
-                <w:b w:val="0"/>
-                <w:sz w:val="21"/>
-              </w:rPr>
-              <w:t>工程质量</w:t>
-            </w:r>
-          </w:p>
-        </w:tc>
-        <w:tc>
-          <w:tcPr>
-            <w:tcW w:type="dxa" w:w="1805"/>
-          </w:tcPr>
-          <w:p>
-            <w:pPr>
-              <w:spacing w:after="0" w:line="240" w:lineRule="auto"/>
-            </w:pPr>
-            <w:r/>
-            <w:r>
-              <w:rPr>
-                <w:rFonts w:ascii="宋体" w:hAnsi="宋体" w:eastAsia="宋体"/>
-                <w:b w:val="0"/>
-                <w:sz w:val="21"/>
-              </w:rPr>
-              <w:t>端到端回归</w:t>
-            </w:r>
-          </w:p>
-        </w:tc>
-        <w:tc>
-          <w:tcPr>
-            <w:tcW w:type="dxa" w:w="1805"/>
-          </w:tcPr>
-          <w:p>
-            <w:pPr>
-              <w:spacing w:after="0" w:line="240" w:lineRule="auto"/>
-            </w:pPr>
-            <w:r/>
-            <w:r>
-              <w:rPr>
-                <w:rFonts w:ascii="宋体" w:hAnsi="宋体" w:eastAsia="宋体"/>
-                <w:b w:val="0"/>
-                <w:sz w:val="21"/>
-              </w:rPr>
-              <w:t>5 案例主流程 + 降级路径</w:t>
-            </w:r>
-          </w:p>
-        </w:tc>
-        <w:tc>
-          <w:tcPr>
-            <w:tcW w:type="dxa" w:w="1805"/>
-          </w:tcPr>
-          <w:p>
-            <w:pPr>
-              <w:spacing w:after="0" w:line="240" w:lineRule="auto"/>
-            </w:pPr>
-            <w:r/>
-            <w:r>
-              <w:rPr>
-                <w:rFonts w:ascii="宋体" w:hAnsi="宋体" w:eastAsia="宋体"/>
-                <w:b w:val="0"/>
-                <w:sz w:val="21"/>
-              </w:rPr>
-              <w:t>全绿</w:t>
-            </w:r>
-          </w:p>
-        </w:tc>
-        <w:tc>
-          <w:tcPr>
-            <w:tcW w:type="dxa" w:w="1805"/>
-          </w:tcPr>
-          <w:p>
-            <w:pPr>
-              <w:spacing w:after="0" w:line="240" w:lineRule="auto"/>
-            </w:pPr>
-            <w:r/>
-            <w:r>
-              <w:rPr>
-                <w:rFonts w:ascii="宋体" w:hAnsi="宋体" w:eastAsia="宋体"/>
-                <w:b/>
-                <w:sz w:val="21"/>
-              </w:rPr>
-              <w:t>5/5 + 3/3</w:t>
-            </w:r>
-          </w:p>
-        </w:tc>
-      </w:tr>
-      <w:tr>
-        <w:tc>
-          <w:tcPr>
-            <w:tcW w:type="dxa" w:w="1805"/>
-          </w:tcPr>
-          <w:p>
-            <w:pPr>
-              <w:spacing w:after="0" w:line="240" w:lineRule="auto"/>
-            </w:pPr>
-            <w:r/>
-            <w:r>
-              <w:rPr>
-                <w:rFonts w:ascii="宋体" w:hAnsi="宋体" w:eastAsia="宋体"/>
-                <w:b w:val="0"/>
-                <w:sz w:val="21"/>
-              </w:rPr>
-              <w:t>工程质量</w:t>
-            </w:r>
-          </w:p>
-        </w:tc>
-        <w:tc>
-          <w:tcPr>
-            <w:tcW w:type="dxa" w:w="1805"/>
-          </w:tcPr>
-          <w:p>
-            <w:pPr>
-              <w:spacing w:after="0" w:line="240" w:lineRule="auto"/>
-            </w:pPr>
-            <w:r/>
-            <w:r>
-              <w:rPr>
-                <w:rFonts w:ascii="宋体" w:hAnsi="宋体" w:eastAsia="宋体"/>
-                <w:b w:val="0"/>
-                <w:sz w:val="21"/>
-              </w:rPr>
-              <w:t>评审门禁</w:t>
-            </w:r>
-          </w:p>
-        </w:tc>
-        <w:tc>
-          <w:tcPr>
-            <w:tcW w:type="dxa" w:w="1805"/>
-          </w:tcPr>
-          <w:p>
-            <w:pPr>
-              <w:spacing w:after="0" w:line="240" w:lineRule="auto"/>
-            </w:pPr>
-            <w:r/>
-            <w:r>
-              <w:rPr>
-                <w:rFonts w:ascii="宋体" w:hAnsi="宋体" w:eastAsia="宋体"/>
-                <w:b w:val="0"/>
-                <w:sz w:val="21"/>
-              </w:rPr>
-              <w:t>独立评审发现的问题闭环率</w:t>
-            </w:r>
-          </w:p>
-        </w:tc>
-        <w:tc>
-          <w:tcPr>
-            <w:tcW w:type="dxa" w:w="1805"/>
-          </w:tcPr>
-          <w:p>
-            <w:pPr>
-              <w:spacing w:after="0" w:line="240" w:lineRule="auto"/>
-            </w:pPr>
-            <w:r/>
-            <w:r>
-              <w:rPr>
-                <w:rFonts w:ascii="宋体" w:hAnsi="宋体" w:eastAsia="宋体"/>
-                <w:b w:val="0"/>
-                <w:sz w:val="21"/>
-              </w:rPr>
-              <w:t>100%</w:t>
-            </w:r>
-          </w:p>
-        </w:tc>
-        <w:tc>
-          <w:tcPr>
-            <w:tcW w:type="dxa" w:w="1805"/>
-          </w:tcPr>
-          <w:p>
-            <w:pPr>
-              <w:spacing w:after="0" w:line="240" w:lineRule="auto"/>
-            </w:pPr>
-            <w:r/>
-            <w:r>
-              <w:rPr>
-                <w:rFonts w:ascii="宋体" w:hAnsi="宋体" w:eastAsia="宋体"/>
-                <w:b w:val="0"/>
-                <w:sz w:val="21"/>
-              </w:rPr>
-              <w:t>严重 2 条、重要 9 条全部关闭</w:t>
-            </w:r>
-          </w:p>
-        </w:tc>
-      </w:tr>
-      <w:tr>
-        <w:tc>
-          <w:tcPr>
-            <w:tcW w:type="dxa" w:w="1805"/>
-          </w:tcPr>
-          <w:p>
-            <w:pPr>
-              <w:spacing w:after="0" w:line="240" w:lineRule="auto"/>
-            </w:pPr>
-            <w:r/>
-            <w:r>
-              <w:rPr>
-                <w:rFonts w:ascii="宋体" w:hAnsi="宋体" w:eastAsia="宋体"/>
-                <w:b w:val="0"/>
-                <w:sz w:val="21"/>
-              </w:rPr>
               <w:t>数据质量</w:t>
             </w:r>
           </w:p>
@@ -2371,7 +2072,23 @@
           <w:b w:val="0"/>
           <w:sz w:val="24"/>
         </w:rPr>
-        <w:t>：对每条用例，取混合检索（BM25 + query 向量）的前 topK×3 个块，按源文档去重后取前 5 个文档；`recall@5 = 命中期望文档数 / 期望文档总数`。</w:t>
+        <w:t>：对每条用例，取混合检索（BM25 + query 向量）的前 topK×3 个块，按源文档去重后取前 5 个文档；</w:t>
+      </w:r>
+      <w:r>
+        <w:rPr>
+          <w:rFonts w:ascii="宋体" w:hAnsi="宋体" w:eastAsia="宋体"/>
+          <w:b w:val="0"/>
+          <w:sz w:val="22"/>
+        </w:rPr>
+        <w:t>recall@5 = 命中期望文档数 / 期望文档总数</w:t>
+      </w:r>
+      <w:r>
+        <w:rPr>
+          <w:rFonts w:ascii="宋体" w:hAnsi="宋体" w:eastAsia="宋体"/>
+          <w:b w:val="0"/>
+          <w:sz w:val="24"/>
+        </w:rPr>
+        <w:t>。</w:t>
       </w:r>
     </w:p>
     <w:p>
@@ -2429,7 +2146,23 @@
           <w:b w:val="0"/>
           <w:sz w:val="24"/>
         </w:rPr>
-        <w:t>：38 条，覆盖 8 个决策维度 × 4 类语料（材料知识 / 规范 / 文献 / 其他），每条附带 `minRecallAt5` 门槛。</w:t>
+        <w:t xml:space="preserve">：38 条，覆盖 8 个决策维度 × 4 类语料（材料知识 / 规范 / 文献 / 其他），每条附带 </w:t>
+      </w:r>
+      <w:r>
+        <w:rPr>
+          <w:rFonts w:ascii="宋体" w:hAnsi="宋体" w:eastAsia="宋体"/>
+          <w:b w:val="0"/>
+          <w:sz w:val="22"/>
+        </w:rPr>
+        <w:t>minRecallAt5</w:t>
+      </w:r>
+      <w:r>
+        <w:rPr>
+          <w:rFonts w:ascii="宋体" w:hAnsi="宋体" w:eastAsia="宋体"/>
+          <w:b w:val="0"/>
+          <w:sz w:val="24"/>
+        </w:rPr>
+        <w:t xml:space="preserve"> 门槛。</w:t>
       </w:r>
     </w:p>
     <w:p>
@@ -2458,7 +2191,39 @@
           <w:b w:val="0"/>
           <w:sz w:val="24"/>
         </w:rPr>
-        <w:t>：`pnpm exec tsx scripts/golden-eval.ts lancedb`（`--bm25` 可切纯关键词离线模式）。</w:t>
+        <w:t>：</w:t>
+      </w:r>
+      <w:r>
+        <w:rPr>
+          <w:rFonts w:ascii="宋体" w:hAnsi="宋体" w:eastAsia="宋体"/>
+          <w:b w:val="0"/>
+          <w:sz w:val="22"/>
+        </w:rPr>
+        <w:t>pnpm exec tsx scripts/golden-eval.ts lancedb</w:t>
+      </w:r>
+      <w:r>
+        <w:rPr>
+          <w:rFonts w:ascii="宋体" w:hAnsi="宋体" w:eastAsia="宋体"/>
+          <w:b w:val="0"/>
+          <w:sz w:val="24"/>
+        </w:rPr>
+        <w:t>（</w:t>
+      </w:r>
+      <w:r>
+        <w:rPr>
+          <w:rFonts w:ascii="宋体" w:hAnsi="宋体" w:eastAsia="宋体"/>
+          <w:b w:val="0"/>
+          <w:sz w:val="22"/>
+        </w:rPr>
+        <w:t>--bm25</w:t>
+      </w:r>
+      <w:r>
+        <w:rPr>
+          <w:rFonts w:ascii="宋体" w:hAnsi="宋体" w:eastAsia="宋体"/>
+          <w:b w:val="0"/>
+          <w:sz w:val="24"/>
+        </w:rPr>
+        <w:t xml:space="preserve"> 可切纯关键词离线模式）。</w:t>
       </w:r>
     </w:p>
     <w:p>
@@ -3082,7 +2847,23 @@
           <w:b w:val="0"/>
           <w:sz w:val="24"/>
         </w:rPr>
-        <w:t>：对报告每个段落，由裁判模型判断"核心主张是否能在所给证据与确定性数据中找到依据或合理推论"，`支撑率 = 被支撑段落数 / 总段落数`。数值型结论以确定性数据为准，机理/规范结论以证据为准。</w:t>
+        <w:t>：对报告每个段落，由裁判模型判断"核心主张是否能在所给证据与确定性数据中找到依据或合理推论"，</w:t>
+      </w:r>
+      <w:r>
+        <w:rPr>
+          <w:rFonts w:ascii="宋体" w:hAnsi="宋体" w:eastAsia="宋体"/>
+          <w:b w:val="0"/>
+          <w:sz w:val="22"/>
+        </w:rPr>
+        <w:t>支撑率 = 被支撑段落数 / 总段落数</w:t>
+      </w:r>
+      <w:r>
+        <w:rPr>
+          <w:rFonts w:ascii="宋体" w:hAnsi="宋体" w:eastAsia="宋体"/>
+          <w:b w:val="0"/>
+          <w:sz w:val="24"/>
+        </w:rPr>
+        <w:t>。数值型结论以确定性数据为准，机理/规范结论以证据为准。</w:t>
       </w:r>
     </w:p>
     <w:p>
@@ -3198,7 +2979,39 @@
           <w:b w:val="0"/>
           <w:sz w:val="24"/>
         </w:rPr>
-        <w:t>：`pnpm exec tsx scripts/faithfulness-eval.ts`（需 `.env` 中配置大模型密钥）。</w:t>
+        <w:t>：</w:t>
+      </w:r>
+      <w:r>
+        <w:rPr>
+          <w:rFonts w:ascii="宋体" w:hAnsi="宋体" w:eastAsia="宋体"/>
+          <w:b w:val="0"/>
+          <w:sz w:val="22"/>
+        </w:rPr>
+        <w:t>pnpm exec tsx scripts/faithfulness-eval.ts</w:t>
+      </w:r>
+      <w:r>
+        <w:rPr>
+          <w:rFonts w:ascii="宋体" w:hAnsi="宋体" w:eastAsia="宋体"/>
+          <w:b w:val="0"/>
+          <w:sz w:val="24"/>
+        </w:rPr>
+        <w:t xml:space="preserve">（需 </w:t>
+      </w:r>
+      <w:r>
+        <w:rPr>
+          <w:rFonts w:ascii="宋体" w:hAnsi="宋体" w:eastAsia="宋体"/>
+          <w:b w:val="0"/>
+          <w:sz w:val="22"/>
+        </w:rPr>
+        <w:t>.env</w:t>
+      </w:r>
+      <w:r>
+        <w:rPr>
+          <w:rFonts w:ascii="宋体" w:hAnsi="宋体" w:eastAsia="宋体"/>
+          <w:b w:val="0"/>
+          <w:sz w:val="24"/>
+        </w:rPr>
+        <w:t xml:space="preserve"> 中配置大模型密钥）。</w:t>
       </w:r>
     </w:p>
     <w:p>
@@ -3269,7 +3082,23 @@
           <w:b w:val="0"/>
           <w:sz w:val="24"/>
         </w:rPr>
-        <w:t>：通过（`pnpm exec tsx scripts/faithfulness-eval.ts --calibrate`）。</w:t>
+        <w:t>：通过（</w:t>
+      </w:r>
+      <w:r>
+        <w:rPr>
+          <w:rFonts w:ascii="宋体" w:hAnsi="宋体" w:eastAsia="宋体"/>
+          <w:b w:val="0"/>
+          <w:sz w:val="22"/>
+        </w:rPr>
+        <w:t>pnpm exec tsx scripts/faithfulness-eval.ts --calibrate</w:t>
+      </w:r>
+      <w:r>
+        <w:rPr>
+          <w:rFonts w:ascii="宋体" w:hAnsi="宋体" w:eastAsia="宋体"/>
+          <w:b w:val="0"/>
+          <w:sz w:val="24"/>
+        </w:rPr>
+        <w:t>）。</w:t>
       </w:r>
     </w:p>
     <w:p>
@@ -3511,7 +3340,71 @@
           <w:b w:val="0"/>
           <w:sz w:val="24"/>
         </w:rPr>
-        <w:t>：比较 `scoreBreakdown` 各维 `contribution` 之和减 `penalty` 与 `score` 的差值。</w:t>
+        <w:t xml:space="preserve">：比较 </w:t>
+      </w:r>
+      <w:r>
+        <w:rPr>
+          <w:rFonts w:ascii="宋体" w:hAnsi="宋体" w:eastAsia="宋体"/>
+          <w:b w:val="0"/>
+          <w:sz w:val="22"/>
+        </w:rPr>
+        <w:t>scoreBreakdown</w:t>
+      </w:r>
+      <w:r>
+        <w:rPr>
+          <w:rFonts w:ascii="宋体" w:hAnsi="宋体" w:eastAsia="宋体"/>
+          <w:b w:val="0"/>
+          <w:sz w:val="24"/>
+        </w:rPr>
+        <w:t xml:space="preserve"> 各维 </w:t>
+      </w:r>
+      <w:r>
+        <w:rPr>
+          <w:rFonts w:ascii="宋体" w:hAnsi="宋体" w:eastAsia="宋体"/>
+          <w:b w:val="0"/>
+          <w:sz w:val="22"/>
+        </w:rPr>
+        <w:t>contribution</w:t>
+      </w:r>
+      <w:r>
+        <w:rPr>
+          <w:rFonts w:ascii="宋体" w:hAnsi="宋体" w:eastAsia="宋体"/>
+          <w:b w:val="0"/>
+          <w:sz w:val="24"/>
+        </w:rPr>
+        <w:t xml:space="preserve"> 之和减 </w:t>
+      </w:r>
+      <w:r>
+        <w:rPr>
+          <w:rFonts w:ascii="宋体" w:hAnsi="宋体" w:eastAsia="宋体"/>
+          <w:b w:val="0"/>
+          <w:sz w:val="22"/>
+        </w:rPr>
+        <w:t>penalty</w:t>
+      </w:r>
+      <w:r>
+        <w:rPr>
+          <w:rFonts w:ascii="宋体" w:hAnsi="宋体" w:eastAsia="宋体"/>
+          <w:b w:val="0"/>
+          <w:sz w:val="24"/>
+        </w:rPr>
+        <w:t xml:space="preserve"> 与 </w:t>
+      </w:r>
+      <w:r>
+        <w:rPr>
+          <w:rFonts w:ascii="宋体" w:hAnsi="宋体" w:eastAsia="宋体"/>
+          <w:b w:val="0"/>
+          <w:sz w:val="22"/>
+        </w:rPr>
+        <w:t>score</w:t>
+      </w:r>
+      <w:r>
+        <w:rPr>
+          <w:rFonts w:ascii="宋体" w:hAnsi="宋体" w:eastAsia="宋体"/>
+          <w:b w:val="0"/>
+          <w:sz w:val="24"/>
+        </w:rPr>
+        <w:t xml:space="preserve"> 的差值。</w:t>
       </w:r>
     </w:p>
     <w:p>
@@ -3714,7 +3607,23 @@
           <w:b w:val="0"/>
           <w:sz w:val="24"/>
         </w:rPr>
-        <w:t>：`E2E_BASE_URL=http://127.0.0.1:3010 pnpm exec tsx scripts/e2e-cases.ts`。</w:t>
+        <w:t>：</w:t>
+      </w:r>
+      <w:r>
+        <w:rPr>
+          <w:rFonts w:ascii="宋体" w:hAnsi="宋体" w:eastAsia="宋体"/>
+          <w:b w:val="0"/>
+          <w:sz w:val="22"/>
+        </w:rPr>
+        <w:t>E2E_BASE_URL=http://127.0.0.1:3010 pnpm exec tsx scripts/e2e-cases.ts</w:t>
+      </w:r>
+      <w:r>
+        <w:rPr>
+          <w:rFonts w:ascii="宋体" w:hAnsi="宋体" w:eastAsia="宋体"/>
+          <w:b w:val="0"/>
+          <w:sz w:val="24"/>
+        </w:rPr>
+        <w:t>。</w:t>
       </w:r>
     </w:p>
     <w:p>
@@ -3956,7 +3865,7 @@
                 <w:b w:val="0"/>
                 <w:sz w:val="21"/>
               </w:rPr>
-              <w:t>`LLM_OFF=1`</w:t>
+              <w:t>LLM_OFF=1</w:t>
             </w:r>
           </w:p>
         </w:tc>
@@ -3975,7 +3884,7 @@
                 <w:b w:val="0"/>
                 <w:sz w:val="21"/>
               </w:rPr>
-              <w:t>报告切换确定性模板文案，`llmStatus=degraded`，其余结果不变</w:t>
+              <w:t>报告切换确定性模板文案，llmStatus=degraded，其余结果不变</w:t>
             </w:r>
           </w:p>
         </w:tc>
@@ -4053,7 +3962,7 @@
                 <w:b w:val="0"/>
                 <w:sz w:val="21"/>
               </w:rPr>
-              <w:t>适配器回退 mock，`adapterMode` 打标"模拟数据"</w:t>
+              <w:t>适配器回退 mock，adapterMode 打标"模拟数据"</w:t>
             </w:r>
           </w:p>
         </w:tc>
@@ -4336,7 +4245,23 @@
           <w:b w:val="0"/>
           <w:sz w:val="24"/>
         </w:rPr>
-        <w:t>：`pnpm exec tsx scripts/e2e-degradation.ts`（自动起降级环境并断言 3 类场景）。</w:t>
+        <w:t>：</w:t>
+      </w:r>
+      <w:r>
+        <w:rPr>
+          <w:rFonts w:ascii="宋体" w:hAnsi="宋体" w:eastAsia="宋体"/>
+          <w:b w:val="0"/>
+          <w:sz w:val="22"/>
+        </w:rPr>
+        <w:t>pnpm exec tsx scripts/e2e-degradation.ts</w:t>
+      </w:r>
+      <w:r>
+        <w:rPr>
+          <w:rFonts w:ascii="宋体" w:hAnsi="宋体" w:eastAsia="宋体"/>
+          <w:b w:val="0"/>
+          <w:sz w:val="24"/>
+        </w:rPr>
+        <w:t>（自动起降级环境并断言 3 类场景）。</w:t>
       </w:r>
     </w:p>
     <w:p>
@@ -4849,7 +4774,1692 @@
           <w:b/>
           <w:sz w:val="28"/>
         </w:rPr>
-        <w:t>七、工程质量指标</w:t>
+        <w:t>七、材料层面的指标</w:t>
+      </w:r>
+    </w:p>
+    <w:p>
+      <w:pPr>
+        <w:spacing w:line="360" w:lineRule="auto" w:after="0"/>
+        <w:ind w:firstLine="480"/>
+      </w:pPr>
+      <w:r>
+        <w:rPr>
+          <w:rFonts w:ascii="宋体" w:hAnsi="宋体" w:eastAsia="宋体"/>
+          <w:b w:val="0"/>
+          <w:sz w:val="24"/>
+        </w:rPr>
+        <w:t>前六类指标评价的是"系统能力"（检索、生成、决策、鲁棒性与性能）；本节专门说明</w:t>
+      </w:r>
+      <w:r>
+        <w:rPr>
+          <w:rFonts w:ascii="宋体" w:hAnsi="宋体" w:eastAsia="宋体"/>
+          <w:b/>
+          <w:sz w:val="24"/>
+        </w:rPr>
+        <w:t>方案中的指标如何落到材料本身</w:t>
+      </w:r>
+      <w:r>
+        <w:rPr>
+          <w:rFonts w:ascii="宋体" w:hAnsi="宋体" w:eastAsia="宋体"/>
+          <w:b w:val="0"/>
+          <w:sz w:val="24"/>
+        </w:rPr>
+        <w:t>，即一个候选材料配方从"构成参数"到"实测性能"再到"评价结论"的完整指标体系。</w:t>
+      </w:r>
+    </w:p>
+    <w:p>
+      <w:pPr>
+        <w:spacing w:before="240" w:after="120" w:line="360" w:lineRule="auto"/>
+      </w:pPr>
+      <w:r>
+        <w:rPr>
+          <w:rFonts w:ascii="黑体" w:hAnsi="黑体" w:eastAsia="黑体"/>
+          <w:b/>
+          <w:sz w:val="28"/>
+        </w:rPr>
+        <w:t>7.1 材料构成指标（配方参数）</w:t>
+      </w:r>
+    </w:p>
+    <w:p>
+      <w:pPr>
+        <w:spacing w:line="360" w:lineRule="auto" w:after="0"/>
+        <w:ind w:firstLine="480"/>
+      </w:pPr>
+      <w:r>
+        <w:rPr>
+          <w:rFonts w:ascii="宋体" w:hAnsi="宋体" w:eastAsia="宋体"/>
+          <w:b w:val="0"/>
+          <w:sz w:val="24"/>
+        </w:rPr>
+        <w:t>每个候选方案由五类材料参数构成，它们既是推荐的输出形态，也是模型输入特征：</w:t>
+      </w:r>
+    </w:p>
+    <w:tbl>
+      <w:tblPr>
+        <w:tblStyle w:val="TableGrid"/>
+        <w:tblW w:type="auto" w:w="0"/>
+        <w:tblLayout w:type="autofit"/>
+        <w:tblLook w:firstColumn="1" w:firstRow="1" w:lastColumn="0" w:lastRow="0" w:noHBand="0" w:noVBand="1" w:val="04A0"/>
+      </w:tblPr>
+      <w:tblGrid>
+        <w:gridCol w:w="2256"/>
+        <w:gridCol w:w="2256"/>
+        <w:gridCol w:w="2256"/>
+        <w:gridCol w:w="2256"/>
+      </w:tblGrid>
+      <w:tr>
+        <w:tc>
+          <w:tcPr>
+            <w:tcW w:type="dxa" w:w="2256"/>
+          </w:tcPr>
+          <w:p>
+            <w:pPr>
+              <w:spacing w:after="0" w:line="240" w:lineRule="auto"/>
+            </w:pPr>
+            <w:r/>
+            <w:r>
+              <w:rPr>
+                <w:rFonts w:ascii="宋体" w:hAnsi="宋体" w:eastAsia="宋体"/>
+                <w:b/>
+                <w:sz w:val="21"/>
+              </w:rPr>
+              <w:t>参数类别</w:t>
+            </w:r>
+          </w:p>
+        </w:tc>
+        <w:tc>
+          <w:tcPr>
+            <w:tcW w:type="dxa" w:w="2256"/>
+          </w:tcPr>
+          <w:p>
+            <w:pPr>
+              <w:spacing w:after="0" w:line="240" w:lineRule="auto"/>
+            </w:pPr>
+            <w:r/>
+            <w:r>
+              <w:rPr>
+                <w:rFonts w:ascii="宋体" w:hAnsi="宋体" w:eastAsia="宋体"/>
+                <w:b/>
+                <w:sz w:val="21"/>
+              </w:rPr>
+              <w:t>指标</w:t>
+            </w:r>
+          </w:p>
+        </w:tc>
+        <w:tc>
+          <w:tcPr>
+            <w:tcW w:type="dxa" w:w="2256"/>
+          </w:tcPr>
+          <w:p>
+            <w:pPr>
+              <w:spacing w:after="0" w:line="240" w:lineRule="auto"/>
+            </w:pPr>
+            <w:r/>
+            <w:r>
+              <w:rPr>
+                <w:rFonts w:ascii="宋体" w:hAnsi="宋体" w:eastAsia="宋体"/>
+                <w:b/>
+                <w:sz w:val="21"/>
+              </w:rPr>
+              <w:t>取值示例</w:t>
+            </w:r>
+          </w:p>
+        </w:tc>
+        <w:tc>
+          <w:tcPr>
+            <w:tcW w:type="dxa" w:w="2256"/>
+          </w:tcPr>
+          <w:p>
+            <w:pPr>
+              <w:spacing w:after="0" w:line="240" w:lineRule="auto"/>
+            </w:pPr>
+            <w:r/>
+            <w:r>
+              <w:rPr>
+                <w:rFonts w:ascii="宋体" w:hAnsi="宋体" w:eastAsia="宋体"/>
+                <w:b/>
+                <w:sz w:val="21"/>
+              </w:rPr>
+              <w:t>作用</w:t>
+            </w:r>
+          </w:p>
+        </w:tc>
+      </w:tr>
+      <w:tr>
+        <w:tc>
+          <w:tcPr>
+            <w:tcW w:type="dxa" w:w="2256"/>
+          </w:tcPr>
+          <w:p>
+            <w:pPr>
+              <w:spacing w:after="0" w:line="240" w:lineRule="auto"/>
+            </w:pPr>
+            <w:r/>
+            <w:r>
+              <w:rPr>
+                <w:rFonts w:ascii="宋体" w:hAnsi="宋体" w:eastAsia="宋体"/>
+                <w:b w:val="0"/>
+                <w:sz w:val="21"/>
+              </w:rPr>
+              <w:t>胶结料</w:t>
+            </w:r>
+          </w:p>
+        </w:tc>
+        <w:tc>
+          <w:tcPr>
+            <w:tcW w:type="dxa" w:w="2256"/>
+          </w:tcPr>
+          <w:p>
+            <w:pPr>
+              <w:spacing w:after="0" w:line="240" w:lineRule="auto"/>
+            </w:pPr>
+            <w:r/>
+            <w:r>
+              <w:rPr>
+                <w:rFonts w:ascii="宋体" w:hAnsi="宋体" w:eastAsia="宋体"/>
+                <w:b w:val="0"/>
+                <w:sz w:val="21"/>
+              </w:rPr>
+              <w:t>沥青标号与母体类型</w:t>
+            </w:r>
+          </w:p>
+        </w:tc>
+        <w:tc>
+          <w:tcPr>
+            <w:tcW w:type="dxa" w:w="2256"/>
+          </w:tcPr>
+          <w:p>
+            <w:pPr>
+              <w:spacing w:after="0" w:line="240" w:lineRule="auto"/>
+            </w:pPr>
+            <w:r/>
+            <w:r>
+              <w:rPr>
+                <w:rFonts w:ascii="宋体" w:hAnsi="宋体" w:eastAsia="宋体"/>
+                <w:b w:val="0"/>
+                <w:sz w:val="21"/>
+              </w:rPr>
+              <w:t>70# 直馏、90#/110#/130# 再生专用、直馏 90# 改性 I-C、调和 I/II 改性 I-C</w:t>
+            </w:r>
+          </w:p>
+        </w:tc>
+        <w:tc>
+          <w:tcPr>
+            <w:tcW w:type="dxa" w:w="2256"/>
+          </w:tcPr>
+          <w:p>
+            <w:pPr>
+              <w:spacing w:after="0" w:line="240" w:lineRule="auto"/>
+            </w:pPr>
+            <w:r/>
+            <w:r>
+              <w:rPr>
+                <w:rFonts w:ascii="宋体" w:hAnsi="宋体" w:eastAsia="宋体"/>
+                <w:b w:val="0"/>
+                <w:sz w:val="21"/>
+              </w:rPr>
+              <w:t>决定高温/低温性能与老化基础</w:t>
+            </w:r>
+          </w:p>
+        </w:tc>
+      </w:tr>
+      <w:tr>
+        <w:tc>
+          <w:tcPr>
+            <w:tcW w:type="dxa" w:w="2256"/>
+          </w:tcPr>
+          <w:p>
+            <w:pPr>
+              <w:spacing w:after="0" w:line="240" w:lineRule="auto"/>
+            </w:pPr>
+            <w:r/>
+            <w:r>
+              <w:rPr>
+                <w:rFonts w:ascii="宋体" w:hAnsi="宋体" w:eastAsia="宋体"/>
+                <w:b w:val="0"/>
+                <w:sz w:val="21"/>
+              </w:rPr>
+              <w:t>改性剂</w:t>
+            </w:r>
+          </w:p>
+        </w:tc>
+        <w:tc>
+          <w:tcPr>
+            <w:tcW w:type="dxa" w:w="2256"/>
+          </w:tcPr>
+          <w:p>
+            <w:pPr>
+              <w:spacing w:after="0" w:line="240" w:lineRule="auto"/>
+            </w:pPr>
+            <w:r/>
+            <w:r>
+              <w:rPr>
+                <w:rFonts w:ascii="宋体" w:hAnsi="宋体" w:eastAsia="宋体"/>
+                <w:b w:val="0"/>
+                <w:sz w:val="21"/>
+              </w:rPr>
+              <w:t>类型与掺量</w:t>
+            </w:r>
+          </w:p>
+        </w:tc>
+        <w:tc>
+          <w:tcPr>
+            <w:tcW w:type="dxa" w:w="2256"/>
+          </w:tcPr>
+          <w:p>
+            <w:pPr>
+              <w:spacing w:after="0" w:line="240" w:lineRule="auto"/>
+            </w:pPr>
+            <w:r/>
+            <w:r>
+              <w:rPr>
+                <w:rFonts w:ascii="宋体" w:hAnsi="宋体" w:eastAsia="宋体"/>
+                <w:b w:val="0"/>
+                <w:sz w:val="21"/>
+              </w:rPr>
+              <w:t>SBS 3%~5%、高模量剂 4%、PE 改性、橡胶粉 15%~20%、溶聚聚烯烃</w:t>
+            </w:r>
+          </w:p>
+        </w:tc>
+        <w:tc>
+          <w:tcPr>
+            <w:tcW w:type="dxa" w:w="2256"/>
+          </w:tcPr>
+          <w:p>
+            <w:pPr>
+              <w:spacing w:after="0" w:line="240" w:lineRule="auto"/>
+            </w:pPr>
+            <w:r/>
+            <w:r>
+              <w:rPr>
+                <w:rFonts w:ascii="宋体" w:hAnsi="宋体" w:eastAsia="宋体"/>
+                <w:b w:val="0"/>
+                <w:sz w:val="21"/>
+              </w:rPr>
+              <w:t>决定高温抗车辙、弹性恢复、低温抗裂</w:t>
+            </w:r>
+          </w:p>
+        </w:tc>
+      </w:tr>
+      <w:tr>
+        <w:tc>
+          <w:tcPr>
+            <w:tcW w:type="dxa" w:w="2256"/>
+          </w:tcPr>
+          <w:p>
+            <w:pPr>
+              <w:spacing w:after="0" w:line="240" w:lineRule="auto"/>
+            </w:pPr>
+            <w:r/>
+            <w:r>
+              <w:rPr>
+                <w:rFonts w:ascii="宋体" w:hAnsi="宋体" w:eastAsia="宋体"/>
+                <w:b w:val="0"/>
+                <w:sz w:val="21"/>
+              </w:rPr>
+              <w:t>助剂</w:t>
+            </w:r>
+          </w:p>
+        </w:tc>
+        <w:tc>
+          <w:tcPr>
+            <w:tcW w:type="dxa" w:w="2256"/>
+          </w:tcPr>
+          <w:p>
+            <w:pPr>
+              <w:spacing w:after="0" w:line="240" w:lineRule="auto"/>
+            </w:pPr>
+            <w:r/>
+            <w:r>
+              <w:rPr>
+                <w:rFonts w:ascii="宋体" w:hAnsi="宋体" w:eastAsia="宋体"/>
+                <w:b w:val="0"/>
+                <w:sz w:val="21"/>
+              </w:rPr>
+              <w:t>类型与掺量</w:t>
+            </w:r>
+          </w:p>
+        </w:tc>
+        <w:tc>
+          <w:tcPr>
+            <w:tcW w:type="dxa" w:w="2256"/>
+          </w:tcPr>
+          <w:p>
+            <w:pPr>
+              <w:spacing w:after="0" w:line="240" w:lineRule="auto"/>
+            </w:pPr>
+            <w:r/>
+            <w:r>
+              <w:rPr>
+                <w:rFonts w:ascii="宋体" w:hAnsi="宋体" w:eastAsia="宋体"/>
+                <w:b w:val="0"/>
+                <w:sz w:val="21"/>
+              </w:rPr>
+              <w:t>木质素纤维 0.3%、玄武岩纤维 0.4%、纳米 SiO2 0~6%、再生剂约 4%</w:t>
+            </w:r>
+          </w:p>
+        </w:tc>
+        <w:tc>
+          <w:tcPr>
+            <w:tcW w:type="dxa" w:w="2256"/>
+          </w:tcPr>
+          <w:p>
+            <w:pPr>
+              <w:spacing w:after="0" w:line="240" w:lineRule="auto"/>
+            </w:pPr>
+            <w:r/>
+            <w:r>
+              <w:rPr>
+                <w:rFonts w:ascii="宋体" w:hAnsi="宋体" w:eastAsia="宋体"/>
+                <w:b w:val="0"/>
+                <w:sz w:val="21"/>
+              </w:rPr>
+              <w:t>决定疲劳、抗析漏、抗水损</w:t>
+            </w:r>
+          </w:p>
+        </w:tc>
+      </w:tr>
+      <w:tr>
+        <w:tc>
+          <w:tcPr>
+            <w:tcW w:type="dxa" w:w="2256"/>
+          </w:tcPr>
+          <w:p>
+            <w:pPr>
+              <w:spacing w:after="0" w:line="240" w:lineRule="auto"/>
+            </w:pPr>
+            <w:r/>
+            <w:r>
+              <w:rPr>
+                <w:rFonts w:ascii="宋体" w:hAnsi="宋体" w:eastAsia="宋体"/>
+                <w:b w:val="0"/>
+                <w:sz w:val="21"/>
+              </w:rPr>
+              <w:t>级配</w:t>
+            </w:r>
+          </w:p>
+        </w:tc>
+        <w:tc>
+          <w:tcPr>
+            <w:tcW w:type="dxa" w:w="2256"/>
+          </w:tcPr>
+          <w:p>
+            <w:pPr>
+              <w:spacing w:after="0" w:line="240" w:lineRule="auto"/>
+            </w:pPr>
+            <w:r/>
+            <w:r>
+              <w:rPr>
+                <w:rFonts w:ascii="宋体" w:hAnsi="宋体" w:eastAsia="宋体"/>
+                <w:b w:val="0"/>
+                <w:sz w:val="21"/>
+              </w:rPr>
+              <w:t>类型与关键筛孔</w:t>
+            </w:r>
+          </w:p>
+        </w:tc>
+        <w:tc>
+          <w:tcPr>
+            <w:tcW w:type="dxa" w:w="2256"/>
+          </w:tcPr>
+          <w:p>
+            <w:pPr>
+              <w:spacing w:after="0" w:line="240" w:lineRule="auto"/>
+            </w:pPr>
+            <w:r/>
+            <w:r>
+              <w:rPr>
+                <w:rFonts w:ascii="宋体" w:hAnsi="宋体" w:eastAsia="宋体"/>
+                <w:b w:val="0"/>
+                <w:sz w:val="21"/>
+              </w:rPr>
+              <w:t>AC-10/13/20/25、SMA、OGFC/PA、HMAM、高 RAP 再生</w:t>
+            </w:r>
+          </w:p>
+        </w:tc>
+        <w:tc>
+          <w:tcPr>
+            <w:tcW w:type="dxa" w:w="2256"/>
+          </w:tcPr>
+          <w:p>
+            <w:pPr>
+              <w:spacing w:after="0" w:line="240" w:lineRule="auto"/>
+            </w:pPr>
+            <w:r/>
+            <w:r>
+              <w:rPr>
+                <w:rFonts w:ascii="宋体" w:hAnsi="宋体" w:eastAsia="宋体"/>
+                <w:b w:val="0"/>
+                <w:sz w:val="21"/>
+              </w:rPr>
+              <w:t>决定水稳、抗滑、降噪与施工和易性</w:t>
+            </w:r>
+          </w:p>
+        </w:tc>
+      </w:tr>
+      <w:tr>
+        <w:tc>
+          <w:tcPr>
+            <w:tcW w:type="dxa" w:w="2256"/>
+          </w:tcPr>
+          <w:p>
+            <w:pPr>
+              <w:spacing w:after="0" w:line="240" w:lineRule="auto"/>
+            </w:pPr>
+            <w:r/>
+            <w:r>
+              <w:rPr>
+                <w:rFonts w:ascii="宋体" w:hAnsi="宋体" w:eastAsia="宋体"/>
+                <w:b w:val="0"/>
+                <w:sz w:val="21"/>
+              </w:rPr>
+              <w:t>工艺/用量</w:t>
+            </w:r>
+          </w:p>
+        </w:tc>
+        <w:tc>
+          <w:tcPr>
+            <w:tcW w:type="dxa" w:w="2256"/>
+          </w:tcPr>
+          <w:p>
+            <w:pPr>
+              <w:spacing w:after="0" w:line="240" w:lineRule="auto"/>
+            </w:pPr>
+            <w:r/>
+            <w:r>
+              <w:rPr>
+                <w:rFonts w:ascii="宋体" w:hAnsi="宋体" w:eastAsia="宋体"/>
+                <w:b w:val="0"/>
+                <w:sz w:val="21"/>
+              </w:rPr>
+              <w:t>油石比、RAP 掺量与旧沥青含量</w:t>
+            </w:r>
+          </w:p>
+        </w:tc>
+        <w:tc>
+          <w:tcPr>
+            <w:tcW w:type="dxa" w:w="2256"/>
+          </w:tcPr>
+          <w:p>
+            <w:pPr>
+              <w:spacing w:after="0" w:line="240" w:lineRule="auto"/>
+            </w:pPr>
+            <w:r/>
+            <w:r>
+              <w:rPr>
+                <w:rFonts w:ascii="宋体" w:hAnsi="宋体" w:eastAsia="宋体"/>
+                <w:b w:val="0"/>
+                <w:sz w:val="21"/>
+              </w:rPr>
+              <w:t>油石比 5.5%、RAP 30%/40%/50%、旧沥青含量（抽提/燃烧法）</w:t>
+            </w:r>
+          </w:p>
+        </w:tc>
+        <w:tc>
+          <w:tcPr>
+            <w:tcW w:type="dxa" w:w="2256"/>
+          </w:tcPr>
+          <w:p>
+            <w:pPr>
+              <w:spacing w:after="0" w:line="240" w:lineRule="auto"/>
+            </w:pPr>
+            <w:r/>
+            <w:r>
+              <w:rPr>
+                <w:rFonts w:ascii="宋体" w:hAnsi="宋体" w:eastAsia="宋体"/>
+                <w:b w:val="0"/>
+                <w:sz w:val="21"/>
+              </w:rPr>
+              <w:t>决定成本、碳排与低温性能折减</w:t>
+            </w:r>
+          </w:p>
+        </w:tc>
+      </w:tr>
+    </w:tbl>
+    <w:p>
+      <w:pPr>
+        <w:spacing w:after="120"/>
+      </w:pPr>
+    </w:p>
+    <w:p>
+      <w:pPr>
+        <w:spacing w:before="240" w:after="120" w:line="360" w:lineRule="auto"/>
+      </w:pPr>
+      <w:r>
+        <w:rPr>
+          <w:rFonts w:ascii="黑体" w:hAnsi="黑体" w:eastAsia="黑体"/>
+          <w:b/>
+          <w:sz w:val="28"/>
+        </w:rPr>
+        <w:t>7.2 材料自身实测指标（胶结料、集料与回收料）</w:t>
+      </w:r>
+    </w:p>
+    <w:p>
+      <w:pPr>
+        <w:spacing w:line="360" w:lineRule="auto" w:after="0"/>
+        <w:ind w:firstLine="480"/>
+      </w:pPr>
+      <w:r>
+        <w:rPr>
+          <w:rFonts w:ascii="宋体" w:hAnsi="宋体" w:eastAsia="宋体"/>
+          <w:b w:val="0"/>
+          <w:sz w:val="24"/>
+        </w:rPr>
+        <w:t>从企业数据集与规范中提取、可在入库/验材料阶段测得的材料级指标：</w:t>
+      </w:r>
+    </w:p>
+    <w:tbl>
+      <w:tblPr>
+        <w:tblStyle w:val="TableGrid"/>
+        <w:tblW w:type="auto" w:w="0"/>
+        <w:tblLayout w:type="autofit"/>
+        <w:tblLook w:firstColumn="1" w:firstRow="1" w:lastColumn="0" w:lastRow="0" w:noHBand="0" w:noVBand="1" w:val="04A0"/>
+      </w:tblPr>
+      <w:tblGrid>
+        <w:gridCol w:w="2256"/>
+        <w:gridCol w:w="2256"/>
+        <w:gridCol w:w="2256"/>
+        <w:gridCol w:w="2256"/>
+      </w:tblGrid>
+      <w:tr>
+        <w:tc>
+          <w:tcPr>
+            <w:tcW w:type="dxa" w:w="2256"/>
+          </w:tcPr>
+          <w:p>
+            <w:pPr>
+              <w:spacing w:after="0" w:line="240" w:lineRule="auto"/>
+            </w:pPr>
+            <w:r/>
+            <w:r>
+              <w:rPr>
+                <w:rFonts w:ascii="宋体" w:hAnsi="宋体" w:eastAsia="宋体"/>
+                <w:b/>
+                <w:sz w:val="21"/>
+              </w:rPr>
+              <w:t>对象</w:t>
+            </w:r>
+          </w:p>
+        </w:tc>
+        <w:tc>
+          <w:tcPr>
+            <w:tcW w:type="dxa" w:w="2256"/>
+          </w:tcPr>
+          <w:p>
+            <w:pPr>
+              <w:spacing w:after="0" w:line="240" w:lineRule="auto"/>
+            </w:pPr>
+            <w:r/>
+            <w:r>
+              <w:rPr>
+                <w:rFonts w:ascii="宋体" w:hAnsi="宋体" w:eastAsia="宋体"/>
+                <w:b/>
+                <w:sz w:val="21"/>
+              </w:rPr>
+              <w:t>指标</w:t>
+            </w:r>
+          </w:p>
+        </w:tc>
+        <w:tc>
+          <w:tcPr>
+            <w:tcW w:type="dxa" w:w="2256"/>
+          </w:tcPr>
+          <w:p>
+            <w:pPr>
+              <w:spacing w:after="0" w:line="240" w:lineRule="auto"/>
+            </w:pPr>
+            <w:r/>
+            <w:r>
+              <w:rPr>
+                <w:rFonts w:ascii="宋体" w:hAnsi="宋体" w:eastAsia="宋体"/>
+                <w:b/>
+                <w:sz w:val="21"/>
+              </w:rPr>
+              <w:t>单位</w:t>
+            </w:r>
+          </w:p>
+        </w:tc>
+        <w:tc>
+          <w:tcPr>
+            <w:tcW w:type="dxa" w:w="2256"/>
+          </w:tcPr>
+          <w:p>
+            <w:pPr>
+              <w:spacing w:after="0" w:line="240" w:lineRule="auto"/>
+            </w:pPr>
+            <w:r/>
+            <w:r>
+              <w:rPr>
+                <w:rFonts w:ascii="宋体" w:hAnsi="宋体" w:eastAsia="宋体"/>
+                <w:b/>
+                <w:sz w:val="21"/>
+              </w:rPr>
+              <w:t>典型阈值/要求</w:t>
+            </w:r>
+          </w:p>
+        </w:tc>
+      </w:tr>
+      <w:tr>
+        <w:tc>
+          <w:tcPr>
+            <w:tcW w:type="dxa" w:w="2256"/>
+          </w:tcPr>
+          <w:p>
+            <w:pPr>
+              <w:spacing w:after="0" w:line="240" w:lineRule="auto"/>
+            </w:pPr>
+            <w:r/>
+            <w:r>
+              <w:rPr>
+                <w:rFonts w:ascii="宋体" w:hAnsi="宋体" w:eastAsia="宋体"/>
+                <w:b w:val="0"/>
+                <w:sz w:val="21"/>
+              </w:rPr>
+              <w:t>胶结料</w:t>
+            </w:r>
+          </w:p>
+        </w:tc>
+        <w:tc>
+          <w:tcPr>
+            <w:tcW w:type="dxa" w:w="2256"/>
+          </w:tcPr>
+          <w:p>
+            <w:pPr>
+              <w:spacing w:after="0" w:line="240" w:lineRule="auto"/>
+            </w:pPr>
+            <w:r/>
+            <w:r>
+              <w:rPr>
+                <w:rFonts w:ascii="宋体" w:hAnsi="宋体" w:eastAsia="宋体"/>
+                <w:b w:val="0"/>
+                <w:sz w:val="21"/>
+              </w:rPr>
+              <w:t>针入度（25℃）</w:t>
+            </w:r>
+          </w:p>
+        </w:tc>
+        <w:tc>
+          <w:tcPr>
+            <w:tcW w:type="dxa" w:w="2256"/>
+          </w:tcPr>
+          <w:p>
+            <w:pPr>
+              <w:spacing w:after="0" w:line="240" w:lineRule="auto"/>
+            </w:pPr>
+            <w:r/>
+            <w:r>
+              <w:rPr>
+                <w:rFonts w:ascii="宋体" w:hAnsi="宋体" w:eastAsia="宋体"/>
+                <w:b w:val="0"/>
+                <w:sz w:val="21"/>
+              </w:rPr>
+              <w:t>0.1mm</w:t>
+            </w:r>
+          </w:p>
+        </w:tc>
+        <w:tc>
+          <w:tcPr>
+            <w:tcW w:type="dxa" w:w="2256"/>
+          </w:tcPr>
+          <w:p>
+            <w:pPr>
+              <w:spacing w:after="0" w:line="240" w:lineRule="auto"/>
+            </w:pPr>
+            <w:r/>
+            <w:r>
+              <w:rPr>
+                <w:rFonts w:ascii="宋体" w:hAnsi="宋体" w:eastAsia="宋体"/>
+                <w:b w:val="0"/>
+                <w:sz w:val="21"/>
+              </w:rPr>
+              <w:t>按标号分级（70# 约 70、90# 约 90）</w:t>
+            </w:r>
+          </w:p>
+        </w:tc>
+      </w:tr>
+      <w:tr>
+        <w:tc>
+          <w:tcPr>
+            <w:tcW w:type="dxa" w:w="2256"/>
+          </w:tcPr>
+          <w:p>
+            <w:pPr>
+              <w:spacing w:after="0" w:line="240" w:lineRule="auto"/>
+            </w:pPr>
+            <w:r/>
+            <w:r>
+              <w:rPr>
+                <w:rFonts w:ascii="宋体" w:hAnsi="宋体" w:eastAsia="宋体"/>
+                <w:b w:val="0"/>
+                <w:sz w:val="21"/>
+              </w:rPr>
+              <w:t>胶结料</w:t>
+            </w:r>
+          </w:p>
+        </w:tc>
+        <w:tc>
+          <w:tcPr>
+            <w:tcW w:type="dxa" w:w="2256"/>
+          </w:tcPr>
+          <w:p>
+            <w:pPr>
+              <w:spacing w:after="0" w:line="240" w:lineRule="auto"/>
+            </w:pPr>
+            <w:r/>
+            <w:r>
+              <w:rPr>
+                <w:rFonts w:ascii="宋体" w:hAnsi="宋体" w:eastAsia="宋体"/>
+                <w:b w:val="0"/>
+                <w:sz w:val="21"/>
+              </w:rPr>
+              <w:t>软化点</w:t>
+            </w:r>
+          </w:p>
+        </w:tc>
+        <w:tc>
+          <w:tcPr>
+            <w:tcW w:type="dxa" w:w="2256"/>
+          </w:tcPr>
+          <w:p>
+            <w:pPr>
+              <w:spacing w:after="0" w:line="240" w:lineRule="auto"/>
+            </w:pPr>
+            <w:r/>
+            <w:r>
+              <w:rPr>
+                <w:rFonts w:ascii="宋体" w:hAnsi="宋体" w:eastAsia="宋体"/>
+                <w:b w:val="0"/>
+                <w:sz w:val="21"/>
+              </w:rPr>
+              <w:t>℃</w:t>
+            </w:r>
+          </w:p>
+        </w:tc>
+        <w:tc>
+          <w:tcPr>
+            <w:tcW w:type="dxa" w:w="2256"/>
+          </w:tcPr>
+          <w:p>
+            <w:pPr>
+              <w:spacing w:after="0" w:line="240" w:lineRule="auto"/>
+            </w:pPr>
+            <w:r/>
+            <w:r>
+              <w:rPr>
+                <w:rFonts w:ascii="宋体" w:hAnsi="宋体" w:eastAsia="宋体"/>
+                <w:b w:val="0"/>
+                <w:sz w:val="21"/>
+              </w:rPr>
+              <w:t>≥42~46（随标号变化）</w:t>
+            </w:r>
+          </w:p>
+        </w:tc>
+      </w:tr>
+      <w:tr>
+        <w:tc>
+          <w:tcPr>
+            <w:tcW w:type="dxa" w:w="2256"/>
+          </w:tcPr>
+          <w:p>
+            <w:pPr>
+              <w:spacing w:after="0" w:line="240" w:lineRule="auto"/>
+            </w:pPr>
+            <w:r/>
+            <w:r>
+              <w:rPr>
+                <w:rFonts w:ascii="宋体" w:hAnsi="宋体" w:eastAsia="宋体"/>
+                <w:b w:val="0"/>
+                <w:sz w:val="21"/>
+              </w:rPr>
+              <w:t>胶结料</w:t>
+            </w:r>
+          </w:p>
+        </w:tc>
+        <w:tc>
+          <w:tcPr>
+            <w:tcW w:type="dxa" w:w="2256"/>
+          </w:tcPr>
+          <w:p>
+            <w:pPr>
+              <w:spacing w:after="0" w:line="240" w:lineRule="auto"/>
+            </w:pPr>
+            <w:r/>
+            <w:r>
+              <w:rPr>
+                <w:rFonts w:ascii="宋体" w:hAnsi="宋体" w:eastAsia="宋体"/>
+                <w:b w:val="0"/>
+                <w:sz w:val="21"/>
+              </w:rPr>
+              <w:t>60℃ 动力粘度</w:t>
+            </w:r>
+          </w:p>
+        </w:tc>
+        <w:tc>
+          <w:tcPr>
+            <w:tcW w:type="dxa" w:w="2256"/>
+          </w:tcPr>
+          <w:p>
+            <w:pPr>
+              <w:spacing w:after="0" w:line="240" w:lineRule="auto"/>
+            </w:pPr>
+            <w:r/>
+            <w:r>
+              <w:rPr>
+                <w:rFonts w:ascii="宋体" w:hAnsi="宋体" w:eastAsia="宋体"/>
+                <w:b w:val="0"/>
+                <w:sz w:val="21"/>
+              </w:rPr>
+              <w:t>Pa·s</w:t>
+            </w:r>
+          </w:p>
+        </w:tc>
+        <w:tc>
+          <w:tcPr>
+            <w:tcW w:type="dxa" w:w="2256"/>
+          </w:tcPr>
+          <w:p>
+            <w:pPr>
+              <w:spacing w:after="0" w:line="240" w:lineRule="auto"/>
+            </w:pPr>
+            <w:r/>
+            <w:r>
+              <w:rPr>
+                <w:rFonts w:ascii="宋体" w:hAnsi="宋体" w:eastAsia="宋体"/>
+                <w:b w:val="0"/>
+                <w:sz w:val="21"/>
+              </w:rPr>
+              <w:t>再生专用 90# 约 161、130# 约 111</w:t>
+            </w:r>
+          </w:p>
+        </w:tc>
+      </w:tr>
+      <w:tr>
+        <w:tc>
+          <w:tcPr>
+            <w:tcW w:type="dxa" w:w="2256"/>
+          </w:tcPr>
+          <w:p>
+            <w:pPr>
+              <w:spacing w:after="0" w:line="240" w:lineRule="auto"/>
+            </w:pPr>
+            <w:r/>
+            <w:r>
+              <w:rPr>
+                <w:rFonts w:ascii="宋体" w:hAnsi="宋体" w:eastAsia="宋体"/>
+                <w:b w:val="0"/>
+                <w:sz w:val="21"/>
+              </w:rPr>
+              <w:t>胶结料</w:t>
+            </w:r>
+          </w:p>
+        </w:tc>
+        <w:tc>
+          <w:tcPr>
+            <w:tcW w:type="dxa" w:w="2256"/>
+          </w:tcPr>
+          <w:p>
+            <w:pPr>
+              <w:spacing w:after="0" w:line="240" w:lineRule="auto"/>
+            </w:pPr>
+            <w:r/>
+            <w:r>
+              <w:rPr>
+                <w:rFonts w:ascii="宋体" w:hAnsi="宋体" w:eastAsia="宋体"/>
+                <w:b w:val="0"/>
+                <w:sz w:val="21"/>
+              </w:rPr>
+              <w:t>延度（5℃/15℃）</w:t>
+            </w:r>
+          </w:p>
+        </w:tc>
+        <w:tc>
+          <w:tcPr>
+            <w:tcW w:type="dxa" w:w="2256"/>
+          </w:tcPr>
+          <w:p>
+            <w:pPr>
+              <w:spacing w:after="0" w:line="240" w:lineRule="auto"/>
+            </w:pPr>
+            <w:r/>
+            <w:r>
+              <w:rPr>
+                <w:rFonts w:ascii="宋体" w:hAnsi="宋体" w:eastAsia="宋体"/>
+                <w:b w:val="0"/>
+                <w:sz w:val="21"/>
+              </w:rPr>
+              <w:t>cm</w:t>
+            </w:r>
+          </w:p>
+        </w:tc>
+        <w:tc>
+          <w:tcPr>
+            <w:tcW w:type="dxa" w:w="2256"/>
+          </w:tcPr>
+          <w:p>
+            <w:pPr>
+              <w:spacing w:after="0" w:line="240" w:lineRule="auto"/>
+            </w:pPr>
+            <w:r/>
+            <w:r>
+              <w:rPr>
+                <w:rFonts w:ascii="宋体" w:hAnsi="宋体" w:eastAsia="宋体"/>
+                <w:b w:val="0"/>
+                <w:sz w:val="21"/>
+              </w:rPr>
+              <w:t>按标号与改性类型要求</w:t>
+            </w:r>
+          </w:p>
+        </w:tc>
+      </w:tr>
+      <w:tr>
+        <w:tc>
+          <w:tcPr>
+            <w:tcW w:type="dxa" w:w="2256"/>
+          </w:tcPr>
+          <w:p>
+            <w:pPr>
+              <w:spacing w:after="0" w:line="240" w:lineRule="auto"/>
+            </w:pPr>
+            <w:r/>
+            <w:r>
+              <w:rPr>
+                <w:rFonts w:ascii="宋体" w:hAnsi="宋体" w:eastAsia="宋体"/>
+                <w:b w:val="0"/>
+                <w:sz w:val="21"/>
+              </w:rPr>
+              <w:t>胶结料</w:t>
+            </w:r>
+          </w:p>
+        </w:tc>
+        <w:tc>
+          <w:tcPr>
+            <w:tcW w:type="dxa" w:w="2256"/>
+          </w:tcPr>
+          <w:p>
+            <w:pPr>
+              <w:spacing w:after="0" w:line="240" w:lineRule="auto"/>
+            </w:pPr>
+            <w:r/>
+            <w:r>
+              <w:rPr>
+                <w:rFonts w:ascii="宋体" w:hAnsi="宋体" w:eastAsia="宋体"/>
+                <w:b w:val="0"/>
+                <w:sz w:val="21"/>
+              </w:rPr>
+              <w:t>TFOT 老化残留</w:t>
+            </w:r>
+          </w:p>
+        </w:tc>
+        <w:tc>
+          <w:tcPr>
+            <w:tcW w:type="dxa" w:w="2256"/>
+          </w:tcPr>
+          <w:p>
+            <w:pPr>
+              <w:spacing w:after="0" w:line="240" w:lineRule="auto"/>
+            </w:pPr>
+            <w:r/>
+            <w:r>
+              <w:rPr>
+                <w:rFonts w:ascii="宋体" w:hAnsi="宋体" w:eastAsia="宋体"/>
+                <w:b w:val="0"/>
+                <w:sz w:val="21"/>
+              </w:rPr>
+              <w:t>质量变化/%</w:t>
+            </w:r>
+          </w:p>
+        </w:tc>
+        <w:tc>
+          <w:tcPr>
+            <w:tcW w:type="dxa" w:w="2256"/>
+          </w:tcPr>
+          <w:p>
+            <w:pPr>
+              <w:spacing w:after="0" w:line="240" w:lineRule="auto"/>
+            </w:pPr>
+            <w:r/>
+            <w:r>
+              <w:rPr>
+                <w:rFonts w:ascii="宋体" w:hAnsi="宋体" w:eastAsia="宋体"/>
+                <w:b w:val="0"/>
+                <w:sz w:val="21"/>
+              </w:rPr>
+              <w:t>老化后针入度比与延度保留率</w:t>
+            </w:r>
+          </w:p>
+        </w:tc>
+      </w:tr>
+      <w:tr>
+        <w:tc>
+          <w:tcPr>
+            <w:tcW w:type="dxa" w:w="2256"/>
+          </w:tcPr>
+          <w:p>
+            <w:pPr>
+              <w:spacing w:after="0" w:line="240" w:lineRule="auto"/>
+            </w:pPr>
+            <w:r/>
+            <w:r>
+              <w:rPr>
+                <w:rFonts w:ascii="宋体" w:hAnsi="宋体" w:eastAsia="宋体"/>
+                <w:b w:val="0"/>
+                <w:sz w:val="21"/>
+              </w:rPr>
+              <w:t>集料</w:t>
+            </w:r>
+          </w:p>
+        </w:tc>
+        <w:tc>
+          <w:tcPr>
+            <w:tcW w:type="dxa" w:w="2256"/>
+          </w:tcPr>
+          <w:p>
+            <w:pPr>
+              <w:spacing w:after="0" w:line="240" w:lineRule="auto"/>
+            </w:pPr>
+            <w:r/>
+            <w:r>
+              <w:rPr>
+                <w:rFonts w:ascii="宋体" w:hAnsi="宋体" w:eastAsia="宋体"/>
+                <w:b w:val="0"/>
+                <w:sz w:val="21"/>
+              </w:rPr>
+              <w:t>表观/表干/毛体积密度</w:t>
+            </w:r>
+          </w:p>
+        </w:tc>
+        <w:tc>
+          <w:tcPr>
+            <w:tcW w:type="dxa" w:w="2256"/>
+          </w:tcPr>
+          <w:p>
+            <w:pPr>
+              <w:spacing w:after="0" w:line="240" w:lineRule="auto"/>
+            </w:pPr>
+            <w:r/>
+            <w:r>
+              <w:rPr>
+                <w:rFonts w:ascii="宋体" w:hAnsi="宋体" w:eastAsia="宋体"/>
+                <w:b w:val="0"/>
+                <w:sz w:val="21"/>
+              </w:rPr>
+              <w:t>g/cm³</w:t>
+            </w:r>
+          </w:p>
+        </w:tc>
+        <w:tc>
+          <w:tcPr>
+            <w:tcW w:type="dxa" w:w="2256"/>
+          </w:tcPr>
+          <w:p>
+            <w:pPr>
+              <w:spacing w:after="0" w:line="240" w:lineRule="auto"/>
+            </w:pPr>
+            <w:r/>
+            <w:r>
+              <w:rPr>
+                <w:rFonts w:ascii="宋体" w:hAnsi="宋体" w:eastAsia="宋体"/>
+                <w:b w:val="0"/>
+                <w:sz w:val="21"/>
+              </w:rPr>
+              <w:t>用于体积指标计算</w:t>
+            </w:r>
+          </w:p>
+        </w:tc>
+      </w:tr>
+      <w:tr>
+        <w:tc>
+          <w:tcPr>
+            <w:tcW w:type="dxa" w:w="2256"/>
+          </w:tcPr>
+          <w:p>
+            <w:pPr>
+              <w:spacing w:after="0" w:line="240" w:lineRule="auto"/>
+            </w:pPr>
+            <w:r/>
+            <w:r>
+              <w:rPr>
+                <w:rFonts w:ascii="宋体" w:hAnsi="宋体" w:eastAsia="宋体"/>
+                <w:b w:val="0"/>
+                <w:sz w:val="21"/>
+              </w:rPr>
+              <w:t>集料</w:t>
+            </w:r>
+          </w:p>
+        </w:tc>
+        <w:tc>
+          <w:tcPr>
+            <w:tcW w:type="dxa" w:w="2256"/>
+          </w:tcPr>
+          <w:p>
+            <w:pPr>
+              <w:spacing w:after="0" w:line="240" w:lineRule="auto"/>
+            </w:pPr>
+            <w:r/>
+            <w:r>
+              <w:rPr>
+                <w:rFonts w:ascii="宋体" w:hAnsi="宋体" w:eastAsia="宋体"/>
+                <w:b w:val="0"/>
+                <w:sz w:val="21"/>
+              </w:rPr>
+              <w:t>筛分级配通过率</w:t>
+            </w:r>
+          </w:p>
+        </w:tc>
+        <w:tc>
+          <w:tcPr>
+            <w:tcW w:type="dxa" w:w="2256"/>
+          </w:tcPr>
+          <w:p>
+            <w:pPr>
+              <w:spacing w:after="0" w:line="240" w:lineRule="auto"/>
+            </w:pPr>
+            <w:r/>
+            <w:r>
+              <w:rPr>
+                <w:rFonts w:ascii="宋体" w:hAnsi="宋体" w:eastAsia="宋体"/>
+                <w:b w:val="0"/>
+                <w:sz w:val="21"/>
+              </w:rPr>
+              <w:t>%</w:t>
+            </w:r>
+          </w:p>
+        </w:tc>
+        <w:tc>
+          <w:tcPr>
+            <w:tcW w:type="dxa" w:w="2256"/>
+          </w:tcPr>
+          <w:p>
+            <w:pPr>
+              <w:spacing w:after="0" w:line="240" w:lineRule="auto"/>
+            </w:pPr>
+            <w:r/>
+            <w:r>
+              <w:rPr>
+                <w:rFonts w:ascii="宋体" w:hAnsi="宋体" w:eastAsia="宋体"/>
+                <w:b w:val="0"/>
+                <w:sz w:val="21"/>
+              </w:rPr>
+              <w:t>与目标级配偏差受控</w:t>
+            </w:r>
+          </w:p>
+        </w:tc>
+      </w:tr>
+      <w:tr>
+        <w:tc>
+          <w:tcPr>
+            <w:tcW w:type="dxa" w:w="2256"/>
+          </w:tcPr>
+          <w:p>
+            <w:pPr>
+              <w:spacing w:after="0" w:line="240" w:lineRule="auto"/>
+            </w:pPr>
+            <w:r/>
+            <w:r>
+              <w:rPr>
+                <w:rFonts w:ascii="宋体" w:hAnsi="宋体" w:eastAsia="宋体"/>
+                <w:b w:val="0"/>
+                <w:sz w:val="21"/>
+              </w:rPr>
+              <w:t>RAP</w:t>
+            </w:r>
+          </w:p>
+        </w:tc>
+        <w:tc>
+          <w:tcPr>
+            <w:tcW w:type="dxa" w:w="2256"/>
+          </w:tcPr>
+          <w:p>
+            <w:pPr>
+              <w:spacing w:after="0" w:line="240" w:lineRule="auto"/>
+            </w:pPr>
+            <w:r/>
+            <w:r>
+              <w:rPr>
+                <w:rFonts w:ascii="宋体" w:hAnsi="宋体" w:eastAsia="宋体"/>
+                <w:b w:val="0"/>
+                <w:sz w:val="21"/>
+              </w:rPr>
+              <w:t>掺量</w:t>
+            </w:r>
+          </w:p>
+        </w:tc>
+        <w:tc>
+          <w:tcPr>
+            <w:tcW w:type="dxa" w:w="2256"/>
+          </w:tcPr>
+          <w:p>
+            <w:pPr>
+              <w:spacing w:after="0" w:line="240" w:lineRule="auto"/>
+            </w:pPr>
+            <w:r/>
+            <w:r>
+              <w:rPr>
+                <w:rFonts w:ascii="宋体" w:hAnsi="宋体" w:eastAsia="宋体"/>
+                <w:b w:val="0"/>
+                <w:sz w:val="21"/>
+              </w:rPr>
+              <w:t>%</w:t>
+            </w:r>
+          </w:p>
+        </w:tc>
+        <w:tc>
+          <w:tcPr>
+            <w:tcW w:type="dxa" w:w="2256"/>
+          </w:tcPr>
+          <w:p>
+            <w:pPr>
+              <w:spacing w:after="0" w:line="240" w:lineRule="auto"/>
+            </w:pPr>
+            <w:r/>
+            <w:r>
+              <w:rPr>
+                <w:rFonts w:ascii="宋体" w:hAnsi="宋体" w:eastAsia="宋体"/>
+                <w:b w:val="0"/>
+                <w:sz w:val="21"/>
+              </w:rPr>
+              <w:t>30%/40%/50%（试验方案）</w:t>
+            </w:r>
+          </w:p>
+        </w:tc>
+      </w:tr>
+      <w:tr>
+        <w:tc>
+          <w:tcPr>
+            <w:tcW w:type="dxa" w:w="2256"/>
+          </w:tcPr>
+          <w:p>
+            <w:pPr>
+              <w:spacing w:after="0" w:line="240" w:lineRule="auto"/>
+            </w:pPr>
+            <w:r/>
+            <w:r>
+              <w:rPr>
+                <w:rFonts w:ascii="宋体" w:hAnsi="宋体" w:eastAsia="宋体"/>
+                <w:b w:val="0"/>
+                <w:sz w:val="21"/>
+              </w:rPr>
+              <w:t>RAP</w:t>
+            </w:r>
+          </w:p>
+        </w:tc>
+        <w:tc>
+          <w:tcPr>
+            <w:tcW w:type="dxa" w:w="2256"/>
+          </w:tcPr>
+          <w:p>
+            <w:pPr>
+              <w:spacing w:after="0" w:line="240" w:lineRule="auto"/>
+            </w:pPr>
+            <w:r/>
+            <w:r>
+              <w:rPr>
+                <w:rFonts w:ascii="宋体" w:hAnsi="宋体" w:eastAsia="宋体"/>
+                <w:b w:val="0"/>
+                <w:sz w:val="21"/>
+              </w:rPr>
+              <w:t>旧沥青含量</w:t>
+            </w:r>
+          </w:p>
+        </w:tc>
+        <w:tc>
+          <w:tcPr>
+            <w:tcW w:type="dxa" w:w="2256"/>
+          </w:tcPr>
+          <w:p>
+            <w:pPr>
+              <w:spacing w:after="0" w:line="240" w:lineRule="auto"/>
+            </w:pPr>
+            <w:r/>
+            <w:r>
+              <w:rPr>
+                <w:rFonts w:ascii="宋体" w:hAnsi="宋体" w:eastAsia="宋体"/>
+                <w:b w:val="0"/>
+                <w:sz w:val="21"/>
+              </w:rPr>
+              <w:t>%</w:t>
+            </w:r>
+          </w:p>
+        </w:tc>
+        <w:tc>
+          <w:tcPr>
+            <w:tcW w:type="dxa" w:w="2256"/>
+          </w:tcPr>
+          <w:p>
+            <w:pPr>
+              <w:spacing w:after="0" w:line="240" w:lineRule="auto"/>
+            </w:pPr>
+            <w:r/>
+            <w:r>
+              <w:rPr>
+                <w:rFonts w:ascii="宋体" w:hAnsi="宋体" w:eastAsia="宋体"/>
+                <w:b w:val="0"/>
+                <w:sz w:val="21"/>
+              </w:rPr>
+              <w:t>抽提法/燃烧法测定</w:t>
+            </w:r>
+          </w:p>
+        </w:tc>
+      </w:tr>
+    </w:tbl>
+    <w:p>
+      <w:pPr>
+        <w:spacing w:after="120"/>
+      </w:pPr>
+    </w:p>
+    <w:p>
+      <w:pPr>
+        <w:spacing w:before="240" w:after="120" w:line="360" w:lineRule="auto"/>
+      </w:pPr>
+      <w:r>
+        <w:rPr>
+          <w:rFonts w:ascii="黑体" w:hAnsi="黑体" w:eastAsia="黑体"/>
+          <w:b/>
+          <w:sz w:val="28"/>
+        </w:rPr>
+        <w:t>7.3 材料 → 路用性能的映射指标</w:t>
+      </w:r>
+    </w:p>
+    <w:p>
+      <w:pPr>
+        <w:spacing w:line="360" w:lineRule="auto" w:after="0"/>
+        <w:ind w:firstLine="480"/>
+      </w:pPr>
+      <w:r>
+        <w:rPr>
+          <w:rFonts w:ascii="宋体" w:hAnsi="宋体" w:eastAsia="宋体"/>
+          <w:b w:val="0"/>
+          <w:sz w:val="24"/>
+        </w:rPr>
+        <w:t>材料参数经性能预测后形成两层路用性能指标，这是"材料好不好"的最终判据：</w:t>
+      </w:r>
+    </w:p>
+    <w:tbl>
+      <w:tblPr>
+        <w:tblStyle w:val="TableGrid"/>
+        <w:tblW w:type="auto" w:w="0"/>
+        <w:tblLayout w:type="autofit"/>
+        <w:tblLook w:firstColumn="1" w:firstRow="1" w:lastColumn="0" w:lastRow="0" w:noHBand="0" w:noVBand="1" w:val="04A0"/>
+      </w:tblPr>
+      <w:tblGrid>
+        <w:gridCol w:w="2256"/>
+        <w:gridCol w:w="2256"/>
+        <w:gridCol w:w="2256"/>
+        <w:gridCol w:w="2256"/>
+      </w:tblGrid>
+      <w:tr>
+        <w:tc>
+          <w:tcPr>
+            <w:tcW w:type="dxa" w:w="2256"/>
+          </w:tcPr>
+          <w:p>
+            <w:pPr>
+              <w:spacing w:after="0" w:line="240" w:lineRule="auto"/>
+            </w:pPr>
+            <w:r/>
+            <w:r>
+              <w:rPr>
+                <w:rFonts w:ascii="宋体" w:hAnsi="宋体" w:eastAsia="宋体"/>
+                <w:b/>
+                <w:sz w:val="21"/>
+              </w:rPr>
+              <w:t>层级</w:t>
+            </w:r>
+          </w:p>
+        </w:tc>
+        <w:tc>
+          <w:tcPr>
+            <w:tcW w:type="dxa" w:w="2256"/>
+          </w:tcPr>
+          <w:p>
+            <w:pPr>
+              <w:spacing w:after="0" w:line="240" w:lineRule="auto"/>
+            </w:pPr>
+            <w:r/>
+            <w:r>
+              <w:rPr>
+                <w:rFonts w:ascii="宋体" w:hAnsi="宋体" w:eastAsia="宋体"/>
+                <w:b/>
+                <w:sz w:val="21"/>
+              </w:rPr>
+              <w:t>指标</w:t>
+            </w:r>
+          </w:p>
+        </w:tc>
+        <w:tc>
+          <w:tcPr>
+            <w:tcW w:type="dxa" w:w="2256"/>
+          </w:tcPr>
+          <w:p>
+            <w:pPr>
+              <w:spacing w:after="0" w:line="240" w:lineRule="auto"/>
+            </w:pPr>
+            <w:r/>
+            <w:r>
+              <w:rPr>
+                <w:rFonts w:ascii="宋体" w:hAnsi="宋体" w:eastAsia="宋体"/>
+                <w:b/>
+                <w:sz w:val="21"/>
+              </w:rPr>
+              <w:t>单位</w:t>
+            </w:r>
+          </w:p>
+        </w:tc>
+        <w:tc>
+          <w:tcPr>
+            <w:tcW w:type="dxa" w:w="2256"/>
+          </w:tcPr>
+          <w:p>
+            <w:pPr>
+              <w:spacing w:after="0" w:line="240" w:lineRule="auto"/>
+            </w:pPr>
+            <w:r/>
+            <w:r>
+              <w:rPr>
+                <w:rFonts w:ascii="宋体" w:hAnsi="宋体" w:eastAsia="宋体"/>
+                <w:b/>
+                <w:sz w:val="21"/>
+              </w:rPr>
+              <w:t>阈值/判定</w:t>
+            </w:r>
+          </w:p>
+        </w:tc>
+      </w:tr>
+      <w:tr>
+        <w:tc>
+          <w:tcPr>
+            <w:tcW w:type="dxa" w:w="2256"/>
+          </w:tcPr>
+          <w:p>
+            <w:pPr>
+              <w:spacing w:after="0" w:line="240" w:lineRule="auto"/>
+            </w:pPr>
+            <w:r/>
+            <w:r>
+              <w:rPr>
+                <w:rFonts w:ascii="宋体" w:hAnsi="宋体" w:eastAsia="宋体"/>
+                <w:b w:val="0"/>
+                <w:sz w:val="21"/>
+              </w:rPr>
+              <w:t>决策维度（8 维）</w:t>
+            </w:r>
+          </w:p>
+        </w:tc>
+        <w:tc>
+          <w:tcPr>
+            <w:tcW w:type="dxa" w:w="2256"/>
+          </w:tcPr>
+          <w:p>
+            <w:pPr>
+              <w:spacing w:after="0" w:line="240" w:lineRule="auto"/>
+            </w:pPr>
+            <w:r/>
+            <w:r>
+              <w:rPr>
+                <w:rFonts w:ascii="宋体" w:hAnsi="宋体" w:eastAsia="宋体"/>
+                <w:b w:val="0"/>
+                <w:sz w:val="21"/>
+              </w:rPr>
+              <w:t>高温 PG、低温 PG、疲劳寿命、水稳 TSR、全生命周期成本、碳排放、预期寿命、施工和易性</w:t>
+            </w:r>
+          </w:p>
+        </w:tc>
+        <w:tc>
+          <w:tcPr>
+            <w:tcW w:type="dxa" w:w="2256"/>
+          </w:tcPr>
+          <w:p>
+            <w:pPr>
+              <w:spacing w:after="0" w:line="240" w:lineRule="auto"/>
+            </w:pPr>
+            <w:r/>
+            <w:r>
+              <w:rPr>
+                <w:rFonts w:ascii="宋体" w:hAnsi="宋体" w:eastAsia="宋体"/>
+                <w:b w:val="0"/>
+                <w:sz w:val="21"/>
+              </w:rPr>
+              <w:t>℃、℃、万次、%、万元、tCO2e、年、分</w:t>
+            </w:r>
+          </w:p>
+        </w:tc>
+        <w:tc>
+          <w:tcPr>
+            <w:tcW w:type="dxa" w:w="2256"/>
+          </w:tcPr>
+          <w:p>
+            <w:pPr>
+              <w:spacing w:after="0" w:line="240" w:lineRule="auto"/>
+            </w:pPr>
+            <w:r/>
+            <w:r>
+              <w:rPr>
+                <w:rFonts w:ascii="宋体" w:hAnsi="宋体" w:eastAsia="宋体"/>
+                <w:b w:val="0"/>
+                <w:sz w:val="21"/>
+              </w:rPr>
+              <w:t>与场景目标对比（如高温 PG76、疲劳 100 万次）</w:t>
+            </w:r>
+          </w:p>
+        </w:tc>
+      </w:tr>
+      <w:tr>
+        <w:tc>
+          <w:tcPr>
+            <w:tcW w:type="dxa" w:w="2256"/>
+          </w:tcPr>
+          <w:p>
+            <w:pPr>
+              <w:spacing w:after="0" w:line="240" w:lineRule="auto"/>
+            </w:pPr>
+            <w:r/>
+            <w:r>
+              <w:rPr>
+                <w:rFonts w:ascii="宋体" w:hAnsi="宋体" w:eastAsia="宋体"/>
+                <w:b w:val="0"/>
+                <w:sz w:val="21"/>
+              </w:rPr>
+              <w:t>企业实测（11 项）</w:t>
+            </w:r>
+          </w:p>
+        </w:tc>
+        <w:tc>
+          <w:tcPr>
+            <w:tcW w:type="dxa" w:w="2256"/>
+          </w:tcPr>
+          <w:p>
+            <w:pPr>
+              <w:spacing w:after="0" w:line="240" w:lineRule="auto"/>
+            </w:pPr>
+            <w:r/>
+            <w:r>
+              <w:rPr>
+                <w:rFonts w:ascii="宋体" w:hAnsi="宋体" w:eastAsia="宋体"/>
+                <w:b w:val="0"/>
+                <w:sz w:val="21"/>
+              </w:rPr>
+              <w:t>空隙率 VV、矿料间隙率 VMA、沥青饱和度 VFA、马歇尔稳定度 MS、流值 FL、冻融劈裂强度比 TSR、残留稳定度、动稳定度 DS、最大弯拉应变、抗弯拉强度、弯曲劲度模量</w:t>
+            </w:r>
+          </w:p>
+        </w:tc>
+        <w:tc>
+          <w:tcPr>
+            <w:tcW w:type="dxa" w:w="2256"/>
+          </w:tcPr>
+          <w:p>
+            <w:pPr>
+              <w:spacing w:after="0" w:line="240" w:lineRule="auto"/>
+            </w:pPr>
+            <w:r/>
+            <w:r>
+              <w:rPr>
+                <w:rFonts w:ascii="宋体" w:hAnsi="宋体" w:eastAsia="宋体"/>
+                <w:b w:val="0"/>
+                <w:sz w:val="21"/>
+              </w:rPr>
+              <w:t>%、kN、mm、次/mm、με、MPa</w:t>
+            </w:r>
+          </w:p>
+        </w:tc>
+        <w:tc>
+          <w:tcPr>
+            <w:tcW w:type="dxa" w:w="2256"/>
+          </w:tcPr>
+          <w:p>
+            <w:pPr>
+              <w:spacing w:after="0" w:line="240" w:lineRule="auto"/>
+            </w:pPr>
+            <w:r/>
+            <w:r>
+              <w:rPr>
+                <w:rFonts w:ascii="宋体" w:hAnsi="宋体" w:eastAsia="宋体"/>
+                <w:b w:val="0"/>
+                <w:sz w:val="21"/>
+              </w:rPr>
+              <w:t>VV 3–6%、FL 2–4mm、MS&gt;8kN、TSR&gt;75%、残留稳定度&gt;85%、DS&gt;800 次/mm、弯拉应变&gt;2000με、VMA≥14%、VFA 65–75%</w:t>
+            </w:r>
+          </w:p>
+        </w:tc>
+      </w:tr>
+    </w:tbl>
+    <w:p>
+      <w:pPr>
+        <w:spacing w:after="120"/>
+      </w:pPr>
+    </w:p>
+    <w:p>
+      <w:pPr>
+        <w:spacing w:line="360" w:lineRule="auto" w:after="0"/>
+        <w:ind w:firstLine="480"/>
+      </w:pPr>
+      <w:r>
+        <w:rPr>
+          <w:rFonts w:ascii="宋体" w:hAnsi="宋体" w:eastAsia="宋体"/>
+          <w:b/>
+          <w:sz w:val="24"/>
+        </w:rPr>
+        <w:t>映射关系</w:t>
+      </w:r>
+      <w:r>
+        <w:rPr>
+          <w:rFonts w:ascii="宋体" w:hAnsi="宋体" w:eastAsia="宋体"/>
+          <w:b w:val="0"/>
+          <w:sz w:val="24"/>
+        </w:rPr>
+        <w:t>：高温决策维与动稳定度 DS 单调相关、低温决策维与弯拉应变单调相关、水稳决策维与 TSR 单调相关；其余实测指标（体积、马歇尔力学、劲度模量）作为独立材料质量凭证展示，不参与排序。</w:t>
+      </w:r>
+    </w:p>
+    <w:p>
+      <w:pPr>
+        <w:spacing w:before="240" w:after="120" w:line="360" w:lineRule="auto"/>
+      </w:pPr>
+      <w:r>
+        <w:rPr>
+          <w:rFonts w:ascii="黑体" w:hAnsi="黑体" w:eastAsia="黑体"/>
+          <w:b/>
+          <w:sz w:val="28"/>
+        </w:rPr>
+        <w:t>7.4 材料评价指标（系统对材料的量化评价）</w:t>
       </w:r>
     </w:p>
     <w:tbl>
@@ -4918,7 +6528,7 @@
                 <w:b/>
                 <w:sz w:val="21"/>
               </w:rPr>
-              <w:t>当前值</w:t>
+              <w:t>呈现位置</w:t>
             </w:r>
           </w:p>
         </w:tc>
@@ -4939,7 +6549,7 @@
                 <w:b w:val="0"/>
                 <w:sz w:val="21"/>
               </w:rPr>
-              <w:t>测试规模</w:t>
+              <w:t>材料-场景匹配度</w:t>
             </w:r>
           </w:p>
         </w:tc>
@@ -4958,7 +6568,7 @@
                 <w:b w:val="0"/>
                 <w:sz w:val="21"/>
               </w:rPr>
-              <w:t>六个包的单元/集成用例</w:t>
+              <w:t>候选材料的场景标签（气候/病害/交通）与场景需求的匹配程度，用于召回初筛</w:t>
             </w:r>
           </w:p>
         </w:tc>
@@ -4974,18 +6584,10 @@
             <w:r>
               <w:rPr>
                 <w:rFonts w:ascii="宋体" w:hAnsi="宋体" w:eastAsia="宋体"/>
-                <w:b/>
-                <w:sz w:val="21"/>
-              </w:rPr>
-              <w:t>327 条</w:t>
-            </w:r>
-            <w:r>
-              <w:rPr>
-                <w:rFonts w:ascii="宋体" w:hAnsi="宋体" w:eastAsia="宋体"/>
                 <w:b w:val="0"/>
                 <w:sz w:val="21"/>
               </w:rPr>
-              <w:t>（contracts 10 / embedding 14 / retrieval 17 / server 74 / web 171 / scripts 41，3 条按设计跳过）</w:t>
+              <w:t>召回与证据检索环节</w:t>
             </w:r>
           </w:p>
         </w:tc>
@@ -5006,7 +6608,7 @@
                 <w:b w:val="0"/>
                 <w:sz w:val="21"/>
               </w:rPr>
-              <w:t>端到端回归</w:t>
+              <w:t>材料性能达标率</w:t>
             </w:r>
           </w:p>
         </w:tc>
@@ -5025,7 +6627,7 @@
                 <w:b w:val="0"/>
                 <w:sz w:val="21"/>
               </w:rPr>
-              <w:t>5 案例主流程 + 3 类降级</w:t>
+              <w:t>该材料 11 项实测指标中"达到阈值"的项数 / 有阈值项数</w:t>
             </w:r>
           </w:p>
         </w:tc>
@@ -5044,7 +6646,7 @@
                 <w:b w:val="0"/>
                 <w:sz w:val="21"/>
               </w:rPr>
-              <w:t>全绿</w:t>
+              <w:t>候选卡"企业实测指标"表（绿✓/红✗）</w:t>
             </w:r>
           </w:p>
         </w:tc>
@@ -5065,7 +6667,7 @@
                 <w:b w:val="0"/>
                 <w:sz w:val="21"/>
               </w:rPr>
-              <w:t>类型与构建</w:t>
+              <w:t>材料综合得分</w:t>
             </w:r>
           </w:p>
         </w:tc>
@@ -5084,7 +6686,7 @@
                 <w:b w:val="0"/>
                 <w:sz w:val="21"/>
               </w:rPr>
-              <w:t>TypeScript 类型检查 + 生产构建</w:t>
+              <w:t>8 维归一化加权分（含预算/工期/环保罚项），0–1</w:t>
             </w:r>
           </w:p>
         </w:tc>
@@ -5103,7 +6705,7 @@
                 <w:b w:val="0"/>
                 <w:sz w:val="21"/>
               </w:rPr>
-              <w:t>全部通过</w:t>
+              <w:t>候选卡、结果页 KPI</w:t>
             </w:r>
           </w:p>
         </w:tc>
@@ -5124,7 +6726,7 @@
                 <w:b w:val="0"/>
                 <w:sz w:val="21"/>
               </w:rPr>
-              <w:t>评审门禁</w:t>
+              <w:t>材料得分构成</w:t>
             </w:r>
           </w:p>
         </w:tc>
@@ -5143,7 +6745,7 @@
                 <w:b w:val="0"/>
                 <w:sz w:val="21"/>
               </w:rPr>
-              <w:t>独立评审角色对设计/实现/UI 的分级审查</w:t>
+              <w:t>各维度贡献（权重×归一化值）与罚项</w:t>
             </w:r>
           </w:p>
         </w:tc>
@@ -5162,7 +6764,7 @@
                 <w:b w:val="0"/>
                 <w:sz w:val="21"/>
               </w:rPr>
-              <w:t>2 项严重 + 9 项重要全部闭环</w:t>
+              <w:t>得分瀑布图</w:t>
             </w:r>
           </w:p>
         </w:tc>
@@ -5183,7 +6785,7 @@
                 <w:b w:val="0"/>
                 <w:sz w:val="21"/>
               </w:rPr>
-              <w:t>匿名性</w:t>
+              <w:t>材料成本与碳排</w:t>
             </w:r>
           </w:p>
         </w:tc>
@@ -5202,7 +6804,7 @@
                 <w:b w:val="0"/>
                 <w:sz w:val="21"/>
               </w:rPr>
-              <w:t>仓库元数据、文案、提交身份审计</w:t>
+              <w:t>全生命周期成本（万元）与碳排放（tCO2e）</w:t>
             </w:r>
           </w:p>
         </w:tc>
@@ -5221,7 +6823,7 @@
                 <w:b w:val="0"/>
                 <w:sz w:val="21"/>
               </w:rPr>
-              <w:t>通过（审计脚本）</w:t>
+              <w:t>KPI、基准对比表</w:t>
             </w:r>
           </w:p>
         </w:tc>
@@ -5242,7 +6844,7 @@
                 <w:b w:val="0"/>
                 <w:sz w:val="21"/>
               </w:rPr>
-              <w:t>契约驱动</w:t>
+              <w:t>材料溯源完整性</w:t>
             </w:r>
           </w:p>
         </w:tc>
@@ -5261,7 +6863,7 @@
                 <w:b w:val="0"/>
                 <w:sz w:val="21"/>
               </w:rPr>
-              <w:t>表单、证据、指标均由契约与字段注册表驱动</w:t>
+              <w:t>材料条目的来源标注（规范/文献/企业数据）与证据编号</w:t>
             </w:r>
           </w:p>
         </w:tc>
@@ -5280,7 +6882,66 @@
                 <w:b w:val="0"/>
                 <w:sz w:val="21"/>
               </w:rPr>
-              <w:t>新增字段不改 UI 代码</w:t>
+              <w:t>证据链与候选卡</w:t>
+            </w:r>
+          </w:p>
+        </w:tc>
+      </w:tr>
+      <w:tr>
+        <w:tc>
+          <w:tcPr>
+            <w:tcW w:type="dxa" w:w="3009"/>
+          </w:tcPr>
+          <w:p>
+            <w:pPr>
+              <w:spacing w:after="0" w:line="240" w:lineRule="auto"/>
+            </w:pPr>
+            <w:r/>
+            <w:r>
+              <w:rPr>
+                <w:rFonts w:ascii="宋体" w:hAnsi="宋体" w:eastAsia="宋体"/>
+                <w:b w:val="0"/>
+                <w:sz w:val="21"/>
+              </w:rPr>
+              <w:t>材料验收阈值达标</w:t>
+            </w:r>
+          </w:p>
+        </w:tc>
+        <w:tc>
+          <w:tcPr>
+            <w:tcW w:type="dxa" w:w="3009"/>
+          </w:tcPr>
+          <w:p>
+            <w:pPr>
+              <w:spacing w:after="0" w:line="240" w:lineRule="auto"/>
+            </w:pPr>
+            <w:r/>
+            <w:r>
+              <w:rPr>
+                <w:rFonts w:ascii="宋体" w:hAnsi="宋体" w:eastAsia="宋体"/>
+                <w:b w:val="0"/>
+                <w:sz w:val="21"/>
+              </w:rPr>
+              <w:t>基准表按规范阈值对候选值逐一判定</w:t>
+            </w:r>
+          </w:p>
+        </w:tc>
+        <w:tc>
+          <w:tcPr>
+            <w:tcW w:type="dxa" w:w="3009"/>
+          </w:tcPr>
+          <w:p>
+            <w:pPr>
+              <w:spacing w:after="0" w:line="240" w:lineRule="auto"/>
+            </w:pPr>
+            <w:r/>
+            <w:r>
+              <w:rPr>
+                <w:rFonts w:ascii="宋体" w:hAnsi="宋体" w:eastAsia="宋体"/>
+                <w:b w:val="0"/>
+                <w:sz w:val="21"/>
+              </w:rPr>
+              <w:t>基准对比表"验收阈值"列</w:t>
             </w:r>
           </w:p>
         </w:tc>
@@ -5301,7 +6962,7 @@
           <w:b/>
           <w:sz w:val="28"/>
         </w:rPr>
-        <w:t>八、测量脚本与复现命令</w:t>
+        <w:t>7.5 材料指标在方案中的落点</w:t>
       </w:r>
     </w:p>
     <w:p>
@@ -5315,286 +6976,7 @@
           <w:b w:val="0"/>
           <w:sz w:val="24"/>
         </w:rPr>
-        <w:t>```bash</w:t>
-      </w:r>
-    </w:p>
-    <w:p>
-      <w:pPr>
-        <w:spacing w:before="240" w:after="120" w:line="360" w:lineRule="auto"/>
-        <w:jc w:val="center"/>
-      </w:pPr>
-      <w:r>
-        <w:rPr>
-          <w:rFonts w:ascii="黑体" w:hAnsi="黑体" w:eastAsia="黑体"/>
-          <w:b/>
-          <w:sz w:val="32"/>
-        </w:rPr>
-        <w:t>全量测试（六包）</w:t>
-      </w:r>
-    </w:p>
-    <w:p>
-      <w:pPr>
-        <w:spacing w:line="360" w:lineRule="auto" w:after="0"/>
-        <w:ind w:firstLine="480"/>
-      </w:pPr>
-      <w:r>
-        <w:rPr>
-          <w:rFonts w:ascii="宋体" w:hAnsi="宋体" w:eastAsia="宋体"/>
-          <w:b w:val="0"/>
-          <w:sz w:val="24"/>
-        </w:rPr>
-        <w:t>pnpm test</w:t>
-      </w:r>
-    </w:p>
-    <w:p>
-      <w:pPr>
-        <w:spacing w:before="240" w:after="120" w:line="360" w:lineRule="auto"/>
-        <w:jc w:val="center"/>
-      </w:pPr>
-      <w:r>
-        <w:rPr>
-          <w:rFonts w:ascii="黑体" w:hAnsi="黑体" w:eastAsia="黑体"/>
-          <w:b/>
-          <w:sz w:val="32"/>
-        </w:rPr>
-        <w:t>金标准召回（混合口径；--bm25 为离线关键词模式）</w:t>
-      </w:r>
-    </w:p>
-    <w:p>
-      <w:pPr>
-        <w:spacing w:line="360" w:lineRule="auto" w:after="0"/>
-        <w:ind w:firstLine="480"/>
-      </w:pPr>
-      <w:r>
-        <w:rPr>
-          <w:rFonts w:ascii="宋体" w:hAnsi="宋体" w:eastAsia="宋体"/>
-          <w:b w:val="0"/>
-          <w:sz w:val="24"/>
-        </w:rPr>
-        <w:t>pnpm exec tsx scripts/golden-eval.ts lancedb</w:t>
-      </w:r>
-    </w:p>
-    <w:p>
-      <w:pPr>
-        <w:spacing w:before="240" w:after="120" w:line="360" w:lineRule="auto"/>
-        <w:jc w:val="center"/>
-      </w:pPr>
-      <w:r>
-        <w:rPr>
-          <w:rFonts w:ascii="黑体" w:hAnsi="黑体" w:eastAsia="黑体"/>
-          <w:b/>
-          <w:sz w:val="32"/>
-        </w:rPr>
-        <w:t>引用支撑率（需 .env 配置大模型密钥；--calibrate 为幻觉自检）</w:t>
-      </w:r>
-    </w:p>
-    <w:p>
-      <w:pPr>
-        <w:spacing w:line="360" w:lineRule="auto" w:after="0"/>
-        <w:ind w:firstLine="480"/>
-      </w:pPr>
-      <w:r>
-        <w:rPr>
-          <w:rFonts w:ascii="宋体" w:hAnsi="宋体" w:eastAsia="宋体"/>
-          <w:b w:val="0"/>
-          <w:sz w:val="24"/>
-        </w:rPr>
-        <w:t>pnpm exec tsx scripts/faithfulness-eval.ts</w:t>
-      </w:r>
-    </w:p>
-    <w:p>
-      <w:pPr>
-        <w:spacing w:line="360" w:lineRule="auto" w:after="0"/>
-        <w:ind w:firstLine="480"/>
-      </w:pPr>
-      <w:r>
-        <w:rPr>
-          <w:rFonts w:ascii="宋体" w:hAnsi="宋体" w:eastAsia="宋体"/>
-          <w:b w:val="0"/>
-          <w:sz w:val="24"/>
-        </w:rPr>
-        <w:t>pnpm exec tsx scripts/faithfulness-eval.ts --calibrate</w:t>
-      </w:r>
-    </w:p>
-    <w:p>
-      <w:pPr>
-        <w:spacing w:before="240" w:after="120" w:line="360" w:lineRule="auto"/>
-        <w:jc w:val="center"/>
-      </w:pPr>
-      <w:r>
-        <w:rPr>
-          <w:rFonts w:ascii="黑体" w:hAnsi="黑体" w:eastAsia="黑体"/>
-          <w:b/>
-          <w:sz w:val="32"/>
-        </w:rPr>
-        <w:t>端到端：5 案例主流程（含确定性复现）</w:t>
-      </w:r>
-    </w:p>
-    <w:p>
-      <w:pPr>
-        <w:spacing w:line="360" w:lineRule="auto" w:after="0"/>
-        <w:ind w:firstLine="480"/>
-      </w:pPr>
-      <w:r>
-        <w:rPr>
-          <w:rFonts w:ascii="宋体" w:hAnsi="宋体" w:eastAsia="宋体"/>
-          <w:b w:val="0"/>
-          <w:sz w:val="24"/>
-        </w:rPr>
-        <w:t>E2E_BASE_URL=http://127.0.0.1:3010 pnpm exec tsx scripts/e2e-cases.ts</w:t>
-      </w:r>
-    </w:p>
-    <w:p>
-      <w:pPr>
-        <w:spacing w:before="240" w:after="120" w:line="360" w:lineRule="auto"/>
-        <w:jc w:val="center"/>
-      </w:pPr>
-      <w:r>
-        <w:rPr>
-          <w:rFonts w:ascii="黑体" w:hAnsi="黑体" w:eastAsia="黑体"/>
-          <w:b/>
-          <w:sz w:val="32"/>
-        </w:rPr>
-        <w:t>端到端：3 类降级场景</w:t>
-      </w:r>
-    </w:p>
-    <w:p>
-      <w:pPr>
-        <w:spacing w:line="360" w:lineRule="auto" w:after="0"/>
-        <w:ind w:firstLine="480"/>
-      </w:pPr>
-      <w:r>
-        <w:rPr>
-          <w:rFonts w:ascii="宋体" w:hAnsi="宋体" w:eastAsia="宋体"/>
-          <w:b w:val="0"/>
-          <w:sz w:val="24"/>
-        </w:rPr>
-        <w:t>pnpm exec tsx scripts/e2e-degradation.ts</w:t>
-      </w:r>
-    </w:p>
-    <w:p>
-      <w:pPr>
-        <w:spacing w:before="240" w:after="120" w:line="360" w:lineRule="auto"/>
-        <w:jc w:val="center"/>
-      </w:pPr>
-      <w:r>
-        <w:rPr>
-          <w:rFonts w:ascii="黑体" w:hAnsi="黑体" w:eastAsia="黑体"/>
-          <w:b/>
-          <w:sz w:val="32"/>
-        </w:rPr>
-        <w:t>索引重建（可复现语料 → 索引链路）</w:t>
-      </w:r>
-    </w:p>
-    <w:p>
-      <w:pPr>
-        <w:spacing w:line="360" w:lineRule="auto" w:after="0"/>
-        <w:ind w:firstLine="480"/>
-      </w:pPr>
-      <w:r>
-        <w:rPr>
-          <w:rFonts w:ascii="宋体" w:hAnsi="宋体" w:eastAsia="宋体"/>
-          <w:b w:val="0"/>
-          <w:sz w:val="24"/>
-        </w:rPr>
-        <w:t>HF_ENDPOINT=https://hf-mirror.com pnpm build:index --rebuild --backend=lancedb --model=multilingual-e5-small</w:t>
-      </w:r>
-    </w:p>
-    <w:p>
-      <w:pPr>
-        <w:spacing w:before="240" w:after="120" w:line="360" w:lineRule="auto"/>
-        <w:jc w:val="center"/>
-      </w:pPr>
-      <w:r>
-        <w:rPr>
-          <w:rFonts w:ascii="黑体" w:hAnsi="黑体" w:eastAsia="黑体"/>
-          <w:b/>
-          <w:sz w:val="32"/>
-        </w:rPr>
-        <w:t>语料校验与匿名性审计</w:t>
-      </w:r>
-    </w:p>
-    <w:p>
-      <w:pPr>
-        <w:spacing w:line="360" w:lineRule="auto" w:after="0"/>
-        <w:ind w:firstLine="480"/>
-      </w:pPr>
-      <w:r>
-        <w:rPr>
-          <w:rFonts w:ascii="宋体" w:hAnsi="宋体" w:eastAsia="宋体"/>
-          <w:b w:val="0"/>
-          <w:sz w:val="24"/>
-        </w:rPr>
-        <w:t>pnpm exec tsx scripts/validate-corpus.ts</w:t>
-      </w:r>
-    </w:p>
-    <w:p>
-      <w:pPr>
-        <w:spacing w:line="360" w:lineRule="auto" w:after="0"/>
-        <w:ind w:firstLine="480"/>
-      </w:pPr>
-      <w:r>
-        <w:rPr>
-          <w:rFonts w:ascii="宋体" w:hAnsi="宋体" w:eastAsia="宋体"/>
-          <w:b w:val="0"/>
-          <w:sz w:val="24"/>
-        </w:rPr>
-        <w:t>pnpm exec tsx scripts/anonymity-audit.ts</w:t>
-      </w:r>
-    </w:p>
-    <w:p>
-      <w:pPr>
-        <w:spacing w:before="240" w:after="120" w:line="360" w:lineRule="auto"/>
-        <w:jc w:val="center"/>
-      </w:pPr>
-      <w:r>
-        <w:rPr>
-          <w:rFonts w:ascii="黑体" w:hAnsi="黑体" w:eastAsia="黑体"/>
-          <w:b/>
-          <w:sz w:val="32"/>
-        </w:rPr>
-        <w:t>查询扩展与嵌入模型消融实验</w:t>
-      </w:r>
-    </w:p>
-    <w:p>
-      <w:pPr>
-        <w:spacing w:line="360" w:lineRule="auto" w:after="0"/>
-        <w:ind w:firstLine="480"/>
-      </w:pPr>
-      <w:r>
-        <w:rPr>
-          <w:rFonts w:ascii="宋体" w:hAnsi="宋体" w:eastAsia="宋体"/>
-          <w:b w:val="0"/>
-          <w:sz w:val="24"/>
-        </w:rPr>
-        <w:t>pnpm exec tsx scripts/query-expansion-eval.ts</w:t>
-      </w:r>
-    </w:p>
-    <w:p>
-      <w:pPr>
-        <w:spacing w:line="360" w:lineRule="auto" w:after="0"/>
-        <w:ind w:firstLine="480"/>
-      </w:pPr>
-      <w:r>
-        <w:rPr>
-          <w:rFonts w:ascii="宋体" w:hAnsi="宋体" w:eastAsia="宋体"/>
-          <w:b w:val="0"/>
-          <w:sz w:val="24"/>
-        </w:rPr>
-        <w:t>```</w:t>
-      </w:r>
-    </w:p>
-    <w:p>
-      <w:pPr>
-        <w:spacing w:before="240" w:after="120" w:line="360" w:lineRule="auto"/>
-      </w:pPr>
-      <w:r>
-        <w:rPr>
-          <w:rFonts w:ascii="黑体" w:hAnsi="黑体" w:eastAsia="黑体"/>
-          <w:b/>
-          <w:sz w:val="28"/>
-        </w:rPr>
-        <w:t>九、指标的局限与边界（如实说明）</w:t>
+        <w:t>材料指标贯穿全链路，不是孤立的描述：</w:t>
       </w:r>
     </w:p>
     <w:p>
@@ -5616,7 +6998,7 @@
           <w:b/>
           <w:sz w:val="24"/>
         </w:rPr>
-        <w:t>引用支撑率是启发式指标</w:t>
+        <w:t>输入</w:t>
       </w:r>
       <w:r>
         <w:rPr>
@@ -5624,7 +7006,7 @@
           <w:b w:val="0"/>
           <w:sz w:val="24"/>
         </w:rPr>
-        <w:t>：裁判为概率模型，多轮测量在 85%–100% 波动，仅作回归趋势与下限校核，最终以人工抽查为准。</w:t>
+        <w:t>：材料标号/改性剂/助剂/级配/油石比作为配方参数参与候选生成；</w:t>
       </w:r>
     </w:p>
     <w:p>
@@ -5646,7 +7028,7 @@
           <w:b/>
           <w:sz w:val="24"/>
         </w:rPr>
-        <w:t>金标准仅 38 条</w:t>
+        <w:t>检索</w:t>
       </w:r>
       <w:r>
         <w:rPr>
@@ -5654,7 +7036,7 @@
           <w:b w:val="0"/>
           <w:sz w:val="24"/>
         </w:rPr>
-        <w:t>：覆盖有限，不能代表全部长尾场景；新增语料或改检索策略时需同步扩充用例。</w:t>
+        <w:t>：材料维度知识块（如"SBS 改性沥青｜高温性能"）与定量表格作为证据；</w:t>
       </w:r>
     </w:p>
     <w:p>
@@ -5676,7 +7058,7 @@
           <w:b/>
           <w:sz w:val="24"/>
         </w:rPr>
-        <w:t>确定性只覆盖数值管线</w:t>
+        <w:t>预测</w:t>
       </w:r>
       <w:r>
         <w:rPr>
@@ -5684,7 +7066,7 @@
           <w:b w:val="0"/>
           <w:sz w:val="24"/>
         </w:rPr>
-        <w:t>：报告文案、证据排序、可用性状态按定义每次可不同，不在此红线内。</w:t>
+        <w:t>：8 维决策 + 11 项实测指标由预测模块给出（当前为确定性模拟，接口已预留真实模型）；</w:t>
       </w:r>
     </w:p>
     <w:p>
@@ -5706,7 +7088,7 @@
           <w:b/>
           <w:sz w:val="24"/>
         </w:rPr>
-        <w:t>消融结论依赖当前语料</w:t>
+        <w:t>排序</w:t>
       </w:r>
       <w:r>
         <w:rPr>
@@ -5714,7 +7096,7 @@
           <w:b w:val="0"/>
           <w:sz w:val="24"/>
         </w:rPr>
-        <w:t>：嵌入模型、查询扩展、MMR 的否决结论对当前 11,143 块语料成立，语料结构大改后应重测。</w:t>
+        <w:t>：按目标权重与罚项综合评分，得分分解可逐维追溯；</w:t>
       </w:r>
     </w:p>
     <w:p>
@@ -5736,7 +7118,7 @@
           <w:b/>
           <w:sz w:val="24"/>
         </w:rPr>
-        <w:t>企业实测指标为模拟阶段数据</w:t>
+        <w:t>呈现</w:t>
       </w:r>
       <w:r>
         <w:rPr>
@@ -5744,7 +7126,37 @@
           <w:b w:val="0"/>
           <w:sz w:val="24"/>
         </w:rPr>
-        <w:t>：真实预测模块接入后，指标数值将由模型推理产生，届时需补充"预测误差"类指标（MAE/RMSE 等），本文件指标框架已预留该扩展。</w:t>
+        <w:t>：候选卡列全配方与实测指标、雷达显示 8 维画像、基准表对照规范阈值、证据链给出依据；</w:t>
+      </w:r>
+    </w:p>
+    <w:p>
+      <w:pPr>
+        <w:spacing w:line="360" w:lineRule="auto" w:after="0"/>
+        <w:ind w:firstLine="480"/>
+      </w:pPr>
+      <w:r>
+        <w:rPr>
+          <w:rFonts w:ascii="宋体" w:hAnsi="宋体" w:eastAsia="宋体"/>
+          <w:b w:val="0"/>
+          <w:sz w:val="24"/>
+        </w:rPr>
+        <w:t xml:space="preserve">6. </w:t>
+      </w:r>
+      <w:r>
+        <w:rPr>
+          <w:rFonts w:ascii="宋体" w:hAnsi="宋体" w:eastAsia="宋体"/>
+          <w:b/>
+          <w:sz w:val="24"/>
+        </w:rPr>
+        <w:t>解释</w:t>
+      </w:r>
+      <w:r>
+        <w:rPr>
+          <w:rFonts w:ascii="宋体" w:hAnsi="宋体" w:eastAsia="宋体"/>
+          <w:b w:val="0"/>
+          <w:sz w:val="24"/>
+        </w:rPr>
+        <w:t>：特征贡献图说明材料特征（沥青类型、改性剂、级配、掺量）对得分的影响方向。</w:t>
       </w:r>
     </w:p>
     <w:sectPr>

--- a/docs/方案验证与评价指标.docx
+++ b/docs/方案验证与评价指标.docx
@@ -73,7 +73,7 @@
           <w:b w:val="0"/>
           <w:sz w:val="24"/>
         </w:rPr>
-        <w:t>：每项指标都给出具体命令与数据来源，任何人在同一数据集上可复现同样结论；</w:t>
+        <w:t>：每项指标都给出数据来源与判定口径，任何人在同一数据集上可复现同样结论；</w:t>
       </w:r>
     </w:p>
     <w:p>
@@ -2183,67 +2183,6 @@
           <w:b/>
           <w:sz w:val="24"/>
         </w:rPr>
-        <w:t>复现</w:t>
-      </w:r>
-      <w:r>
-        <w:rPr>
-          <w:rFonts w:ascii="宋体" w:hAnsi="宋体" w:eastAsia="宋体"/>
-          <w:b w:val="0"/>
-          <w:sz w:val="24"/>
-        </w:rPr>
-        <w:t>：</w:t>
-      </w:r>
-      <w:r>
-        <w:rPr>
-          <w:rFonts w:ascii="宋体" w:hAnsi="宋体" w:eastAsia="宋体"/>
-          <w:b w:val="0"/>
-          <w:sz w:val="22"/>
-        </w:rPr>
-        <w:t>pnpm exec tsx scripts/golden-eval.ts lancedb</w:t>
-      </w:r>
-      <w:r>
-        <w:rPr>
-          <w:rFonts w:ascii="宋体" w:hAnsi="宋体" w:eastAsia="宋体"/>
-          <w:b w:val="0"/>
-          <w:sz w:val="24"/>
-        </w:rPr>
-        <w:t>（</w:t>
-      </w:r>
-      <w:r>
-        <w:rPr>
-          <w:rFonts w:ascii="宋体" w:hAnsi="宋体" w:eastAsia="宋体"/>
-          <w:b w:val="0"/>
-          <w:sz w:val="22"/>
-        </w:rPr>
-        <w:t>--bm25</w:t>
-      </w:r>
-      <w:r>
-        <w:rPr>
-          <w:rFonts w:ascii="宋体" w:hAnsi="宋体" w:eastAsia="宋体"/>
-          <w:b w:val="0"/>
-          <w:sz w:val="24"/>
-        </w:rPr>
-        <w:t xml:space="preserve"> 可切纯关键词离线模式）。</w:t>
-      </w:r>
-    </w:p>
-    <w:p>
-      <w:pPr>
-        <w:spacing w:line="360" w:lineRule="auto" w:after="0"/>
-        <w:ind w:left="420"/>
-      </w:pPr>
-      <w:r>
-        <w:rPr>
-          <w:rFonts w:ascii="宋体" w:hAnsi="宋体" w:eastAsia="宋体"/>
-          <w:sz w:val="24"/>
-        </w:rPr>
-        <w:t xml:space="preserve">• </w:t>
-      </w:r>
-      <w:r>
-        <w:rPr>
-          <w:rFonts w:ascii="宋体" w:hAnsi="宋体" w:eastAsia="宋体"/>
-          <w:b/>
-          <w:sz w:val="24"/>
-        </w:rPr>
         <w:t>当前值</w:t>
       </w:r>
       <w:r>
@@ -2955,67 +2894,6 @@
     </w:p>
     <w:p>
       <w:pPr>
-        <w:spacing w:line="360" w:lineRule="auto" w:after="0"/>
-        <w:ind w:left="420"/>
-      </w:pPr>
-      <w:r>
-        <w:rPr>
-          <w:rFonts w:ascii="宋体" w:hAnsi="宋体" w:eastAsia="宋体"/>
-          <w:sz w:val="24"/>
-        </w:rPr>
-        <w:t xml:space="preserve">• </w:t>
-      </w:r>
-      <w:r>
-        <w:rPr>
-          <w:rFonts w:ascii="宋体" w:hAnsi="宋体" w:eastAsia="宋体"/>
-          <w:b/>
-          <w:sz w:val="24"/>
-        </w:rPr>
-        <w:t>复现</w:t>
-      </w:r>
-      <w:r>
-        <w:rPr>
-          <w:rFonts w:ascii="宋体" w:hAnsi="宋体" w:eastAsia="宋体"/>
-          <w:b w:val="0"/>
-          <w:sz w:val="24"/>
-        </w:rPr>
-        <w:t>：</w:t>
-      </w:r>
-      <w:r>
-        <w:rPr>
-          <w:rFonts w:ascii="宋体" w:hAnsi="宋体" w:eastAsia="宋体"/>
-          <w:b w:val="0"/>
-          <w:sz w:val="22"/>
-        </w:rPr>
-        <w:t>pnpm exec tsx scripts/faithfulness-eval.ts</w:t>
-      </w:r>
-      <w:r>
-        <w:rPr>
-          <w:rFonts w:ascii="宋体" w:hAnsi="宋体" w:eastAsia="宋体"/>
-          <w:b w:val="0"/>
-          <w:sz w:val="24"/>
-        </w:rPr>
-        <w:t xml:space="preserve">（需 </w:t>
-      </w:r>
-      <w:r>
-        <w:rPr>
-          <w:rFonts w:ascii="宋体" w:hAnsi="宋体" w:eastAsia="宋体"/>
-          <w:b w:val="0"/>
-          <w:sz w:val="22"/>
-        </w:rPr>
-        <w:t>.env</w:t>
-      </w:r>
-      <w:r>
-        <w:rPr>
-          <w:rFonts w:ascii="宋体" w:hAnsi="宋体" w:eastAsia="宋体"/>
-          <w:b w:val="0"/>
-          <w:sz w:val="24"/>
-        </w:rPr>
-        <w:t xml:space="preserve"> 中配置大模型密钥）。</w:t>
-      </w:r>
-    </w:p>
-    <w:p>
-      <w:pPr>
         <w:spacing w:before="240" w:after="120" w:line="360" w:lineRule="auto"/>
       </w:pPr>
       <w:r>
@@ -3082,23 +2960,7 @@
           <w:b w:val="0"/>
           <w:sz w:val="24"/>
         </w:rPr>
-        <w:t>：通过（</w:t>
-      </w:r>
-      <w:r>
-        <w:rPr>
-          <w:rFonts w:ascii="宋体" w:hAnsi="宋体" w:eastAsia="宋体"/>
-          <w:b w:val="0"/>
-          <w:sz w:val="22"/>
-        </w:rPr>
-        <w:t>pnpm exec tsx scripts/faithfulness-eval.ts --calibrate</w:t>
-      </w:r>
-      <w:r>
-        <w:rPr>
-          <w:rFonts w:ascii="宋体" w:hAnsi="宋体" w:eastAsia="宋体"/>
-          <w:b w:val="0"/>
-          <w:sz w:val="24"/>
-        </w:rPr>
-        <w:t>）。</w:t>
+        <w:t>：通过。</w:t>
       </w:r>
     </w:p>
     <w:p>
@@ -3579,51 +3441,6 @@
           <w:sz w:val="24"/>
         </w:rPr>
         <w:t>：5 案例 × 3 次全部一致。</w:t>
-      </w:r>
-    </w:p>
-    <w:p>
-      <w:pPr>
-        <w:spacing w:line="360" w:lineRule="auto" w:after="0"/>
-        <w:ind w:left="420"/>
-      </w:pPr>
-      <w:r>
-        <w:rPr>
-          <w:rFonts w:ascii="宋体" w:hAnsi="宋体" w:eastAsia="宋体"/>
-          <w:sz w:val="24"/>
-        </w:rPr>
-        <w:t xml:space="preserve">• </w:t>
-      </w:r>
-      <w:r>
-        <w:rPr>
-          <w:rFonts w:ascii="宋体" w:hAnsi="宋体" w:eastAsia="宋体"/>
-          <w:b/>
-          <w:sz w:val="24"/>
-        </w:rPr>
-        <w:t>复现</w:t>
-      </w:r>
-      <w:r>
-        <w:rPr>
-          <w:rFonts w:ascii="宋体" w:hAnsi="宋体" w:eastAsia="宋体"/>
-          <w:b w:val="0"/>
-          <w:sz w:val="24"/>
-        </w:rPr>
-        <w:t>：</w:t>
-      </w:r>
-      <w:r>
-        <w:rPr>
-          <w:rFonts w:ascii="宋体" w:hAnsi="宋体" w:eastAsia="宋体"/>
-          <w:b w:val="0"/>
-          <w:sz w:val="22"/>
-        </w:rPr>
-        <w:t>E2E_BASE_URL=http://127.0.0.1:3010 pnpm exec tsx scripts/e2e-cases.ts</w:t>
-      </w:r>
-      <w:r>
-        <w:rPr>
-          <w:rFonts w:ascii="宋体" w:hAnsi="宋体" w:eastAsia="宋体"/>
-          <w:b w:val="0"/>
-          <w:sz w:val="24"/>
-        </w:rPr>
-        <w:t>。</w:t>
       </w:r>
     </w:p>
     <w:p>
@@ -4225,44 +4042,6 @@
       <w:pPr>
         <w:spacing w:after="120"/>
       </w:pPr>
-    </w:p>
-    <w:p>
-      <w:pPr>
-        <w:spacing w:line="360" w:lineRule="auto" w:after="0"/>
-        <w:ind w:firstLine="480"/>
-      </w:pPr>
-      <w:r>
-        <w:rPr>
-          <w:rFonts w:ascii="宋体" w:hAnsi="宋体" w:eastAsia="宋体"/>
-          <w:b/>
-          <w:sz w:val="24"/>
-        </w:rPr>
-        <w:t>复现</w:t>
-      </w:r>
-      <w:r>
-        <w:rPr>
-          <w:rFonts w:ascii="宋体" w:hAnsi="宋体" w:eastAsia="宋体"/>
-          <w:b w:val="0"/>
-          <w:sz w:val="24"/>
-        </w:rPr>
-        <w:t>：</w:t>
-      </w:r>
-      <w:r>
-        <w:rPr>
-          <w:rFonts w:ascii="宋体" w:hAnsi="宋体" w:eastAsia="宋体"/>
-          <w:b w:val="0"/>
-          <w:sz w:val="22"/>
-        </w:rPr>
-        <w:t>pnpm exec tsx scripts/e2e-degradation.ts</w:t>
-      </w:r>
-      <w:r>
-        <w:rPr>
-          <w:rFonts w:ascii="宋体" w:hAnsi="宋体" w:eastAsia="宋体"/>
-          <w:b w:val="0"/>
-          <w:sz w:val="24"/>
-        </w:rPr>
-        <w:t>（自动起降级环境并断言 3 类场景）。</w:t>
-      </w:r>
     </w:p>
     <w:p>
       <w:pPr>
